--- a/研发体系薪酬管理制度草案-v5.docx
+++ b/研发体系薪酬管理制度草案-v5.docx
@@ -304,20 +304,24 @@
           <w:b w:val="0"/>
           <w:sz w:val="24"/>
         </w:rPr>
-        <w:t>各级别任职资格从三个维度进行评定：角色定位与能力要求（第一列）、认证与笔试要求（第二列）、故事点产出要求（第三列）。各维度评定标准中，标注"*"的条目为必须达到的硬性条件，未标注"*"的条目为加分项（非必须，但达到可作为评审加分依据）。</w:t>
+        <w:t>以下为各级别岗位的详细任职资格要求。"任职资格要求"列从三个维度进行评定：角色定位与能力要求、认证与笔试要求、故事点产出要求。其中，标注"</w:t>
       </w:r>
-    </w:p>
-    <w:p>
-      <w:pPr>
-        <w:spacing w:before="200" w:after="80" w:line="360" w:lineRule="auto"/>
-      </w:pPr>
       <w:r>
         <w:rPr>
-          <w:rFonts w:ascii="黑体" w:hAnsi="黑体" w:eastAsia="黑体"/>
+          <w:rFonts w:ascii="宋体" w:hAnsi="宋体" w:eastAsia="宋体"/>
           <w:b/>
-          <w:sz w:val="26"/>
+          <w:color w:val="FF0000"/>
+          <w:sz w:val="24"/>
         </w:rPr>
-        <w:t>1级（初级开发工程师）</w:t>
+        <w:t>*</w:t>
+      </w:r>
+      <w:r>
+        <w:rPr>
+          <w:rFonts w:ascii="宋体" w:hAnsi="宋体" w:eastAsia="宋体"/>
+          <w:b w:val="0"/>
+          <w:sz w:val="24"/>
+        </w:rPr>
+        <w:t>"的条目为必须达到的硬性条件，未标注的条目为加分项（非必须，但达到可作为评审加分依据）。</w:t>
       </w:r>
     </w:p>
     <w:tbl>
@@ -328,14 +332,16 @@
         <w:tblLook w:firstColumn="1" w:firstRow="1" w:lastColumn="0" w:lastRow="0" w:noHBand="0" w:noVBand="1" w:val="04A0"/>
       </w:tblPr>
       <w:tblGrid>
-        <w:gridCol w:w="4857"/>
-        <w:gridCol w:w="4857"/>
-        <w:gridCol w:w="4857"/>
+        <w:gridCol w:w="2914"/>
+        <w:gridCol w:w="2914"/>
+        <w:gridCol w:w="2914"/>
+        <w:gridCol w:w="2914"/>
+        <w:gridCol w:w="2914"/>
       </w:tblGrid>
       <w:tr>
         <w:tc>
           <w:tcPr>
-            <w:tcW w:type="dxa" w:w="5953"/>
+            <w:tcW w:type="dxa" w:w="850"/>
             <w:vAlign w:val="center"/>
             <w:shd w:fill="4472C4"/>
           </w:tcPr>
@@ -349,17 +355,15 @@
                 <w:rFonts w:ascii="黑体" w:hAnsi="黑体" w:eastAsia="黑体"/>
                 <w:b/>
                 <w:color w:val="FFFFFF"/>
-                <w:sz w:val="20"/>
-              </w:rPr>
-              <w:t>角色定位与能力要求</w:t>
-              <w:br/>
-              <w:t>（含项目经历及技术能力）</w:t>
+                <w:sz w:val="22"/>
+              </w:rPr>
+              <w:t>级别</w:t>
             </w:r>
           </w:p>
         </w:tc>
         <w:tc>
           <w:tcPr>
-            <w:tcW w:type="dxa" w:w="4819"/>
+            <w:tcW w:type="dxa" w:w="1984"/>
             <w:vAlign w:val="center"/>
             <w:shd w:fill="4472C4"/>
           </w:tcPr>
@@ -373,17 +377,15 @@
                 <w:rFonts w:ascii="黑体" w:hAnsi="黑体" w:eastAsia="黑体"/>
                 <w:b/>
                 <w:color w:val="FFFFFF"/>
-                <w:sz w:val="20"/>
-              </w:rPr>
-              <w:t>认证与笔试要求</w:t>
-              <w:br/>
-              <w:t>（含公司笔试及行业证书）</w:t>
+                <w:sz w:val="22"/>
+              </w:rPr>
+              <w:t>岗位名称</w:t>
             </w:r>
           </w:p>
         </w:tc>
         <w:tc>
           <w:tcPr>
-            <w:tcW w:type="dxa" w:w="3685"/>
+            <w:tcW w:type="dxa" w:w="2551"/>
             <w:vAlign w:val="center"/>
             <w:shd w:fill="4472C4"/>
           </w:tcPr>
@@ -397,9 +399,53 @@
                 <w:rFonts w:ascii="黑体" w:hAnsi="黑体" w:eastAsia="黑体"/>
                 <w:b/>
                 <w:color w:val="FFFFFF"/>
-                <w:sz w:val="20"/>
-              </w:rPr>
-              <w:t>故事点产出要求</w:t>
+                <w:sz w:val="22"/>
+              </w:rPr>
+              <w:t>角色定位</w:t>
+            </w:r>
+          </w:p>
+        </w:tc>
+        <w:tc>
+          <w:tcPr>
+            <w:tcW w:type="dxa" w:w="7937"/>
+            <w:vAlign w:val="center"/>
+            <w:shd w:fill="4472C4"/>
+          </w:tcPr>
+          <w:p>
+            <w:pPr>
+              <w:jc w:val="center"/>
+            </w:pPr>
+            <w:r/>
+            <w:r>
+              <w:rPr>
+                <w:rFonts w:ascii="黑体" w:hAnsi="黑体" w:eastAsia="黑体"/>
+                <w:b/>
+                <w:color w:val="FFFFFF"/>
+                <w:sz w:val="22"/>
+              </w:rPr>
+              <w:t>任职资格要求</w:t>
+            </w:r>
+          </w:p>
+        </w:tc>
+        <w:tc>
+          <w:tcPr>
+            <w:tcW w:type="dxa" w:w="1247"/>
+            <w:vAlign w:val="center"/>
+            <w:shd w:fill="4472C4"/>
+          </w:tcPr>
+          <w:p>
+            <w:pPr>
+              <w:jc w:val="center"/>
+            </w:pPr>
+            <w:r/>
+            <w:r>
+              <w:rPr>
+                <w:rFonts w:ascii="黑体" w:hAnsi="黑体" w:eastAsia="黑体"/>
+                <w:b/>
+                <w:color w:val="FFFFFF"/>
+                <w:sz w:val="22"/>
+              </w:rPr>
+              <w:t>薪资范围</w:t>
             </w:r>
           </w:p>
         </w:tc>
@@ -407,85 +453,396 @@
       <w:tr>
         <w:tc>
           <w:tcPr>
-            <w:tcW w:type="dxa" w:w="5953"/>
+            <w:tcW w:type="dxa" w:w="850"/>
+            <w:vAlign w:val="center"/>
+          </w:tcPr>
+          <w:p>
+            <w:pPr>
+              <w:jc w:val="center"/>
+            </w:pPr>
+            <w:r/>
+            <w:r>
+              <w:rPr>
+                <w:rFonts w:ascii="宋体" w:hAnsi="宋体" w:eastAsia="宋体"/>
+                <w:b/>
+                <w:sz w:val="22"/>
+              </w:rPr>
+              <w:t>1级</w:t>
+            </w:r>
+          </w:p>
+        </w:tc>
+        <w:tc>
+          <w:tcPr>
+            <w:tcW w:type="dxa" w:w="1984"/>
+            <w:vAlign w:val="center"/>
+          </w:tcPr>
+          <w:p>
+            <w:pPr>
+              <w:jc w:val="center"/>
+            </w:pPr>
+            <w:r/>
+            <w:r>
+              <w:rPr>
+                <w:rFonts w:ascii="宋体" w:hAnsi="宋体" w:eastAsia="宋体"/>
+                <w:sz w:val="20"/>
+              </w:rPr>
+              <w:t>初级开发工程师</w:t>
+            </w:r>
+          </w:p>
+        </w:tc>
+        <w:tc>
+          <w:tcPr>
+            <w:tcW w:type="dxa" w:w="2551"/>
+            <w:vAlign w:val="top"/>
+          </w:tcPr>
+          <w:p>
+            <w:r/>
+            <w:r>
+              <w:rPr>
+                <w:rFonts w:ascii="宋体" w:hAnsi="宋体" w:eastAsia="宋体"/>
+                <w:sz w:val="19"/>
+              </w:rPr>
+              <w:t>在高级工程师指导下完成模块级开发任务，配合团队完成日常开发工作。</w:t>
+            </w:r>
+          </w:p>
+        </w:tc>
+        <w:tc>
+          <w:tcPr>
+            <w:tcW w:type="dxa" w:w="7937"/>
             <w:vAlign w:val="top"/>
           </w:tcPr>
           <w:p>
             <w:pPr>
-              <w:jc w:val="left"/>
+              <w:spacing w:after="20"/>
             </w:pPr>
             <w:r/>
             <w:r>
               <w:rPr>
+                <w:rFonts w:ascii="黑体" w:hAnsi="黑体" w:eastAsia="黑体"/>
+                <w:b/>
+                <w:sz w:val="19"/>
+              </w:rPr>
+              <w:t>【一、角色定位与能力要求】</w:t>
+            </w:r>
+          </w:p>
+          <w:p>
+            <w:pPr>
+              <w:spacing w:before="0" w:after="20" w:line="276" w:lineRule="auto"/>
+            </w:pPr>
+            <w:r>
+              <w:rPr>
                 <w:rFonts w:ascii="宋体" w:hAnsi="宋体" w:eastAsia="宋体"/>
-                <w:sz w:val="19"/>
-              </w:rPr>
-              <w:t>在高级工程师指导下完成模块级开发任务，能够独立编写简单功能代码</w:t>
+                <w:sz w:val="18"/>
+              </w:rPr>
+              <w:t>在高级工程师指导下完成模块级开发任务，能独立编写简单功能代码</w:t>
             </w:r>
             <w:r>
               <w:rPr>
                 <w:rFonts w:ascii="宋体" w:hAnsi="宋体" w:eastAsia="宋体"/>
                 <w:b/>
                 <w:color w:val="FF0000"/>
-                <w:sz w:val="20"/>
+                <w:sz w:val="19"/>
               </w:rPr>
               <w:t xml:space="preserve"> *</w:t>
+            </w:r>
+          </w:p>
+          <w:p>
+            <w:pPr>
+              <w:spacing w:before="0" w:after="20" w:line="276" w:lineRule="auto"/>
+            </w:pPr>
+            <w:r>
+              <w:rPr>
+                <w:rFonts w:ascii="宋体" w:hAnsi="宋体" w:eastAsia="宋体"/>
+                <w:sz w:val="18"/>
+              </w:rPr>
+              <w:t>熟悉至少一门主流编程语言（如Java、Python、C++等），掌握基本语法和常用数据结构</w:t>
+            </w:r>
+            <w:r>
+              <w:rPr>
+                <w:rFonts w:ascii="宋体" w:hAnsi="宋体" w:eastAsia="宋体"/>
+                <w:b/>
+                <w:color w:val="FF0000"/>
+                <w:sz w:val="19"/>
+              </w:rPr>
+              <w:t xml:space="preserve"> *</w:t>
+            </w:r>
+          </w:p>
+          <w:p>
+            <w:pPr>
+              <w:spacing w:before="0" w:after="20" w:line="276" w:lineRule="auto"/>
+            </w:pPr>
+            <w:r>
+              <w:rPr>
+                <w:rFonts w:ascii="宋体" w:hAnsi="宋体" w:eastAsia="宋体"/>
+                <w:sz w:val="18"/>
+              </w:rPr>
+              <w:t>能阅读和理解项目已有代码，按照编码规范完成代码编写</w:t>
+            </w:r>
+            <w:r>
+              <w:rPr>
+                <w:rFonts w:ascii="宋体" w:hAnsi="宋体" w:eastAsia="宋体"/>
+                <w:b/>
+                <w:color w:val="FF0000"/>
+                <w:sz w:val="19"/>
+              </w:rPr>
+              <w:t xml:space="preserve"> *</w:t>
+            </w:r>
+          </w:p>
+          <w:p>
+            <w:pPr>
+              <w:spacing w:before="0" w:after="20" w:line="276" w:lineRule="auto"/>
+            </w:pPr>
+            <w:r>
+              <w:rPr>
+                <w:rFonts w:ascii="宋体" w:hAnsi="宋体" w:eastAsia="宋体"/>
+                <w:sz w:val="18"/>
+              </w:rPr>
+              <w:t>了解基本的软件开发流程（需求分析、设计、编码、测试），能配合团队完成日常工作</w:t>
+            </w:r>
+            <w:r>
+              <w:rPr>
+                <w:rFonts w:ascii="宋体" w:hAnsi="宋体" w:eastAsia="宋体"/>
+                <w:b/>
+                <w:color w:val="FF0000"/>
+                <w:sz w:val="19"/>
+              </w:rPr>
+              <w:t xml:space="preserve"> *</w:t>
+            </w:r>
+          </w:p>
+          <w:p>
+            <w:pPr>
+              <w:spacing w:before="0" w:after="20" w:line="276" w:lineRule="auto"/>
+            </w:pPr>
+            <w:r>
+              <w:rPr>
+                <w:rFonts w:ascii="宋体" w:hAnsi="宋体" w:eastAsia="宋体"/>
+                <w:sz w:val="18"/>
+              </w:rPr>
+              <w:t>具备基础的数据库操作能力（SQL增删改查）</w:t>
+            </w:r>
+            <w:r>
+              <w:rPr>
+                <w:rFonts w:ascii="宋体" w:hAnsi="宋体" w:eastAsia="宋体"/>
+                <w:b/>
+                <w:color w:val="FF0000"/>
+                <w:sz w:val="19"/>
+              </w:rPr>
+              <w:t xml:space="preserve"> *</w:t>
+            </w:r>
+          </w:p>
+          <w:p>
+            <w:pPr>
+              <w:spacing w:before="0" w:after="20" w:line="276" w:lineRule="auto"/>
+            </w:pPr>
+            <w:r>
+              <w:rPr>
+                <w:rFonts w:ascii="宋体" w:hAnsi="宋体" w:eastAsia="宋体"/>
+                <w:sz w:val="18"/>
+              </w:rPr>
+              <w:t>参与过至少1个完整项目的开发（含实习或毕业设计项目）</w:t>
+            </w:r>
+          </w:p>
+          <w:p>
+            <w:pPr>
+              <w:spacing w:before="0" w:after="20" w:line="276" w:lineRule="auto"/>
+            </w:pPr>
+            <w:r>
+              <w:rPr>
+                <w:rFonts w:ascii="宋体" w:hAnsi="宋体" w:eastAsia="宋体"/>
+                <w:sz w:val="18"/>
+              </w:rPr>
+              <w:t>了解版本控制工具（如Git）的基本使用</w:t>
+            </w:r>
+          </w:p>
+          <w:p>
+            <w:pPr>
+              <w:spacing w:before="0" w:after="20" w:line="276" w:lineRule="auto"/>
+            </w:pPr>
+            <w:r>
+              <w:rPr>
+                <w:rFonts w:ascii="宋体" w:hAnsi="宋体" w:eastAsia="宋体"/>
+                <w:sz w:val="18"/>
+              </w:rPr>
+              <w:t>了解前端或后端某一方向的基础技术栈</w:t>
+            </w:r>
+          </w:p>
+          <w:p>
+            <w:pPr>
+              <w:spacing w:before="80" w:after="20"/>
+            </w:pPr>
+            <w:r>
+              <w:rPr>
+                <w:rFonts w:ascii="黑体" w:hAnsi="黑体" w:eastAsia="黑体"/>
+                <w:b/>
+                <w:sz w:val="19"/>
+              </w:rPr>
+              <w:t>【二、认证与笔试要求】</w:t>
+            </w:r>
+          </w:p>
+          <w:p>
+            <w:pPr>
+              <w:spacing w:before="0" w:after="20" w:line="276" w:lineRule="auto"/>
+            </w:pPr>
+            <w:r>
+              <w:rPr>
+                <w:rFonts w:ascii="宋体" w:hAnsi="宋体" w:eastAsia="宋体"/>
+                <w:sz w:val="18"/>
+              </w:rPr>
+              <w:t>通过公司初级技术笔试（满分100分，要求≥60分）</w:t>
+            </w:r>
+            <w:r>
+              <w:rPr>
+                <w:rFonts w:ascii="宋体" w:hAnsi="宋体" w:eastAsia="宋体"/>
+                <w:b/>
+                <w:color w:val="FF0000"/>
+                <w:sz w:val="19"/>
+              </w:rPr>
+              <w:t xml:space="preserve"> *</w:t>
+            </w:r>
+          </w:p>
+          <w:p>
+            <w:pPr>
+              <w:spacing w:before="0" w:after="20" w:line="276" w:lineRule="auto"/>
+            </w:pPr>
+            <w:r>
+              <w:rPr>
+                <w:rFonts w:ascii="宋体" w:hAnsi="宋体" w:eastAsia="宋体"/>
+                <w:sz w:val="18"/>
+              </w:rPr>
+              <w:t>计算机相关专业本科及以上学历，或非相关专业但通过公司技术入门考核</w:t>
+            </w:r>
+            <w:r>
+              <w:rPr>
+                <w:rFonts w:ascii="宋体" w:hAnsi="宋体" w:eastAsia="宋体"/>
+                <w:b/>
+                <w:color w:val="FF0000"/>
+                <w:sz w:val="19"/>
+              </w:rPr>
+              <w:t xml:space="preserve"> *</w:t>
+            </w:r>
+          </w:p>
+          <w:p>
+            <w:pPr>
+              <w:spacing w:before="0" w:after="20" w:line="276" w:lineRule="auto"/>
+            </w:pPr>
+            <w:r>
+              <w:rPr>
+                <w:rFonts w:ascii="宋体" w:hAnsi="宋体" w:eastAsia="宋体"/>
+                <w:sz w:val="18"/>
+              </w:rPr>
+              <w:t>持有软件设计师（中级）或同等级别职业资格证书</w:t>
+            </w:r>
+          </w:p>
+          <w:p>
+            <w:pPr>
+              <w:spacing w:before="0" w:after="20" w:line="276" w:lineRule="auto"/>
+            </w:pPr>
+            <w:r>
+              <w:rPr>
+                <w:rFonts w:ascii="宋体" w:hAnsi="宋体" w:eastAsia="宋体"/>
+                <w:sz w:val="18"/>
+              </w:rPr>
+              <w:t>持有主流技术厂商初级认证（如Oracle OCA、AWS Cloud Practitioner等）</w:t>
+            </w:r>
+          </w:p>
+          <w:p>
+            <w:pPr>
+              <w:spacing w:before="80" w:after="20"/>
+            </w:pPr>
+            <w:r>
+              <w:rPr>
+                <w:rFonts w:ascii="黑体" w:hAnsi="黑体" w:eastAsia="黑体"/>
+                <w:b/>
+                <w:sz w:val="19"/>
+              </w:rPr>
+              <w:t>【三、故事点产出要求】</w:t>
+            </w:r>
+          </w:p>
+          <w:p>
+            <w:pPr>
+              <w:spacing w:before="0" w:after="20" w:line="276" w:lineRule="auto"/>
+            </w:pPr>
+            <w:r>
+              <w:rPr>
+                <w:rFonts w:ascii="宋体" w:hAnsi="宋体" w:eastAsia="宋体"/>
+                <w:sz w:val="18"/>
+              </w:rPr>
+              <w:t>月均完成有效故事点 ≥ 15点</w:t>
+            </w:r>
+            <w:r>
+              <w:rPr>
+                <w:rFonts w:ascii="宋体" w:hAnsi="宋体" w:eastAsia="宋体"/>
+                <w:b/>
+                <w:color w:val="FF0000"/>
+                <w:sz w:val="19"/>
+              </w:rPr>
+              <w:t xml:space="preserve"> *</w:t>
+            </w:r>
+          </w:p>
+          <w:p>
+            <w:pPr>
+              <w:spacing w:before="0" w:after="20" w:line="276" w:lineRule="auto"/>
+            </w:pPr>
+            <w:r>
+              <w:rPr>
+                <w:rFonts w:ascii="宋体" w:hAnsi="宋体" w:eastAsia="宋体"/>
+                <w:sz w:val="18"/>
+              </w:rPr>
+              <w:t>季度累计完成有效故事点 ≥ 45点</w:t>
+            </w:r>
+            <w:r>
+              <w:rPr>
+                <w:rFonts w:ascii="宋体" w:hAnsi="宋体" w:eastAsia="宋体"/>
+                <w:b/>
+                <w:color w:val="FF0000"/>
+                <w:sz w:val="19"/>
+              </w:rPr>
+              <w:t xml:space="preserve"> *</w:t>
+            </w:r>
+          </w:p>
+          <w:p>
+            <w:pPr>
+              <w:spacing w:before="0" w:after="20" w:line="276" w:lineRule="auto"/>
+            </w:pPr>
+            <w:r>
+              <w:rPr>
+                <w:rFonts w:ascii="宋体" w:hAnsi="宋体" w:eastAsia="宋体"/>
+                <w:sz w:val="18"/>
+              </w:rPr>
+              <w:t>故事点完成任务中，简单任务（1-3点）占比不限</w:t>
+            </w:r>
+          </w:p>
+          <w:p>
+            <w:pPr>
+              <w:spacing w:before="0" w:after="20" w:line="276" w:lineRule="auto"/>
+            </w:pPr>
+            <w:r>
+              <w:rPr>
+                <w:rFonts w:ascii="宋体" w:hAnsi="宋体" w:eastAsia="宋体"/>
+                <w:sz w:val="18"/>
+              </w:rPr>
+              <w:t>代码评审通过率 ≥ 85%</w:t>
             </w:r>
           </w:p>
         </w:tc>
         <w:tc>
           <w:tcPr>
-            <w:tcW w:type="dxa" w:w="4819"/>
-            <w:vAlign w:val="top"/>
+            <w:tcW w:type="dxa" w:w="1247"/>
+            <w:vAlign w:val="center"/>
           </w:tcPr>
           <w:p>
             <w:pPr>
-              <w:jc w:val="left"/>
+              <w:jc w:val="center"/>
             </w:pPr>
             <w:r/>
             <w:r>
               <w:rPr>
                 <w:rFonts w:ascii="宋体" w:hAnsi="宋体" w:eastAsia="宋体"/>
-                <w:sz w:val="19"/>
-              </w:rPr>
-              <w:t>通过公司初级技术笔试（满分100分，要求≥60分）</w:t>
-            </w:r>
-            <w:r>
-              <w:rPr>
-                <w:rFonts w:ascii="宋体" w:hAnsi="宋体" w:eastAsia="宋体"/>
-                <w:b/>
-                <w:color w:val="FF0000"/>
                 <w:sz w:val="20"/>
               </w:rPr>
-              <w:t xml:space="preserve"> *</w:t>
-            </w:r>
-          </w:p>
-        </w:tc>
-        <w:tc>
-          <w:tcPr>
-            <w:tcW w:type="dxa" w:w="3685"/>
-            <w:vAlign w:val="top"/>
-          </w:tcPr>
-          <w:p>
-            <w:pPr>
-              <w:jc w:val="left"/>
-            </w:pPr>
-            <w:r/>
-            <w:r>
-              <w:rPr>
-                <w:rFonts w:ascii="宋体" w:hAnsi="宋体" w:eastAsia="宋体"/>
-                <w:sz w:val="19"/>
-              </w:rPr>
-              <w:t>月均完成有效故事点 ≥ 15点</w:t>
-            </w:r>
-            <w:r>
-              <w:rPr>
-                <w:rFonts w:ascii="宋体" w:hAnsi="宋体" w:eastAsia="宋体"/>
-                <w:b/>
-                <w:color w:val="FF0000"/>
-                <w:sz w:val="20"/>
-              </w:rPr>
-              <w:t xml:space="preserve"> *</w:t>
+              <w:t>参照公司</w:t>
+              <w:br/>
+              <w:t>薪酬标准</w:t>
             </w:r>
           </w:p>
         </w:tc>
@@ -493,88 +850,433 @@
       <w:tr>
         <w:tc>
           <w:tcPr>
-            <w:tcW w:type="dxa" w:w="5953"/>
-            <w:vAlign w:val="top"/>
-            <w:shd w:fill="F2F2F2"/>
+            <w:tcW w:type="dxa" w:w="850"/>
+            <w:vAlign w:val="center"/>
+            <w:shd w:fill="F2F7FC"/>
           </w:tcPr>
           <w:p>
             <w:pPr>
-              <w:jc w:val="left"/>
+              <w:jc w:val="center"/>
             </w:pPr>
             <w:r/>
             <w:r>
               <w:rPr>
                 <w:rFonts w:ascii="宋体" w:hAnsi="宋体" w:eastAsia="宋体"/>
-                <w:sz w:val="19"/>
-              </w:rPr>
-              <w:t>熟悉至少一门主流编程语言（如Java、Python、C++等），掌握基本语法和常用数据结构</w:t>
-            </w:r>
-            <w:r>
-              <w:rPr>
-                <w:rFonts w:ascii="宋体" w:hAnsi="宋体" w:eastAsia="宋体"/>
                 <w:b/>
-                <w:color w:val="FF0000"/>
-                <w:sz w:val="20"/>
-              </w:rPr>
-              <w:t xml:space="preserve"> *</w:t>
+                <w:sz w:val="22"/>
+              </w:rPr>
+              <w:t>2级</w:t>
             </w:r>
           </w:p>
         </w:tc>
         <w:tc>
           <w:tcPr>
-            <w:tcW w:type="dxa" w:w="4819"/>
-            <w:vAlign w:val="top"/>
-            <w:shd w:fill="F2F2F2"/>
+            <w:tcW w:type="dxa" w:w="1984"/>
+            <w:vAlign w:val="center"/>
+            <w:shd w:fill="F2F7FC"/>
           </w:tcPr>
           <w:p>
             <w:pPr>
-              <w:jc w:val="left"/>
+              <w:jc w:val="center"/>
             </w:pPr>
             <w:r/>
             <w:r>
               <w:rPr>
                 <w:rFonts w:ascii="宋体" w:hAnsi="宋体" w:eastAsia="宋体"/>
-                <w:sz w:val="19"/>
-              </w:rPr>
-              <w:t>计算机相关专业本科及以上学历，或非相关专业但通过公司技术入门考核</w:t>
-            </w:r>
-            <w:r>
-              <w:rPr>
-                <w:rFonts w:ascii="宋体" w:hAnsi="宋体" w:eastAsia="宋体"/>
-                <w:b/>
-                <w:color w:val="FF0000"/>
                 <w:sz w:val="20"/>
               </w:rPr>
-              <w:t xml:space="preserve"> *</w:t>
+              <w:t>初中级开发工程师</w:t>
             </w:r>
           </w:p>
         </w:tc>
         <w:tc>
           <w:tcPr>
-            <w:tcW w:type="dxa" w:w="3685"/>
+            <w:tcW w:type="dxa" w:w="2551"/>
             <w:vAlign w:val="top"/>
-            <w:shd w:fill="F2F2F2"/>
+            <w:shd w:fill="F2F7FC"/>
+          </w:tcPr>
+          <w:p>
+            <w:r/>
+            <w:r>
+              <w:rPr>
+                <w:rFonts w:ascii="宋体" w:hAnsi="宋体" w:eastAsia="宋体"/>
+                <w:sz w:val="19"/>
+              </w:rPr>
+              <w:t>能独立承担模块级开发任务，在常规业务需求中可自主完成设计与编码。</w:t>
+            </w:r>
+          </w:p>
+        </w:tc>
+        <w:tc>
+          <w:tcPr>
+            <w:tcW w:type="dxa" w:w="7937"/>
+            <w:vAlign w:val="top"/>
           </w:tcPr>
           <w:p>
             <w:pPr>
-              <w:jc w:val="left"/>
+              <w:spacing w:after="20"/>
             </w:pPr>
             <w:r/>
             <w:r>
               <w:rPr>
+                <w:rFonts w:ascii="黑体" w:hAnsi="黑体" w:eastAsia="黑体"/>
+                <w:b/>
+                <w:sz w:val="19"/>
+              </w:rPr>
+              <w:t>【一、角色定位与能力要求】</w:t>
+            </w:r>
+          </w:p>
+          <w:p>
+            <w:pPr>
+              <w:spacing w:before="0" w:after="20" w:line="276" w:lineRule="auto"/>
+            </w:pPr>
+            <w:r>
+              <w:rPr>
                 <w:rFonts w:ascii="宋体" w:hAnsi="宋体" w:eastAsia="宋体"/>
-                <w:sz w:val="19"/>
-              </w:rPr>
-              <w:t>季度累计完成有效故事点 ≥ 45点</w:t>
+                <w:sz w:val="18"/>
+              </w:rPr>
+              <w:t>能独立承担模块级开发任务，自主完成常规业务需求的设计与编码</w:t>
             </w:r>
             <w:r>
               <w:rPr>
                 <w:rFonts w:ascii="宋体" w:hAnsi="宋体" w:eastAsia="宋体"/>
                 <w:b/>
                 <w:color w:val="FF0000"/>
+                <w:sz w:val="19"/>
+              </w:rPr>
+              <w:t xml:space="preserve"> *</w:t>
+            </w:r>
+          </w:p>
+          <w:p>
+            <w:pPr>
+              <w:spacing w:before="0" w:after="20" w:line="276" w:lineRule="auto"/>
+            </w:pPr>
+            <w:r>
+              <w:rPr>
+                <w:rFonts w:ascii="宋体" w:hAnsi="宋体" w:eastAsia="宋体"/>
+                <w:sz w:val="18"/>
+              </w:rPr>
+              <w:t>熟练掌握至少一门主流编程语言及其核心框架（如Spring Boot、Django等）</w:t>
+            </w:r>
+            <w:r>
+              <w:rPr>
+                <w:rFonts w:ascii="宋体" w:hAnsi="宋体" w:eastAsia="宋体"/>
+                <w:b/>
+                <w:color w:val="FF0000"/>
+                <w:sz w:val="19"/>
+              </w:rPr>
+              <w:t xml:space="preserve"> *</w:t>
+            </w:r>
+          </w:p>
+          <w:p>
+            <w:pPr>
+              <w:spacing w:before="0" w:after="20" w:line="276" w:lineRule="auto"/>
+            </w:pPr>
+            <w:r>
+              <w:rPr>
+                <w:rFonts w:ascii="宋体" w:hAnsi="宋体" w:eastAsia="宋体"/>
+                <w:sz w:val="18"/>
+              </w:rPr>
+              <w:t>具备独立排查和修复中等复杂度Bug的能力</w:t>
+            </w:r>
+            <w:r>
+              <w:rPr>
+                <w:rFonts w:ascii="宋体" w:hAnsi="宋体" w:eastAsia="宋体"/>
+                <w:b/>
+                <w:color w:val="FF0000"/>
+                <w:sz w:val="19"/>
+              </w:rPr>
+              <w:t xml:space="preserve"> *</w:t>
+            </w:r>
+          </w:p>
+          <w:p>
+            <w:pPr>
+              <w:spacing w:before="0" w:after="20" w:line="276" w:lineRule="auto"/>
+            </w:pPr>
+            <w:r>
+              <w:rPr>
+                <w:rFonts w:ascii="宋体" w:hAnsi="宋体" w:eastAsia="宋体"/>
+                <w:sz w:val="18"/>
+              </w:rPr>
+              <w:t>能编写较为规范的技术文档（如接口文档、详细设计文档）</w:t>
+            </w:r>
+            <w:r>
+              <w:rPr>
+                <w:rFonts w:ascii="宋体" w:hAnsi="宋体" w:eastAsia="宋体"/>
+                <w:b/>
+                <w:color w:val="FF0000"/>
+                <w:sz w:val="19"/>
+              </w:rPr>
+              <w:t xml:space="preserve"> *</w:t>
+            </w:r>
+          </w:p>
+          <w:p>
+            <w:pPr>
+              <w:spacing w:before="0" w:after="20" w:line="276" w:lineRule="auto"/>
+            </w:pPr>
+            <w:r>
+              <w:rPr>
+                <w:rFonts w:ascii="宋体" w:hAnsi="宋体" w:eastAsia="宋体"/>
+                <w:sz w:val="18"/>
+              </w:rPr>
+              <w:t>参与过至少2个完整项目的开发，具备一定的业务理解能力</w:t>
+            </w:r>
+            <w:r>
+              <w:rPr>
+                <w:rFonts w:ascii="宋体" w:hAnsi="宋体" w:eastAsia="宋体"/>
+                <w:b/>
+                <w:color w:val="FF0000"/>
+                <w:sz w:val="19"/>
+              </w:rPr>
+              <w:t xml:space="preserve"> *</w:t>
+            </w:r>
+          </w:p>
+          <w:p>
+            <w:pPr>
+              <w:spacing w:before="0" w:after="20" w:line="276" w:lineRule="auto"/>
+            </w:pPr>
+            <w:r>
+              <w:rPr>
+                <w:rFonts w:ascii="宋体" w:hAnsi="宋体" w:eastAsia="宋体"/>
+                <w:sz w:val="18"/>
+              </w:rPr>
+              <w:t>了解常用设计模式（如单例、工厂、观察者等）及其应用场景</w:t>
+            </w:r>
+          </w:p>
+          <w:p>
+            <w:pPr>
+              <w:spacing w:before="0" w:after="20" w:line="276" w:lineRule="auto"/>
+            </w:pPr>
+            <w:r>
+              <w:rPr>
+                <w:rFonts w:ascii="宋体" w:hAnsi="宋体" w:eastAsia="宋体"/>
+                <w:sz w:val="18"/>
+              </w:rPr>
+              <w:t>具备基本的性能意识，能在开发中避免明显的性能问题</w:t>
+            </w:r>
+          </w:p>
+          <w:p>
+            <w:pPr>
+              <w:spacing w:before="0" w:after="20" w:line="276" w:lineRule="auto"/>
+            </w:pPr>
+            <w:r>
+              <w:rPr>
+                <w:rFonts w:ascii="宋体" w:hAnsi="宋体" w:eastAsia="宋体"/>
+                <w:sz w:val="18"/>
+              </w:rPr>
+              <w:t>能协助初级工程师解答技术问题</w:t>
+            </w:r>
+          </w:p>
+          <w:p>
+            <w:pPr>
+              <w:spacing w:before="80" w:after="20"/>
+            </w:pPr>
+            <w:r>
+              <w:rPr>
+                <w:rFonts w:ascii="黑体" w:hAnsi="黑体" w:eastAsia="黑体"/>
+                <w:b/>
+                <w:sz w:val="19"/>
+              </w:rPr>
+              <w:t>【二、认证与笔试要求】</w:t>
+            </w:r>
+          </w:p>
+          <w:p>
+            <w:pPr>
+              <w:spacing w:before="0" w:after="20" w:line="276" w:lineRule="auto"/>
+            </w:pPr>
+            <w:r>
+              <w:rPr>
+                <w:rFonts w:ascii="宋体" w:hAnsi="宋体" w:eastAsia="宋体"/>
+                <w:sz w:val="18"/>
+              </w:rPr>
+              <w:t>通过公司初中级技术笔试（满分100分，要求≥65分）</w:t>
+            </w:r>
+            <w:r>
+              <w:rPr>
+                <w:rFonts w:ascii="宋体" w:hAnsi="宋体" w:eastAsia="宋体"/>
+                <w:b/>
+                <w:color w:val="FF0000"/>
+                <w:sz w:val="19"/>
+              </w:rPr>
+              <w:t xml:space="preserve"> *</w:t>
+            </w:r>
+          </w:p>
+          <w:p>
+            <w:pPr>
+              <w:spacing w:before="0" w:after="20" w:line="276" w:lineRule="auto"/>
+            </w:pPr>
+            <w:r>
+              <w:rPr>
+                <w:rFonts w:ascii="宋体" w:hAnsi="宋体" w:eastAsia="宋体"/>
+                <w:sz w:val="18"/>
+              </w:rPr>
+              <w:t>计算机相关专业本科及以上学历</w:t>
+            </w:r>
+            <w:r>
+              <w:rPr>
+                <w:rFonts w:ascii="宋体" w:hAnsi="宋体" w:eastAsia="宋体"/>
+                <w:b/>
+                <w:color w:val="FF0000"/>
+                <w:sz w:val="19"/>
+              </w:rPr>
+              <w:t xml:space="preserve"> *</w:t>
+            </w:r>
+          </w:p>
+          <w:p>
+            <w:pPr>
+              <w:spacing w:before="0" w:after="20" w:line="276" w:lineRule="auto"/>
+            </w:pPr>
+            <w:r>
+              <w:rPr>
+                <w:rFonts w:ascii="宋体" w:hAnsi="宋体" w:eastAsia="宋体"/>
+                <w:sz w:val="18"/>
+              </w:rPr>
+              <w:t>持有软件设计师（中级）或同等级别职业资格证书</w:t>
+            </w:r>
+          </w:p>
+          <w:p>
+            <w:pPr>
+              <w:spacing w:before="0" w:after="20" w:line="276" w:lineRule="auto"/>
+            </w:pPr>
+            <w:r>
+              <w:rPr>
+                <w:rFonts w:ascii="宋体" w:hAnsi="宋体" w:eastAsia="宋体"/>
+                <w:sz w:val="18"/>
+              </w:rPr>
+              <w:t>持有主流技术厂商初中级认证（如Oracle OCP、AWS Solutions Architect Associate等）</w:t>
+            </w:r>
+          </w:p>
+          <w:p>
+            <w:pPr>
+              <w:spacing w:before="0" w:after="20" w:line="276" w:lineRule="auto"/>
+            </w:pPr>
+            <w:r>
+              <w:rPr>
+                <w:rFonts w:ascii="宋体" w:hAnsi="宋体" w:eastAsia="宋体"/>
+                <w:sz w:val="18"/>
+              </w:rPr>
+              <w:t>参加过公司组织的技术培训并考核通过</w:t>
+            </w:r>
+          </w:p>
+          <w:p>
+            <w:pPr>
+              <w:spacing w:before="80" w:after="20"/>
+            </w:pPr>
+            <w:r>
+              <w:rPr>
+                <w:rFonts w:ascii="黑体" w:hAnsi="黑体" w:eastAsia="黑体"/>
+                <w:b/>
+                <w:sz w:val="19"/>
+              </w:rPr>
+              <w:t>【三、故事点产出要求】</w:t>
+            </w:r>
+          </w:p>
+          <w:p>
+            <w:pPr>
+              <w:spacing w:before="0" w:after="20" w:line="276" w:lineRule="auto"/>
+            </w:pPr>
+            <w:r>
+              <w:rPr>
+                <w:rFonts w:ascii="宋体" w:hAnsi="宋体" w:eastAsia="宋体"/>
+                <w:sz w:val="18"/>
+              </w:rPr>
+              <w:t>月均完成有效故事点 ≥ 20点</w:t>
+            </w:r>
+            <w:r>
+              <w:rPr>
+                <w:rFonts w:ascii="宋体" w:hAnsi="宋体" w:eastAsia="宋体"/>
+                <w:b/>
+                <w:color w:val="FF0000"/>
+                <w:sz w:val="19"/>
+              </w:rPr>
+              <w:t xml:space="preserve"> *</w:t>
+            </w:r>
+          </w:p>
+          <w:p>
+            <w:pPr>
+              <w:spacing w:before="0" w:after="20" w:line="276" w:lineRule="auto"/>
+            </w:pPr>
+            <w:r>
+              <w:rPr>
+                <w:rFonts w:ascii="宋体" w:hAnsi="宋体" w:eastAsia="宋体"/>
+                <w:sz w:val="18"/>
+              </w:rPr>
+              <w:t>季度累计完成有效故事点 ≥ 60点</w:t>
+            </w:r>
+            <w:r>
+              <w:rPr>
+                <w:rFonts w:ascii="宋体" w:hAnsi="宋体" w:eastAsia="宋体"/>
+                <w:b/>
+                <w:color w:val="FF0000"/>
+                <w:sz w:val="19"/>
+              </w:rPr>
+              <w:t xml:space="preserve"> *</w:t>
+            </w:r>
+          </w:p>
+          <w:p>
+            <w:pPr>
+              <w:spacing w:before="0" w:after="20" w:line="276" w:lineRule="auto"/>
+            </w:pPr>
+            <w:r>
+              <w:rPr>
+                <w:rFonts w:ascii="宋体" w:hAnsi="宋体" w:eastAsia="宋体"/>
+                <w:sz w:val="18"/>
+              </w:rPr>
+              <w:t>完成任务中，中等及以上复杂度任务（≥3点）占比 ≥ 30%</w:t>
+            </w:r>
+            <w:r>
+              <w:rPr>
+                <w:rFonts w:ascii="宋体" w:hAnsi="宋体" w:eastAsia="宋体"/>
+                <w:b/>
+                <w:color w:val="FF0000"/>
+                <w:sz w:val="19"/>
+              </w:rPr>
+              <w:t xml:space="preserve"> *</w:t>
+            </w:r>
+          </w:p>
+          <w:p>
+            <w:pPr>
+              <w:spacing w:before="0" w:after="20" w:line="276" w:lineRule="auto"/>
+            </w:pPr>
+            <w:r>
+              <w:rPr>
+                <w:rFonts w:ascii="宋体" w:hAnsi="宋体" w:eastAsia="宋体"/>
+                <w:sz w:val="18"/>
+              </w:rPr>
+              <w:t>代码评审通过率 ≥ 88%</w:t>
+            </w:r>
+          </w:p>
+          <w:p>
+            <w:pPr>
+              <w:spacing w:before="0" w:after="20" w:line="276" w:lineRule="auto"/>
+            </w:pPr>
+            <w:r>
+              <w:rPr>
+                <w:rFonts w:ascii="宋体" w:hAnsi="宋体" w:eastAsia="宋体"/>
+                <w:sz w:val="18"/>
+              </w:rPr>
+              <w:t>参与至少1次需求评审或技术方案评审</w:t>
+            </w:r>
+          </w:p>
+        </w:tc>
+        <w:tc>
+          <w:tcPr>
+            <w:tcW w:type="dxa" w:w="1247"/>
+            <w:vAlign w:val="center"/>
+            <w:shd w:fill="F2F7FC"/>
+          </w:tcPr>
+          <w:p>
+            <w:pPr>
+              <w:jc w:val="center"/>
+            </w:pPr>
+            <w:r/>
+            <w:r>
+              <w:rPr>
+                <w:rFonts w:ascii="宋体" w:hAnsi="宋体" w:eastAsia="宋体"/>
                 <w:sz w:val="20"/>
               </w:rPr>
-              <w:t xml:space="preserve"> *</w:t>
+              <w:t>参照公司</w:t>
+              <w:br/>
+              <w:t>薪酬标准</w:t>
             </w:r>
           </w:p>
         </w:tc>
@@ -582,67 +1284,462 @@
       <w:tr>
         <w:tc>
           <w:tcPr>
-            <w:tcW w:type="dxa" w:w="5953"/>
+            <w:tcW w:type="dxa" w:w="850"/>
+            <w:vAlign w:val="center"/>
+          </w:tcPr>
+          <w:p>
+            <w:pPr>
+              <w:jc w:val="center"/>
+            </w:pPr>
+            <w:r/>
+            <w:r>
+              <w:rPr>
+                <w:rFonts w:ascii="宋体" w:hAnsi="宋体" w:eastAsia="宋体"/>
+                <w:b/>
+                <w:sz w:val="22"/>
+              </w:rPr>
+              <w:t>3级</w:t>
+            </w:r>
+          </w:p>
+        </w:tc>
+        <w:tc>
+          <w:tcPr>
+            <w:tcW w:type="dxa" w:w="1984"/>
+            <w:vAlign w:val="center"/>
+          </w:tcPr>
+          <w:p>
+            <w:pPr>
+              <w:jc w:val="center"/>
+            </w:pPr>
+            <w:r/>
+            <w:r>
+              <w:rPr>
+                <w:rFonts w:ascii="宋体" w:hAnsi="宋体" w:eastAsia="宋体"/>
+                <w:sz w:val="20"/>
+              </w:rPr>
+              <w:t>中级开发工程师</w:t>
+            </w:r>
+          </w:p>
+        </w:tc>
+        <w:tc>
+          <w:tcPr>
+            <w:tcW w:type="dxa" w:w="2551"/>
+            <w:vAlign w:val="top"/>
+          </w:tcPr>
+          <w:p>
+            <w:r/>
+            <w:r>
+              <w:rPr>
+                <w:rFonts w:ascii="宋体" w:hAnsi="宋体" w:eastAsia="宋体"/>
+                <w:sz w:val="19"/>
+              </w:rPr>
+              <w:t>能独立承担子系统或核心模块的设计与开发，具备系统设计的基本能力。</w:t>
+            </w:r>
+          </w:p>
+        </w:tc>
+        <w:tc>
+          <w:tcPr>
+            <w:tcW w:type="dxa" w:w="7937"/>
             <w:vAlign w:val="top"/>
           </w:tcPr>
           <w:p>
             <w:pPr>
-              <w:jc w:val="left"/>
+              <w:spacing w:after="20"/>
             </w:pPr>
             <w:r/>
             <w:r>
               <w:rPr>
+                <w:rFonts w:ascii="黑体" w:hAnsi="黑体" w:eastAsia="黑体"/>
+                <w:b/>
+                <w:sz w:val="19"/>
+              </w:rPr>
+              <w:t>【一、角色定位与能力要求】</w:t>
+            </w:r>
+          </w:p>
+          <w:p>
+            <w:pPr>
+              <w:spacing w:before="0" w:after="20" w:line="276" w:lineRule="auto"/>
+            </w:pPr>
+            <w:r>
+              <w:rPr>
                 <w:rFonts w:ascii="宋体" w:hAnsi="宋体" w:eastAsia="宋体"/>
-                <w:sz w:val="19"/>
-              </w:rPr>
-              <w:t>能够阅读和理解项目中已有代码，按照编码规范完成代码编写</w:t>
+                <w:sz w:val="18"/>
+              </w:rPr>
+              <w:t>能独立承担子系统或核心模块的设计与开发工作</w:t>
             </w:r>
             <w:r>
               <w:rPr>
                 <w:rFonts w:ascii="宋体" w:hAnsi="宋体" w:eastAsia="宋体"/>
                 <w:b/>
                 <w:color w:val="FF0000"/>
-                <w:sz w:val="20"/>
+                <w:sz w:val="19"/>
               </w:rPr>
               <w:t xml:space="preserve"> *</w:t>
+            </w:r>
+          </w:p>
+          <w:p>
+            <w:pPr>
+              <w:spacing w:before="0" w:after="20" w:line="276" w:lineRule="auto"/>
+            </w:pPr>
+            <w:r>
+              <w:rPr>
+                <w:rFonts w:ascii="宋体" w:hAnsi="宋体" w:eastAsia="宋体"/>
+                <w:sz w:val="18"/>
+              </w:rPr>
+              <w:t>精通至少一门编程语言及其主流框架，熟悉第二门编程语言</w:t>
+            </w:r>
+            <w:r>
+              <w:rPr>
+                <w:rFonts w:ascii="宋体" w:hAnsi="宋体" w:eastAsia="宋体"/>
+                <w:b/>
+                <w:color w:val="FF0000"/>
+                <w:sz w:val="19"/>
+              </w:rPr>
+              <w:t xml:space="preserve"> *</w:t>
+            </w:r>
+          </w:p>
+          <w:p>
+            <w:pPr>
+              <w:spacing w:before="0" w:after="20" w:line="276" w:lineRule="auto"/>
+            </w:pPr>
+            <w:r>
+              <w:rPr>
+                <w:rFonts w:ascii="宋体" w:hAnsi="宋体" w:eastAsia="宋体"/>
+                <w:sz w:val="18"/>
+              </w:rPr>
+              <w:t>能进行模块级技术方案设计，输出详细设计文档</w:t>
+            </w:r>
+            <w:r>
+              <w:rPr>
+                <w:rFonts w:ascii="宋体" w:hAnsi="宋体" w:eastAsia="宋体"/>
+                <w:b/>
+                <w:color w:val="FF0000"/>
+                <w:sz w:val="19"/>
+              </w:rPr>
+              <w:t xml:space="preserve"> *</w:t>
+            </w:r>
+          </w:p>
+          <w:p>
+            <w:pPr>
+              <w:spacing w:before="0" w:after="20" w:line="276" w:lineRule="auto"/>
+            </w:pPr>
+            <w:r>
+              <w:rPr>
+                <w:rFonts w:ascii="宋体" w:hAnsi="宋体" w:eastAsia="宋体"/>
+                <w:sz w:val="18"/>
+              </w:rPr>
+              <w:t>具备较强的问题分析和排查能力，能独立解决复杂技术问题</w:t>
+            </w:r>
+            <w:r>
+              <w:rPr>
+                <w:rFonts w:ascii="宋体" w:hAnsi="宋体" w:eastAsia="宋体"/>
+                <w:b/>
+                <w:color w:val="FF0000"/>
+                <w:sz w:val="19"/>
+              </w:rPr>
+              <w:t xml:space="preserve"> *</w:t>
+            </w:r>
+          </w:p>
+          <w:p>
+            <w:pPr>
+              <w:spacing w:before="0" w:after="20" w:line="276" w:lineRule="auto"/>
+            </w:pPr>
+            <w:r>
+              <w:rPr>
+                <w:rFonts w:ascii="宋体" w:hAnsi="宋体" w:eastAsia="宋体"/>
+                <w:sz w:val="18"/>
+              </w:rPr>
+              <w:t>参与过至少3个完整项目的开发，其中至少1个担任过核心开发角色</w:t>
+            </w:r>
+            <w:r>
+              <w:rPr>
+                <w:rFonts w:ascii="宋体" w:hAnsi="宋体" w:eastAsia="宋体"/>
+                <w:b/>
+                <w:color w:val="FF0000"/>
+                <w:sz w:val="19"/>
+              </w:rPr>
+              <w:t xml:space="preserve"> *</w:t>
+            </w:r>
+          </w:p>
+          <w:p>
+            <w:pPr>
+              <w:spacing w:before="0" w:after="20" w:line="276" w:lineRule="auto"/>
+            </w:pPr>
+            <w:r>
+              <w:rPr>
+                <w:rFonts w:ascii="宋体" w:hAnsi="宋体" w:eastAsia="宋体"/>
+                <w:sz w:val="18"/>
+              </w:rPr>
+              <w:t>熟悉常用中间件（如Redis、消息队列、Nginx等）的使用与配置</w:t>
+            </w:r>
+            <w:r>
+              <w:rPr>
+                <w:rFonts w:ascii="宋体" w:hAnsi="宋体" w:eastAsia="宋体"/>
+                <w:b/>
+                <w:color w:val="FF0000"/>
+                <w:sz w:val="19"/>
+              </w:rPr>
+              <w:t xml:space="preserve"> *</w:t>
+            </w:r>
+          </w:p>
+          <w:p>
+            <w:pPr>
+              <w:spacing w:before="0" w:after="20" w:line="276" w:lineRule="auto"/>
+            </w:pPr>
+            <w:r>
+              <w:rPr>
+                <w:rFonts w:ascii="宋体" w:hAnsi="宋体" w:eastAsia="宋体"/>
+                <w:sz w:val="18"/>
+              </w:rPr>
+              <w:t>具备Code Review能力，能对初级工程师代码进行有效评审</w:t>
+            </w:r>
+          </w:p>
+          <w:p>
+            <w:pPr>
+              <w:spacing w:before="0" w:after="20" w:line="276" w:lineRule="auto"/>
+            </w:pPr>
+            <w:r>
+              <w:rPr>
+                <w:rFonts w:ascii="宋体" w:hAnsi="宋体" w:eastAsia="宋体"/>
+                <w:sz w:val="18"/>
+              </w:rPr>
+              <w:t>了解微服务架构的基本概念和实践</w:t>
+            </w:r>
+          </w:p>
+          <w:p>
+            <w:pPr>
+              <w:spacing w:before="0" w:after="20" w:line="276" w:lineRule="auto"/>
+            </w:pPr>
+            <w:r>
+              <w:rPr>
+                <w:rFonts w:ascii="宋体" w:hAnsi="宋体" w:eastAsia="宋体"/>
+                <w:sz w:val="18"/>
+              </w:rPr>
+              <w:t>能主动发现项目中的技术风险并提出改进建议</w:t>
+            </w:r>
+          </w:p>
+          <w:p>
+            <w:pPr>
+              <w:spacing w:before="0" w:after="20" w:line="276" w:lineRule="auto"/>
+            </w:pPr>
+            <w:r>
+              <w:rPr>
+                <w:rFonts w:ascii="宋体" w:hAnsi="宋体" w:eastAsia="宋体"/>
+                <w:sz w:val="18"/>
+              </w:rPr>
+              <w:t>具备一定的技术分享能力，能在团队内进行技术交流</w:t>
+            </w:r>
+          </w:p>
+          <w:p>
+            <w:pPr>
+              <w:spacing w:before="80" w:after="20"/>
+            </w:pPr>
+            <w:r>
+              <w:rPr>
+                <w:rFonts w:ascii="黑体" w:hAnsi="黑体" w:eastAsia="黑体"/>
+                <w:b/>
+                <w:sz w:val="19"/>
+              </w:rPr>
+              <w:t>【二、认证与笔试要求】</w:t>
+            </w:r>
+          </w:p>
+          <w:p>
+            <w:pPr>
+              <w:spacing w:before="0" w:after="20" w:line="276" w:lineRule="auto"/>
+            </w:pPr>
+            <w:r>
+              <w:rPr>
+                <w:rFonts w:ascii="宋体" w:hAnsi="宋体" w:eastAsia="宋体"/>
+                <w:sz w:val="18"/>
+              </w:rPr>
+              <w:t>通过公司中级技术笔试（满分100分，要求≥70分）</w:t>
+            </w:r>
+            <w:r>
+              <w:rPr>
+                <w:rFonts w:ascii="宋体" w:hAnsi="宋体" w:eastAsia="宋体"/>
+                <w:b/>
+                <w:color w:val="FF0000"/>
+                <w:sz w:val="19"/>
+              </w:rPr>
+              <w:t xml:space="preserve"> *</w:t>
+            </w:r>
+          </w:p>
+          <w:p>
+            <w:pPr>
+              <w:spacing w:before="0" w:after="20" w:line="276" w:lineRule="auto"/>
+            </w:pPr>
+            <w:r>
+              <w:rPr>
+                <w:rFonts w:ascii="宋体" w:hAnsi="宋体" w:eastAsia="宋体"/>
+                <w:sz w:val="18"/>
+              </w:rPr>
+              <w:t>计算机相关专业本科及以上学历，工作经验2年以上</w:t>
+            </w:r>
+            <w:r>
+              <w:rPr>
+                <w:rFonts w:ascii="宋体" w:hAnsi="宋体" w:eastAsia="宋体"/>
+                <w:b/>
+                <w:color w:val="FF0000"/>
+                <w:sz w:val="19"/>
+              </w:rPr>
+              <w:t xml:space="preserve"> *</w:t>
+            </w:r>
+          </w:p>
+          <w:p>
+            <w:pPr>
+              <w:spacing w:before="0" w:after="20" w:line="276" w:lineRule="auto"/>
+            </w:pPr>
+            <w:r>
+              <w:rPr>
+                <w:rFonts w:ascii="宋体" w:hAnsi="宋体" w:eastAsia="宋体"/>
+                <w:sz w:val="18"/>
+              </w:rPr>
+              <w:t>持有软件设计师（中级）或系统集成项目管理工程师证书</w:t>
+            </w:r>
+          </w:p>
+          <w:p>
+            <w:pPr>
+              <w:spacing w:before="0" w:after="20" w:line="276" w:lineRule="auto"/>
+            </w:pPr>
+            <w:r>
+              <w:rPr>
+                <w:rFonts w:ascii="宋体" w:hAnsi="宋体" w:eastAsia="宋体"/>
+                <w:sz w:val="18"/>
+              </w:rPr>
+              <w:t>持有主流技术厂商中级认证（如Oracle OCP、AWS Solutions Architect Associate、阿里云ACP等）</w:t>
+            </w:r>
+          </w:p>
+          <w:p>
+            <w:pPr>
+              <w:spacing w:before="0" w:after="20" w:line="276" w:lineRule="auto"/>
+            </w:pPr>
+            <w:r>
+              <w:rPr>
+                <w:rFonts w:ascii="宋体" w:hAnsi="宋体" w:eastAsia="宋体"/>
+                <w:sz w:val="18"/>
+              </w:rPr>
+              <w:t>在公司内部技术评审中获得过"优秀方案"评价</w:t>
+            </w:r>
+          </w:p>
+          <w:p>
+            <w:pPr>
+              <w:spacing w:before="80" w:after="20"/>
+            </w:pPr>
+            <w:r>
+              <w:rPr>
+                <w:rFonts w:ascii="黑体" w:hAnsi="黑体" w:eastAsia="黑体"/>
+                <w:b/>
+                <w:sz w:val="19"/>
+              </w:rPr>
+              <w:t>【三、故事点产出要求】</w:t>
+            </w:r>
+          </w:p>
+          <w:p>
+            <w:pPr>
+              <w:spacing w:before="0" w:after="20" w:line="276" w:lineRule="auto"/>
+            </w:pPr>
+            <w:r>
+              <w:rPr>
+                <w:rFonts w:ascii="宋体" w:hAnsi="宋体" w:eastAsia="宋体"/>
+                <w:sz w:val="18"/>
+              </w:rPr>
+              <w:t>月均完成有效故事点 ≥ 28点</w:t>
+            </w:r>
+            <w:r>
+              <w:rPr>
+                <w:rFonts w:ascii="宋体" w:hAnsi="宋体" w:eastAsia="宋体"/>
+                <w:b/>
+                <w:color w:val="FF0000"/>
+                <w:sz w:val="19"/>
+              </w:rPr>
+              <w:t xml:space="preserve"> *</w:t>
+            </w:r>
+          </w:p>
+          <w:p>
+            <w:pPr>
+              <w:spacing w:before="0" w:after="20" w:line="276" w:lineRule="auto"/>
+            </w:pPr>
+            <w:r>
+              <w:rPr>
+                <w:rFonts w:ascii="宋体" w:hAnsi="宋体" w:eastAsia="宋体"/>
+                <w:sz w:val="18"/>
+              </w:rPr>
+              <w:t>季度累计完成有效故事点 ≥ 84点</w:t>
+            </w:r>
+            <w:r>
+              <w:rPr>
+                <w:rFonts w:ascii="宋体" w:hAnsi="宋体" w:eastAsia="宋体"/>
+                <w:b/>
+                <w:color w:val="FF0000"/>
+                <w:sz w:val="19"/>
+              </w:rPr>
+              <w:t xml:space="preserve"> *</w:t>
+            </w:r>
+          </w:p>
+          <w:p>
+            <w:pPr>
+              <w:spacing w:before="0" w:after="20" w:line="276" w:lineRule="auto"/>
+            </w:pPr>
+            <w:r>
+              <w:rPr>
+                <w:rFonts w:ascii="宋体" w:hAnsi="宋体" w:eastAsia="宋体"/>
+                <w:sz w:val="18"/>
+              </w:rPr>
+              <w:t>完成任务中，中等及以上复杂度任务（≥5点）占比 ≥ 40%</w:t>
+            </w:r>
+            <w:r>
+              <w:rPr>
+                <w:rFonts w:ascii="宋体" w:hAnsi="宋体" w:eastAsia="宋体"/>
+                <w:b/>
+                <w:color w:val="FF0000"/>
+                <w:sz w:val="19"/>
+              </w:rPr>
+              <w:t xml:space="preserve"> *</w:t>
+            </w:r>
+          </w:p>
+          <w:p>
+            <w:pPr>
+              <w:spacing w:before="0" w:after="20" w:line="276" w:lineRule="auto"/>
+            </w:pPr>
+            <w:r>
+              <w:rPr>
+                <w:rFonts w:ascii="宋体" w:hAnsi="宋体" w:eastAsia="宋体"/>
+                <w:sz w:val="18"/>
+              </w:rPr>
+              <w:t>参与故事点评估工作，评估准确率 ≥ 75%</w:t>
+            </w:r>
+          </w:p>
+          <w:p>
+            <w:pPr>
+              <w:spacing w:before="0" w:after="20" w:line="276" w:lineRule="auto"/>
+            </w:pPr>
+            <w:r>
+              <w:rPr>
+                <w:rFonts w:ascii="宋体" w:hAnsi="宋体" w:eastAsia="宋体"/>
+                <w:sz w:val="18"/>
+              </w:rPr>
+              <w:t>代码评审通过率 ≥ 90%</w:t>
             </w:r>
           </w:p>
         </w:tc>
         <w:tc>
           <w:tcPr>
-            <w:tcW w:type="dxa" w:w="4819"/>
-            <w:vAlign w:val="top"/>
+            <w:tcW w:type="dxa" w:w="1247"/>
+            <w:vAlign w:val="center"/>
           </w:tcPr>
           <w:p>
             <w:pPr>
-              <w:jc w:val="left"/>
+              <w:jc w:val="center"/>
             </w:pPr>
             <w:r/>
             <w:r>
               <w:rPr>
                 <w:rFonts w:ascii="宋体" w:hAnsi="宋体" w:eastAsia="宋体"/>
-                <w:sz w:val="19"/>
-              </w:rPr>
-              <w:t>持有软件设计师（中级）或同等级别职业资格证书</w:t>
-            </w:r>
-          </w:p>
-        </w:tc>
-        <w:tc>
-          <w:tcPr>
-            <w:tcW w:type="dxa" w:w="3685"/>
-            <w:vAlign w:val="top"/>
-          </w:tcPr>
-          <w:p>
-            <w:pPr>
-              <w:jc w:val="left"/>
-            </w:pPr>
-            <w:r/>
-            <w:r>
-              <w:rPr>
-                <w:rFonts w:ascii="宋体" w:hAnsi="宋体" w:eastAsia="宋体"/>
-                <w:sz w:val="19"/>
-              </w:rPr>
-              <w:t>故事点完成任务中，简单任务（1-3点）占比不限</w:t>
+                <w:sz w:val="20"/>
+              </w:rPr>
+              <w:t>参照公司</w:t>
+              <w:br/>
+              <w:t>薪酬标准</w:t>
             </w:r>
           </w:p>
         </w:tc>
@@ -650,70 +1747,478 @@
       <w:tr>
         <w:tc>
           <w:tcPr>
-            <w:tcW w:type="dxa" w:w="5953"/>
-            <w:vAlign w:val="top"/>
-            <w:shd w:fill="F2F2F2"/>
+            <w:tcW w:type="dxa" w:w="850"/>
+            <w:vAlign w:val="center"/>
+            <w:shd w:fill="F2F7FC"/>
           </w:tcPr>
           <w:p>
             <w:pPr>
-              <w:jc w:val="left"/>
+              <w:jc w:val="center"/>
             </w:pPr>
             <w:r/>
             <w:r>
               <w:rPr>
                 <w:rFonts w:ascii="宋体" w:hAnsi="宋体" w:eastAsia="宋体"/>
-                <w:sz w:val="19"/>
-              </w:rPr>
-              <w:t>了解基本的软件开发流程（需求分析、设计、编码、测试），能配合团队完成日常开发工作</w:t>
-            </w:r>
-            <w:r>
-              <w:rPr>
-                <w:rFonts w:ascii="宋体" w:hAnsi="宋体" w:eastAsia="宋体"/>
                 <w:b/>
-                <w:color w:val="FF0000"/>
-                <w:sz w:val="20"/>
-              </w:rPr>
-              <w:t xml:space="preserve"> *</w:t>
+                <w:sz w:val="22"/>
+              </w:rPr>
+              <w:t>4级</w:t>
             </w:r>
           </w:p>
         </w:tc>
         <w:tc>
           <w:tcPr>
-            <w:tcW w:type="dxa" w:w="4819"/>
-            <w:vAlign w:val="top"/>
-            <w:shd w:fill="F2F2F2"/>
+            <w:tcW w:type="dxa" w:w="1984"/>
+            <w:vAlign w:val="center"/>
+            <w:shd w:fill="F2F7FC"/>
           </w:tcPr>
           <w:p>
             <w:pPr>
-              <w:jc w:val="left"/>
+              <w:jc w:val="center"/>
             </w:pPr>
             <w:r/>
             <w:r>
               <w:rPr>
                 <w:rFonts w:ascii="宋体" w:hAnsi="宋体" w:eastAsia="宋体"/>
-                <w:sz w:val="19"/>
-              </w:rPr>
-              <w:t>持有主流技术厂商初级认证（如Oracle OCA、AWS Cloud Practitioner等）</w:t>
+                <w:sz w:val="20"/>
+              </w:rPr>
+              <w:t>中高级开发工程师</w:t>
             </w:r>
           </w:p>
         </w:tc>
         <w:tc>
           <w:tcPr>
-            <w:tcW w:type="dxa" w:w="3685"/>
+            <w:tcW w:type="dxa" w:w="2551"/>
             <w:vAlign w:val="top"/>
-            <w:shd w:fill="F2F2F2"/>
+            <w:shd w:fill="F2F7FC"/>
+          </w:tcPr>
+          <w:p>
+            <w:r/>
+            <w:r>
+              <w:rPr>
+                <w:rFonts w:ascii="宋体" w:hAnsi="宋体" w:eastAsia="宋体"/>
+                <w:sz w:val="19"/>
+              </w:rPr>
+              <w:t>能主导子系统架构设计与技术选型，对系统性能、可用性、可扩展性有深入理解。</w:t>
+            </w:r>
+          </w:p>
+        </w:tc>
+        <w:tc>
+          <w:tcPr>
+            <w:tcW w:type="dxa" w:w="7937"/>
+            <w:vAlign w:val="top"/>
           </w:tcPr>
           <w:p>
             <w:pPr>
-              <w:jc w:val="left"/>
+              <w:spacing w:after="20"/>
             </w:pPr>
             <w:r/>
             <w:r>
               <w:rPr>
+                <w:rFonts w:ascii="黑体" w:hAnsi="黑体" w:eastAsia="黑体"/>
+                <w:b/>
+                <w:sz w:val="19"/>
+              </w:rPr>
+              <w:t>【一、角色定位与能力要求】</w:t>
+            </w:r>
+          </w:p>
+          <w:p>
+            <w:pPr>
+              <w:spacing w:before="0" w:after="20" w:line="276" w:lineRule="auto"/>
+            </w:pPr>
+            <w:r>
+              <w:rPr>
                 <w:rFonts w:ascii="宋体" w:hAnsi="宋体" w:eastAsia="宋体"/>
+                <w:sz w:val="18"/>
+              </w:rPr>
+              <w:t>能主导子系统的架构设计与技术选型</w:t>
+            </w:r>
+            <w:r>
+              <w:rPr>
+                <w:rFonts w:ascii="宋体" w:hAnsi="宋体" w:eastAsia="宋体"/>
+                <w:b/>
+                <w:color w:val="FF0000"/>
                 <w:sz w:val="19"/>
               </w:rPr>
-              <w:t>代码评审通过率 ≥ 85%</w:t>
+              <w:t xml:space="preserve"> *</w:t>
+            </w:r>
+          </w:p>
+          <w:p>
+            <w:pPr>
+              <w:spacing w:before="0" w:after="20" w:line="276" w:lineRule="auto"/>
+            </w:pPr>
+            <w:r>
+              <w:rPr>
+                <w:rFonts w:ascii="宋体" w:hAnsi="宋体" w:eastAsia="宋体"/>
+                <w:sz w:val="18"/>
+              </w:rPr>
+              <w:t>精通至少两门编程语言及其生态，能根据场景选择合适的技术方案</w:t>
+            </w:r>
+            <w:r>
+              <w:rPr>
+                <w:rFonts w:ascii="宋体" w:hAnsi="宋体" w:eastAsia="宋体"/>
+                <w:b/>
+                <w:color w:val="FF0000"/>
+                <w:sz w:val="19"/>
+              </w:rPr>
+              <w:t xml:space="preserve"> *</w:t>
+            </w:r>
+          </w:p>
+          <w:p>
+            <w:pPr>
+              <w:spacing w:before="0" w:after="20" w:line="276" w:lineRule="auto"/>
+            </w:pPr>
+            <w:r>
+              <w:rPr>
+                <w:rFonts w:ascii="宋体" w:hAnsi="宋体" w:eastAsia="宋体"/>
+                <w:sz w:val="18"/>
+              </w:rPr>
+              <w:t>能独立完成系统级技术方案设计，并主导技术评审</w:t>
+            </w:r>
+            <w:r>
+              <w:rPr>
+                <w:rFonts w:ascii="宋体" w:hAnsi="宋体" w:eastAsia="宋体"/>
+                <w:b/>
+                <w:color w:val="FF0000"/>
+                <w:sz w:val="19"/>
+              </w:rPr>
+              <w:t xml:space="preserve"> *</w:t>
+            </w:r>
+          </w:p>
+          <w:p>
+            <w:pPr>
+              <w:spacing w:before="0" w:after="20" w:line="276" w:lineRule="auto"/>
+            </w:pPr>
+            <w:r>
+              <w:rPr>
+                <w:rFonts w:ascii="宋体" w:hAnsi="宋体" w:eastAsia="宋体"/>
+                <w:sz w:val="18"/>
+              </w:rPr>
+              <w:t>具备性能优化能力，能对系统进行性能瓶颈分析和调优</w:t>
+            </w:r>
+            <w:r>
+              <w:rPr>
+                <w:rFonts w:ascii="宋体" w:hAnsi="宋体" w:eastAsia="宋体"/>
+                <w:b/>
+                <w:color w:val="FF0000"/>
+                <w:sz w:val="19"/>
+              </w:rPr>
+              <w:t xml:space="preserve"> *</w:t>
+            </w:r>
+          </w:p>
+          <w:p>
+            <w:pPr>
+              <w:spacing w:before="0" w:after="20" w:line="276" w:lineRule="auto"/>
+            </w:pPr>
+            <w:r>
+              <w:rPr>
+                <w:rFonts w:ascii="宋体" w:hAnsi="宋体" w:eastAsia="宋体"/>
+                <w:sz w:val="18"/>
+              </w:rPr>
+              <w:t>参与过至少5个完整项目，其中至少2个担任过技术负责人或核心架构角色</w:t>
+            </w:r>
+            <w:r>
+              <w:rPr>
+                <w:rFonts w:ascii="宋体" w:hAnsi="宋体" w:eastAsia="宋体"/>
+                <w:b/>
+                <w:color w:val="FF0000"/>
+                <w:sz w:val="19"/>
+              </w:rPr>
+              <w:t xml:space="preserve"> *</w:t>
+            </w:r>
+          </w:p>
+          <w:p>
+            <w:pPr>
+              <w:spacing w:before="0" w:after="20" w:line="276" w:lineRule="auto"/>
+            </w:pPr>
+            <w:r>
+              <w:rPr>
+                <w:rFonts w:ascii="宋体" w:hAnsi="宋体" w:eastAsia="宋体"/>
+                <w:sz w:val="18"/>
+              </w:rPr>
+              <w:t>熟练掌握分布式系统设计（如分布式缓存、分布式事务、分布式消息等）</w:t>
+            </w:r>
+            <w:r>
+              <w:rPr>
+                <w:rFonts w:ascii="宋体" w:hAnsi="宋体" w:eastAsia="宋体"/>
+                <w:b/>
+                <w:color w:val="FF0000"/>
+                <w:sz w:val="19"/>
+              </w:rPr>
+              <w:t xml:space="preserve"> *</w:t>
+            </w:r>
+          </w:p>
+          <w:p>
+            <w:pPr>
+              <w:spacing w:before="0" w:after="20" w:line="276" w:lineRule="auto"/>
+            </w:pPr>
+            <w:r>
+              <w:rPr>
+                <w:rFonts w:ascii="宋体" w:hAnsi="宋体" w:eastAsia="宋体"/>
+                <w:sz w:val="18"/>
+              </w:rPr>
+              <w:t>具备带领3-5人小团队完成项目交付的能力</w:t>
+            </w:r>
+          </w:p>
+          <w:p>
+            <w:pPr>
+              <w:spacing w:before="0" w:after="20" w:line="276" w:lineRule="auto"/>
+            </w:pPr>
+            <w:r>
+              <w:rPr>
+                <w:rFonts w:ascii="宋体" w:hAnsi="宋体" w:eastAsia="宋体"/>
+                <w:sz w:val="18"/>
+              </w:rPr>
+              <w:t>能指导中级及以下工程师的技术成长</w:t>
+            </w:r>
+          </w:p>
+          <w:p>
+            <w:pPr>
+              <w:spacing w:before="0" w:after="20" w:line="276" w:lineRule="auto"/>
+            </w:pPr>
+            <w:r>
+              <w:rPr>
+                <w:rFonts w:ascii="宋体" w:hAnsi="宋体" w:eastAsia="宋体"/>
+                <w:sz w:val="18"/>
+              </w:rPr>
+              <w:t>具备跨团队技术协调沟通能力</w:t>
+            </w:r>
+          </w:p>
+          <w:p>
+            <w:pPr>
+              <w:spacing w:before="0" w:after="20" w:line="276" w:lineRule="auto"/>
+            </w:pPr>
+            <w:r>
+              <w:rPr>
+                <w:rFonts w:ascii="宋体" w:hAnsi="宋体" w:eastAsia="宋体"/>
+                <w:sz w:val="18"/>
+              </w:rPr>
+              <w:t>有过技术攻关经历，解决过生产环境重大技术问题</w:t>
+            </w:r>
+          </w:p>
+          <w:p>
+            <w:pPr>
+              <w:spacing w:before="80" w:after="20"/>
+            </w:pPr>
+            <w:r>
+              <w:rPr>
+                <w:rFonts w:ascii="黑体" w:hAnsi="黑体" w:eastAsia="黑体"/>
+                <w:b/>
+                <w:sz w:val="19"/>
+              </w:rPr>
+              <w:t>【二、认证与笔试要求】</w:t>
+            </w:r>
+          </w:p>
+          <w:p>
+            <w:pPr>
+              <w:spacing w:before="0" w:after="20" w:line="276" w:lineRule="auto"/>
+            </w:pPr>
+            <w:r>
+              <w:rPr>
+                <w:rFonts w:ascii="宋体" w:hAnsi="宋体" w:eastAsia="宋体"/>
+                <w:sz w:val="18"/>
+              </w:rPr>
+              <w:t>通过公司中高级技术笔试（满分100分，要求≥75分）</w:t>
+            </w:r>
+            <w:r>
+              <w:rPr>
+                <w:rFonts w:ascii="宋体" w:hAnsi="宋体" w:eastAsia="宋体"/>
+                <w:b/>
+                <w:color w:val="FF0000"/>
+                <w:sz w:val="19"/>
+              </w:rPr>
+              <w:t xml:space="preserve"> *</w:t>
+            </w:r>
+          </w:p>
+          <w:p>
+            <w:pPr>
+              <w:spacing w:before="0" w:after="20" w:line="276" w:lineRule="auto"/>
+            </w:pPr>
+            <w:r>
+              <w:rPr>
+                <w:rFonts w:ascii="宋体" w:hAnsi="宋体" w:eastAsia="宋体"/>
+                <w:sz w:val="18"/>
+              </w:rPr>
+              <w:t>计算机相关专业本科及以上学历，工作经验4年以上</w:t>
+            </w:r>
+            <w:r>
+              <w:rPr>
+                <w:rFonts w:ascii="宋体" w:hAnsi="宋体" w:eastAsia="宋体"/>
+                <w:b/>
+                <w:color w:val="FF0000"/>
+                <w:sz w:val="19"/>
+              </w:rPr>
+              <w:t xml:space="preserve"> *</w:t>
+            </w:r>
+          </w:p>
+          <w:p>
+            <w:pPr>
+              <w:spacing w:before="0" w:after="20" w:line="276" w:lineRule="auto"/>
+            </w:pPr>
+            <w:r>
+              <w:rPr>
+                <w:rFonts w:ascii="宋体" w:hAnsi="宋体" w:eastAsia="宋体"/>
+                <w:sz w:val="18"/>
+              </w:rPr>
+              <w:t>持有系统架构设计师（高级）或信息系统项目管理师证书</w:t>
+            </w:r>
+          </w:p>
+          <w:p>
+            <w:pPr>
+              <w:spacing w:before="0" w:after="20" w:line="276" w:lineRule="auto"/>
+            </w:pPr>
+            <w:r>
+              <w:rPr>
+                <w:rFonts w:ascii="宋体" w:hAnsi="宋体" w:eastAsia="宋体"/>
+                <w:sz w:val="18"/>
+              </w:rPr>
+              <w:t>持有主流技术厂商高级认证（如AWS Solutions Architect Professional、阿里云ACE等）</w:t>
+            </w:r>
+          </w:p>
+          <w:p>
+            <w:pPr>
+              <w:spacing w:before="0" w:after="20" w:line="276" w:lineRule="auto"/>
+            </w:pPr>
+            <w:r>
+              <w:rPr>
+                <w:rFonts w:ascii="宋体" w:hAnsi="宋体" w:eastAsia="宋体"/>
+                <w:sz w:val="18"/>
+              </w:rPr>
+              <w:t>在公司内部或行业技术会议上做过技术分享</w:t>
+            </w:r>
+          </w:p>
+          <w:p>
+            <w:pPr>
+              <w:spacing w:before="0" w:after="20" w:line="276" w:lineRule="auto"/>
+            </w:pPr>
+            <w:r>
+              <w:rPr>
+                <w:rFonts w:ascii="宋体" w:hAnsi="宋体" w:eastAsia="宋体"/>
+                <w:sz w:val="18"/>
+              </w:rPr>
+              <w:t>参加公司组织的架构设计专项考核并通过</w:t>
+            </w:r>
+          </w:p>
+          <w:p>
+            <w:pPr>
+              <w:spacing w:before="80" w:after="20"/>
+            </w:pPr>
+            <w:r>
+              <w:rPr>
+                <w:rFonts w:ascii="黑体" w:hAnsi="黑体" w:eastAsia="黑体"/>
+                <w:b/>
+                <w:sz w:val="19"/>
+              </w:rPr>
+              <w:t>【三、故事点产出要求】</w:t>
+            </w:r>
+          </w:p>
+          <w:p>
+            <w:pPr>
+              <w:spacing w:before="0" w:after="20" w:line="276" w:lineRule="auto"/>
+            </w:pPr>
+            <w:r>
+              <w:rPr>
+                <w:rFonts w:ascii="宋体" w:hAnsi="宋体" w:eastAsia="宋体"/>
+                <w:sz w:val="18"/>
+              </w:rPr>
+              <w:t>月均完成有效故事点 ≥ 35点</w:t>
+            </w:r>
+            <w:r>
+              <w:rPr>
+                <w:rFonts w:ascii="宋体" w:hAnsi="宋体" w:eastAsia="宋体"/>
+                <w:b/>
+                <w:color w:val="FF0000"/>
+                <w:sz w:val="19"/>
+              </w:rPr>
+              <w:t xml:space="preserve"> *</w:t>
+            </w:r>
+          </w:p>
+          <w:p>
+            <w:pPr>
+              <w:spacing w:before="0" w:after="20" w:line="276" w:lineRule="auto"/>
+            </w:pPr>
+            <w:r>
+              <w:rPr>
+                <w:rFonts w:ascii="宋体" w:hAnsi="宋体" w:eastAsia="宋体"/>
+                <w:sz w:val="18"/>
+              </w:rPr>
+              <w:t>季度累计完成有效故事点 ≥ 105点</w:t>
+            </w:r>
+            <w:r>
+              <w:rPr>
+                <w:rFonts w:ascii="宋体" w:hAnsi="宋体" w:eastAsia="宋体"/>
+                <w:b/>
+                <w:color w:val="FF0000"/>
+                <w:sz w:val="19"/>
+              </w:rPr>
+              <w:t xml:space="preserve"> *</w:t>
+            </w:r>
+          </w:p>
+          <w:p>
+            <w:pPr>
+              <w:spacing w:before="0" w:after="20" w:line="276" w:lineRule="auto"/>
+            </w:pPr>
+            <w:r>
+              <w:rPr>
+                <w:rFonts w:ascii="宋体" w:hAnsi="宋体" w:eastAsia="宋体"/>
+                <w:sz w:val="18"/>
+              </w:rPr>
+              <w:t>完成任务中，复杂任务（≥8点）占比 ≥ 25%</w:t>
+            </w:r>
+            <w:r>
+              <w:rPr>
+                <w:rFonts w:ascii="宋体" w:hAnsi="宋体" w:eastAsia="宋体"/>
+                <w:b/>
+                <w:color w:val="FF0000"/>
+                <w:sz w:val="19"/>
+              </w:rPr>
+              <w:t xml:space="preserve"> *</w:t>
+            </w:r>
+          </w:p>
+          <w:p>
+            <w:pPr>
+              <w:spacing w:before="0" w:after="20" w:line="276" w:lineRule="auto"/>
+            </w:pPr>
+            <w:r>
+              <w:rPr>
+                <w:rFonts w:ascii="宋体" w:hAnsi="宋体" w:eastAsia="宋体"/>
+                <w:sz w:val="18"/>
+              </w:rPr>
+              <w:t>主导或参与架构类任务（≥13点）至少1次/季度</w:t>
+            </w:r>
+          </w:p>
+          <w:p>
+            <w:pPr>
+              <w:spacing w:before="0" w:after="20" w:line="276" w:lineRule="auto"/>
+            </w:pPr>
+            <w:r>
+              <w:rPr>
+                <w:rFonts w:ascii="宋体" w:hAnsi="宋体" w:eastAsia="宋体"/>
+                <w:sz w:val="18"/>
+              </w:rPr>
+              <w:t>负责的模块代码评审覆盖率 ≥ 95%</w:t>
+            </w:r>
+          </w:p>
+        </w:tc>
+        <w:tc>
+          <w:tcPr>
+            <w:tcW w:type="dxa" w:w="1247"/>
+            <w:vAlign w:val="center"/>
+            <w:shd w:fill="F2F7FC"/>
+          </w:tcPr>
+          <w:p>
+            <w:pPr>
+              <w:jc w:val="center"/>
+            </w:pPr>
+            <w:r/>
+            <w:r>
+              <w:rPr>
+                <w:rFonts w:ascii="宋体" w:hAnsi="宋体" w:eastAsia="宋体"/>
+                <w:sz w:val="20"/>
+              </w:rPr>
+              <w:t>参照公司</w:t>
+              <w:br/>
+              <w:t>薪酬标准</w:t>
             </w:r>
           </w:p>
         </w:tc>
@@ -721,172 +2226,1658 @@
       <w:tr>
         <w:tc>
           <w:tcPr>
-            <w:tcW w:type="dxa" w:w="5953"/>
+            <w:tcW w:type="dxa" w:w="850"/>
+            <w:vAlign w:val="center"/>
+          </w:tcPr>
+          <w:p>
+            <w:pPr>
+              <w:jc w:val="center"/>
+            </w:pPr>
+            <w:r/>
+            <w:r>
+              <w:rPr>
+                <w:rFonts w:ascii="宋体" w:hAnsi="宋体" w:eastAsia="宋体"/>
+                <w:b/>
+                <w:sz w:val="22"/>
+              </w:rPr>
+              <w:t>5级</w:t>
+            </w:r>
+          </w:p>
+        </w:tc>
+        <w:tc>
+          <w:tcPr>
+            <w:tcW w:type="dxa" w:w="1984"/>
+            <w:vAlign w:val="center"/>
+          </w:tcPr>
+          <w:p>
+            <w:pPr>
+              <w:jc w:val="center"/>
+            </w:pPr>
+            <w:r/>
+            <w:r>
+              <w:rPr>
+                <w:rFonts w:ascii="宋体" w:hAnsi="宋体" w:eastAsia="宋体"/>
+                <w:sz w:val="20"/>
+              </w:rPr>
+              <w:t>高级开发工程师</w:t>
+            </w:r>
+          </w:p>
+        </w:tc>
+        <w:tc>
+          <w:tcPr>
+            <w:tcW w:type="dxa" w:w="2551"/>
+            <w:vAlign w:val="top"/>
+          </w:tcPr>
+          <w:p>
+            <w:r/>
+            <w:r>
+              <w:rPr>
+                <w:rFonts w:ascii="宋体" w:hAnsi="宋体" w:eastAsia="宋体"/>
+                <w:sz w:val="19"/>
+              </w:rPr>
+              <w:t>能主导整个系统/产品线的技术架构设计，制定技术路线图和演进计划。</w:t>
+            </w:r>
+          </w:p>
+        </w:tc>
+        <w:tc>
+          <w:tcPr>
+            <w:tcW w:type="dxa" w:w="7937"/>
             <w:vAlign w:val="top"/>
           </w:tcPr>
           <w:p>
             <w:pPr>
-              <w:jc w:val="left"/>
+              <w:spacing w:after="20"/>
             </w:pPr>
             <w:r/>
             <w:r>
               <w:rPr>
+                <w:rFonts w:ascii="黑体" w:hAnsi="黑体" w:eastAsia="黑体"/>
+                <w:b/>
+                <w:sz w:val="19"/>
+              </w:rPr>
+              <w:t>【一、角色定位与能力要求】</w:t>
+            </w:r>
+          </w:p>
+          <w:p>
+            <w:pPr>
+              <w:spacing w:before="0" w:after="20" w:line="276" w:lineRule="auto"/>
+            </w:pPr>
+            <w:r>
+              <w:rPr>
                 <w:rFonts w:ascii="宋体" w:hAnsi="宋体" w:eastAsia="宋体"/>
-                <w:sz w:val="19"/>
-              </w:rPr>
-              <w:t>具备基础的数据库操作能力（SQL增删改查）</w:t>
+                <w:sz w:val="18"/>
+              </w:rPr>
+              <w:t>能主导整个系统/产品线的技术架构设计，制定技术路线图和演进计划</w:t>
             </w:r>
             <w:r>
               <w:rPr>
                 <w:rFonts w:ascii="宋体" w:hAnsi="宋体" w:eastAsia="宋体"/>
                 <w:b/>
                 <w:color w:val="FF0000"/>
-                <w:sz w:val="20"/>
+                <w:sz w:val="19"/>
               </w:rPr>
               <w:t xml:space="preserve"> *</w:t>
+            </w:r>
+          </w:p>
+          <w:p>
+            <w:pPr>
+              <w:spacing w:before="0" w:after="20" w:line="276" w:lineRule="auto"/>
+            </w:pPr>
+            <w:r>
+              <w:rPr>
+                <w:rFonts w:ascii="宋体" w:hAnsi="宋体" w:eastAsia="宋体"/>
+                <w:sz w:val="18"/>
+              </w:rPr>
+              <w:t>在某一技术领域具有深厚积累，是团队的技术标杆</w:t>
+            </w:r>
+            <w:r>
+              <w:rPr>
+                <w:rFonts w:ascii="宋体" w:hAnsi="宋体" w:eastAsia="宋体"/>
+                <w:b/>
+                <w:color w:val="FF0000"/>
+                <w:sz w:val="19"/>
+              </w:rPr>
+              <w:t xml:space="preserve"> *</w:t>
+            </w:r>
+          </w:p>
+          <w:p>
+            <w:pPr>
+              <w:spacing w:before="0" w:after="20" w:line="276" w:lineRule="auto"/>
+            </w:pPr>
+            <w:r>
+              <w:rPr>
+                <w:rFonts w:ascii="宋体" w:hAnsi="宋体" w:eastAsia="宋体"/>
+                <w:sz w:val="18"/>
+              </w:rPr>
+              <w:t>能解决跨系统、跨领域的复杂技术难题</w:t>
+            </w:r>
+            <w:r>
+              <w:rPr>
+                <w:rFonts w:ascii="宋体" w:hAnsi="宋体" w:eastAsia="宋体"/>
+                <w:b/>
+                <w:color w:val="FF0000"/>
+                <w:sz w:val="19"/>
+              </w:rPr>
+              <w:t xml:space="preserve"> *</w:t>
+            </w:r>
+          </w:p>
+          <w:p>
+            <w:pPr>
+              <w:spacing w:before="0" w:after="20" w:line="276" w:lineRule="auto"/>
+            </w:pPr>
+            <w:r>
+              <w:rPr>
+                <w:rFonts w:ascii="宋体" w:hAnsi="宋体" w:eastAsia="宋体"/>
+                <w:sz w:val="18"/>
+              </w:rPr>
+              <w:t>具备从0到1搭建系统的能力，能完成技术架构的全链路设计</w:t>
+            </w:r>
+            <w:r>
+              <w:rPr>
+                <w:rFonts w:ascii="宋体" w:hAnsi="宋体" w:eastAsia="宋体"/>
+                <w:b/>
+                <w:color w:val="FF0000"/>
+                <w:sz w:val="19"/>
+              </w:rPr>
+              <w:t xml:space="preserve"> *</w:t>
+            </w:r>
+          </w:p>
+          <w:p>
+            <w:pPr>
+              <w:spacing w:before="0" w:after="20" w:line="276" w:lineRule="auto"/>
+            </w:pPr>
+            <w:r>
+              <w:rPr>
+                <w:rFonts w:ascii="宋体" w:hAnsi="宋体" w:eastAsia="宋体"/>
+                <w:sz w:val="18"/>
+              </w:rPr>
+              <w:t>参与过至少8个项目，其中至少3个担任技术负责人</w:t>
+            </w:r>
+            <w:r>
+              <w:rPr>
+                <w:rFonts w:ascii="宋体" w:hAnsi="宋体" w:eastAsia="宋体"/>
+                <w:b/>
+                <w:color w:val="FF0000"/>
+                <w:sz w:val="19"/>
+              </w:rPr>
+              <w:t xml:space="preserve"> *</w:t>
+            </w:r>
+          </w:p>
+          <w:p>
+            <w:pPr>
+              <w:spacing w:before="0" w:after="20" w:line="276" w:lineRule="auto"/>
+            </w:pPr>
+            <w:r>
+              <w:rPr>
+                <w:rFonts w:ascii="宋体" w:hAnsi="宋体" w:eastAsia="宋体"/>
+                <w:sz w:val="18"/>
+              </w:rPr>
+              <w:t>精通高并发、高可用系统设计，有大规模系统实战经验</w:t>
+            </w:r>
+            <w:r>
+              <w:rPr>
+                <w:rFonts w:ascii="宋体" w:hAnsi="宋体" w:eastAsia="宋体"/>
+                <w:b/>
+                <w:color w:val="FF0000"/>
+                <w:sz w:val="19"/>
+              </w:rPr>
+              <w:t xml:space="preserve"> *</w:t>
+            </w:r>
+          </w:p>
+          <w:p>
+            <w:pPr>
+              <w:spacing w:before="0" w:after="20" w:line="276" w:lineRule="auto"/>
+            </w:pPr>
+            <w:r>
+              <w:rPr>
+                <w:rFonts w:ascii="宋体" w:hAnsi="宋体" w:eastAsia="宋体"/>
+                <w:sz w:val="18"/>
+              </w:rPr>
+              <w:t>能带领5-10人技术团队完成复杂项目交付</w:t>
+            </w:r>
+            <w:r>
+              <w:rPr>
+                <w:rFonts w:ascii="宋体" w:hAnsi="宋体" w:eastAsia="宋体"/>
+                <w:b/>
+                <w:color w:val="FF0000"/>
+                <w:sz w:val="19"/>
+              </w:rPr>
+              <w:t xml:space="preserve"> *</w:t>
+            </w:r>
+          </w:p>
+          <w:p>
+            <w:pPr>
+              <w:spacing w:before="0" w:after="20" w:line="276" w:lineRule="auto"/>
+            </w:pPr>
+            <w:r>
+              <w:rPr>
+                <w:rFonts w:ascii="宋体" w:hAnsi="宋体" w:eastAsia="宋体"/>
+                <w:sz w:val="18"/>
+              </w:rPr>
+              <w:t>具备技术规划能力，能制定团队技术发展方向</w:t>
+            </w:r>
+          </w:p>
+          <w:p>
+            <w:pPr>
+              <w:spacing w:before="0" w:after="20" w:line="276" w:lineRule="auto"/>
+            </w:pPr>
+            <w:r>
+              <w:rPr>
+                <w:rFonts w:ascii="宋体" w:hAnsi="宋体" w:eastAsia="宋体"/>
+                <w:sz w:val="18"/>
+              </w:rPr>
+              <w:t>有过核心系统重构或重大技术升级的成功经历</w:t>
+            </w:r>
+          </w:p>
+          <w:p>
+            <w:pPr>
+              <w:spacing w:before="0" w:after="20" w:line="276" w:lineRule="auto"/>
+            </w:pPr>
+            <w:r>
+              <w:rPr>
+                <w:rFonts w:ascii="宋体" w:hAnsi="宋体" w:eastAsia="宋体"/>
+                <w:sz w:val="18"/>
+              </w:rPr>
+              <w:t>具备培养中高级工程师的能力，有明确的技术指导成果</w:t>
+            </w:r>
+          </w:p>
+          <w:p>
+            <w:pPr>
+              <w:spacing w:before="0" w:after="20" w:line="276" w:lineRule="auto"/>
+            </w:pPr>
+            <w:r>
+              <w:rPr>
+                <w:rFonts w:ascii="宋体" w:hAnsi="宋体" w:eastAsia="宋体"/>
+                <w:sz w:val="18"/>
+              </w:rPr>
+              <w:t>能输出高质量技术文章或在行业会议上发表演讲</w:t>
+            </w:r>
+          </w:p>
+          <w:p>
+            <w:pPr>
+              <w:spacing w:before="80" w:after="20"/>
+            </w:pPr>
+            <w:r>
+              <w:rPr>
+                <w:rFonts w:ascii="黑体" w:hAnsi="黑体" w:eastAsia="黑体"/>
+                <w:b/>
+                <w:sz w:val="19"/>
+              </w:rPr>
+              <w:t>【二、认证与笔试要求】</w:t>
+            </w:r>
+          </w:p>
+          <w:p>
+            <w:pPr>
+              <w:spacing w:before="0" w:after="20" w:line="276" w:lineRule="auto"/>
+            </w:pPr>
+            <w:r>
+              <w:rPr>
+                <w:rFonts w:ascii="宋体" w:hAnsi="宋体" w:eastAsia="宋体"/>
+                <w:sz w:val="18"/>
+              </w:rPr>
+              <w:t>通过公司高级技术笔试（满分100分，要求≥80分）</w:t>
+            </w:r>
+            <w:r>
+              <w:rPr>
+                <w:rFonts w:ascii="宋体" w:hAnsi="宋体" w:eastAsia="宋体"/>
+                <w:b/>
+                <w:color w:val="FF0000"/>
+                <w:sz w:val="19"/>
+              </w:rPr>
+              <w:t xml:space="preserve"> *</w:t>
+            </w:r>
+          </w:p>
+          <w:p>
+            <w:pPr>
+              <w:spacing w:before="0" w:after="20" w:line="276" w:lineRule="auto"/>
+            </w:pPr>
+            <w:r>
+              <w:rPr>
+                <w:rFonts w:ascii="宋体" w:hAnsi="宋体" w:eastAsia="宋体"/>
+                <w:sz w:val="18"/>
+              </w:rPr>
+              <w:t>计算机相关专业本科及以上学历（硕士优先），工作经验6年以上</w:t>
+            </w:r>
+            <w:r>
+              <w:rPr>
+                <w:rFonts w:ascii="宋体" w:hAnsi="宋体" w:eastAsia="宋体"/>
+                <w:b/>
+                <w:color w:val="FF0000"/>
+                <w:sz w:val="19"/>
+              </w:rPr>
+              <w:t xml:space="preserve"> *</w:t>
+            </w:r>
+          </w:p>
+          <w:p>
+            <w:pPr>
+              <w:spacing w:before="0" w:after="20" w:line="276" w:lineRule="auto"/>
+            </w:pPr>
+            <w:r>
+              <w:rPr>
+                <w:rFonts w:ascii="宋体" w:hAnsi="宋体" w:eastAsia="宋体"/>
+                <w:sz w:val="18"/>
+              </w:rPr>
+              <w:t>持有系统架构设计师（高级）证书</w:t>
+            </w:r>
+            <w:r>
+              <w:rPr>
+                <w:rFonts w:ascii="宋体" w:hAnsi="宋体" w:eastAsia="宋体"/>
+                <w:b/>
+                <w:color w:val="FF0000"/>
+                <w:sz w:val="19"/>
+              </w:rPr>
+              <w:t xml:space="preserve"> *</w:t>
+            </w:r>
+          </w:p>
+          <w:p>
+            <w:pPr>
+              <w:spacing w:before="0" w:after="20" w:line="276" w:lineRule="auto"/>
+            </w:pPr>
+            <w:r>
+              <w:rPr>
+                <w:rFonts w:ascii="宋体" w:hAnsi="宋体" w:eastAsia="宋体"/>
+                <w:sz w:val="18"/>
+              </w:rPr>
+              <w:t>持有主流技术厂商高级认证（如AWS Solutions Architect Professional、Google Cloud Professional等）</w:t>
+            </w:r>
+          </w:p>
+          <w:p>
+            <w:pPr>
+              <w:spacing w:before="0" w:after="20" w:line="276" w:lineRule="auto"/>
+            </w:pPr>
+            <w:r>
+              <w:rPr>
+                <w:rFonts w:ascii="宋体" w:hAnsi="宋体" w:eastAsia="宋体"/>
+                <w:sz w:val="18"/>
+              </w:rPr>
+              <w:t>通过公司组织的高级架构设计专项答辩</w:t>
+            </w:r>
+          </w:p>
+          <w:p>
+            <w:pPr>
+              <w:spacing w:before="0" w:after="20" w:line="276" w:lineRule="auto"/>
+            </w:pPr>
+            <w:r>
+              <w:rPr>
+                <w:rFonts w:ascii="宋体" w:hAnsi="宋体" w:eastAsia="宋体"/>
+                <w:sz w:val="18"/>
+              </w:rPr>
+              <w:t>在国内外技术社区有一定影响力（如技术博客、开源贡献等）</w:t>
+            </w:r>
+          </w:p>
+          <w:p>
+            <w:pPr>
+              <w:spacing w:before="80" w:after="20"/>
+            </w:pPr>
+            <w:r>
+              <w:rPr>
+                <w:rFonts w:ascii="黑体" w:hAnsi="黑体" w:eastAsia="黑体"/>
+                <w:b/>
+                <w:sz w:val="19"/>
+              </w:rPr>
+              <w:t>【三、故事点产出要求】</w:t>
+            </w:r>
+          </w:p>
+          <w:p>
+            <w:pPr>
+              <w:spacing w:before="0" w:after="20" w:line="276" w:lineRule="auto"/>
+            </w:pPr>
+            <w:r>
+              <w:rPr>
+                <w:rFonts w:ascii="宋体" w:hAnsi="宋体" w:eastAsia="宋体"/>
+                <w:sz w:val="18"/>
+              </w:rPr>
+              <w:t>月均完成有效故事点 ≥ 40点（含指导他人产出）</w:t>
+            </w:r>
+            <w:r>
+              <w:rPr>
+                <w:rFonts w:ascii="宋体" w:hAnsi="宋体" w:eastAsia="宋体"/>
+                <w:b/>
+                <w:color w:val="FF0000"/>
+                <w:sz w:val="19"/>
+              </w:rPr>
+              <w:t xml:space="preserve"> *</w:t>
+            </w:r>
+          </w:p>
+          <w:p>
+            <w:pPr>
+              <w:spacing w:before="0" w:after="20" w:line="276" w:lineRule="auto"/>
+            </w:pPr>
+            <w:r>
+              <w:rPr>
+                <w:rFonts w:ascii="宋体" w:hAnsi="宋体" w:eastAsia="宋体"/>
+                <w:sz w:val="18"/>
+              </w:rPr>
+              <w:t>季度累计完成有效故事点 ≥ 120点</w:t>
+            </w:r>
+            <w:r>
+              <w:rPr>
+                <w:rFonts w:ascii="宋体" w:hAnsi="宋体" w:eastAsia="宋体"/>
+                <w:b/>
+                <w:color w:val="FF0000"/>
+                <w:sz w:val="19"/>
+              </w:rPr>
+              <w:t xml:space="preserve"> *</w:t>
+            </w:r>
+          </w:p>
+          <w:p>
+            <w:pPr>
+              <w:spacing w:before="0" w:after="20" w:line="276" w:lineRule="auto"/>
+            </w:pPr>
+            <w:r>
+              <w:rPr>
+                <w:rFonts w:ascii="宋体" w:hAnsi="宋体" w:eastAsia="宋体"/>
+                <w:sz w:val="18"/>
+              </w:rPr>
+              <w:t>完成任务中，复杂任务（≥8点）占比 ≥ 35%</w:t>
+            </w:r>
+            <w:r>
+              <w:rPr>
+                <w:rFonts w:ascii="宋体" w:hAnsi="宋体" w:eastAsia="宋体"/>
+                <w:b/>
+                <w:color w:val="FF0000"/>
+                <w:sz w:val="19"/>
+              </w:rPr>
+              <w:t xml:space="preserve"> *</w:t>
+            </w:r>
+          </w:p>
+          <w:p>
+            <w:pPr>
+              <w:spacing w:before="0" w:after="20" w:line="276" w:lineRule="auto"/>
+            </w:pPr>
+            <w:r>
+              <w:rPr>
+                <w:rFonts w:ascii="宋体" w:hAnsi="宋体" w:eastAsia="宋体"/>
+                <w:sz w:val="18"/>
+              </w:rPr>
+              <w:t>主导架构类任务（≥13点）至少2次/季度</w:t>
+            </w:r>
+            <w:r>
+              <w:rPr>
+                <w:rFonts w:ascii="宋体" w:hAnsi="宋体" w:eastAsia="宋体"/>
+                <w:b/>
+                <w:color w:val="FF0000"/>
+                <w:sz w:val="19"/>
+              </w:rPr>
+              <w:t xml:space="preserve"> *</w:t>
+            </w:r>
+          </w:p>
+          <w:p>
+            <w:pPr>
+              <w:spacing w:before="0" w:after="20" w:line="276" w:lineRule="auto"/>
+            </w:pPr>
+            <w:r>
+              <w:rPr>
+                <w:rFonts w:ascii="宋体" w:hAnsi="宋体" w:eastAsia="宋体"/>
+                <w:sz w:val="18"/>
+              </w:rPr>
+              <w:t>团队整体故事点产出环比增长 ≥ 5%</w:t>
+            </w:r>
+          </w:p>
+          <w:p>
+            <w:pPr>
+              <w:spacing w:before="0" w:after="20" w:line="276" w:lineRule="auto"/>
+            </w:pPr>
+            <w:r>
+              <w:rPr>
+                <w:rFonts w:ascii="宋体" w:hAnsi="宋体" w:eastAsia="宋体"/>
+                <w:sz w:val="18"/>
+              </w:rPr>
+              <w:t>在故事点评估中担任评审角色，评估偏差率 ≤ 20%</w:t>
             </w:r>
           </w:p>
         </w:tc>
         <w:tc>
           <w:tcPr>
-            <w:tcW w:type="dxa" w:w="4819"/>
+            <w:tcW w:type="dxa" w:w="1247"/>
+            <w:vAlign w:val="center"/>
           </w:tcPr>
           <w:p>
+            <w:pPr>
+              <w:jc w:val="center"/>
+            </w:pPr>
             <w:r/>
-          </w:p>
-        </w:tc>
-        <w:tc>
-          <w:tcPr>
-            <w:tcW w:type="dxa" w:w="3685"/>
-          </w:tcPr>
-          <w:p>
-            <w:r/>
+            <w:r>
+              <w:rPr>
+                <w:rFonts w:ascii="宋体" w:hAnsi="宋体" w:eastAsia="宋体"/>
+                <w:sz w:val="20"/>
+              </w:rPr>
+              <w:t>参照公司</w:t>
+              <w:br/>
+              <w:t>薪酬标准</w:t>
+            </w:r>
           </w:p>
         </w:tc>
       </w:tr>
       <w:tr>
         <w:tc>
           <w:tcPr>
-            <w:tcW w:type="dxa" w:w="5953"/>
-            <w:vAlign w:val="top"/>
-            <w:shd w:fill="F2F2F2"/>
+            <w:tcW w:type="dxa" w:w="850"/>
+            <w:vAlign w:val="center"/>
+            <w:shd w:fill="F2F7FC"/>
           </w:tcPr>
           <w:p>
             <w:pPr>
-              <w:jc w:val="left"/>
+              <w:jc w:val="center"/>
             </w:pPr>
             <w:r/>
             <w:r>
               <w:rPr>
                 <w:rFonts w:ascii="宋体" w:hAnsi="宋体" w:eastAsia="宋体"/>
-                <w:sz w:val="19"/>
-              </w:rPr>
-              <w:t>参与过至少1个完整项目的开发（含实习或毕业设计项目）</w:t>
+                <w:b/>
+                <w:sz w:val="22"/>
+              </w:rPr>
+              <w:t>6级</w:t>
             </w:r>
           </w:p>
         </w:tc>
         <w:tc>
           <w:tcPr>
-            <w:tcW w:type="dxa" w:w="4819"/>
+            <w:tcW w:type="dxa" w:w="1984"/>
+            <w:vAlign w:val="center"/>
+            <w:shd w:fill="F2F7FC"/>
           </w:tcPr>
           <w:p>
+            <w:pPr>
+              <w:jc w:val="center"/>
+            </w:pPr>
             <w:r/>
+            <w:r>
+              <w:rPr>
+                <w:rFonts w:ascii="宋体" w:hAnsi="宋体" w:eastAsia="宋体"/>
+                <w:sz w:val="20"/>
+              </w:rPr>
+              <w:t>资深/专家级工程师</w:t>
+            </w:r>
           </w:p>
         </w:tc>
         <w:tc>
           <w:tcPr>
-            <w:tcW w:type="dxa" w:w="3685"/>
+            <w:tcW w:type="dxa" w:w="2551"/>
+            <w:vAlign w:val="top"/>
+            <w:shd w:fill="F2F7FC"/>
           </w:tcPr>
           <w:p>
             <w:r/>
+            <w:r>
+              <w:rPr>
+                <w:rFonts w:ascii="宋体" w:hAnsi="宋体" w:eastAsia="宋体"/>
+                <w:sz w:val="19"/>
+              </w:rPr>
+              <w:t>能主导公司级技术战略规划和重大技术决策，在特定技术领域达到行业专家水平。</w:t>
+            </w:r>
+          </w:p>
+        </w:tc>
+        <w:tc>
+          <w:tcPr>
+            <w:tcW w:type="dxa" w:w="7937"/>
+            <w:vAlign w:val="top"/>
+          </w:tcPr>
+          <w:p>
+            <w:pPr>
+              <w:spacing w:after="20"/>
+            </w:pPr>
+            <w:r/>
+            <w:r>
+              <w:rPr>
+                <w:rFonts w:ascii="黑体" w:hAnsi="黑体" w:eastAsia="黑体"/>
+                <w:b/>
+                <w:sz w:val="19"/>
+              </w:rPr>
+              <w:t>【一、角色定位与能力要求】</w:t>
+            </w:r>
+          </w:p>
+          <w:p>
+            <w:pPr>
+              <w:spacing w:before="0" w:after="20" w:line="276" w:lineRule="auto"/>
+            </w:pPr>
+            <w:r>
+              <w:rPr>
+                <w:rFonts w:ascii="宋体" w:hAnsi="宋体" w:eastAsia="宋体"/>
+                <w:sz w:val="18"/>
+              </w:rPr>
+              <w:t>能主导公司级技术战略规划和重大技术决策</w:t>
+            </w:r>
+            <w:r>
+              <w:rPr>
+                <w:rFonts w:ascii="宋体" w:hAnsi="宋体" w:eastAsia="宋体"/>
+                <w:b/>
+                <w:color w:val="FF0000"/>
+                <w:sz w:val="19"/>
+              </w:rPr>
+              <w:t xml:space="preserve"> *</w:t>
+            </w:r>
+          </w:p>
+          <w:p>
+            <w:pPr>
+              <w:spacing w:before="0" w:after="20" w:line="276" w:lineRule="auto"/>
+            </w:pPr>
+            <w:r>
+              <w:rPr>
+                <w:rFonts w:ascii="宋体" w:hAnsi="宋体" w:eastAsia="宋体"/>
+                <w:sz w:val="18"/>
+              </w:rPr>
+              <w:t>在特定技术领域达到行业专家水平，具有行业影响力</w:t>
+            </w:r>
+            <w:r>
+              <w:rPr>
+                <w:rFonts w:ascii="宋体" w:hAnsi="宋体" w:eastAsia="宋体"/>
+                <w:b/>
+                <w:color w:val="FF0000"/>
+                <w:sz w:val="19"/>
+              </w:rPr>
+              <w:t xml:space="preserve"> *</w:t>
+            </w:r>
+          </w:p>
+          <w:p>
+            <w:pPr>
+              <w:spacing w:before="0" w:after="20" w:line="276" w:lineRule="auto"/>
+            </w:pPr>
+            <w:r>
+              <w:rPr>
+                <w:rFonts w:ascii="宋体" w:hAnsi="宋体" w:eastAsia="宋体"/>
+                <w:sz w:val="18"/>
+              </w:rPr>
+              <w:t>能解决业界前沿或行业级的技术难题，引领技术创新</w:t>
+            </w:r>
+            <w:r>
+              <w:rPr>
+                <w:rFonts w:ascii="宋体" w:hAnsi="宋体" w:eastAsia="宋体"/>
+                <w:b/>
+                <w:color w:val="FF0000"/>
+                <w:sz w:val="19"/>
+              </w:rPr>
+              <w:t xml:space="preserve"> *</w:t>
+            </w:r>
+          </w:p>
+          <w:p>
+            <w:pPr>
+              <w:spacing w:before="0" w:after="20" w:line="276" w:lineRule="auto"/>
+            </w:pPr>
+            <w:r>
+              <w:rPr>
+                <w:rFonts w:ascii="宋体" w:hAnsi="宋体" w:eastAsia="宋体"/>
+                <w:sz w:val="18"/>
+              </w:rPr>
+              <w:t>具备多个产品线/系统的架构设计与治理能力</w:t>
+            </w:r>
+            <w:r>
+              <w:rPr>
+                <w:rFonts w:ascii="宋体" w:hAnsi="宋体" w:eastAsia="宋体"/>
+                <w:b/>
+                <w:color w:val="FF0000"/>
+                <w:sz w:val="19"/>
+              </w:rPr>
+              <w:t xml:space="preserve"> *</w:t>
+            </w:r>
+          </w:p>
+          <w:p>
+            <w:pPr>
+              <w:spacing w:before="0" w:after="20" w:line="276" w:lineRule="auto"/>
+            </w:pPr>
+            <w:r>
+              <w:rPr>
+                <w:rFonts w:ascii="宋体" w:hAnsi="宋体" w:eastAsia="宋体"/>
+                <w:sz w:val="18"/>
+              </w:rPr>
+              <w:t>参与过至少12个项目，其中至少5个担任技术总负责人</w:t>
+            </w:r>
+            <w:r>
+              <w:rPr>
+                <w:rFonts w:ascii="宋体" w:hAnsi="宋体" w:eastAsia="宋体"/>
+                <w:b/>
+                <w:color w:val="FF0000"/>
+                <w:sz w:val="19"/>
+              </w:rPr>
+              <w:t xml:space="preserve"> *</w:t>
+            </w:r>
+          </w:p>
+          <w:p>
+            <w:pPr>
+              <w:spacing w:before="0" w:after="20" w:line="276" w:lineRule="auto"/>
+            </w:pPr>
+            <w:r>
+              <w:rPr>
+                <w:rFonts w:ascii="宋体" w:hAnsi="宋体" w:eastAsia="宋体"/>
+                <w:sz w:val="18"/>
+              </w:rPr>
+              <w:t>在高并发、分布式、大数据、云原生等至少2个方向有深入实践经验</w:t>
+            </w:r>
+            <w:r>
+              <w:rPr>
+                <w:rFonts w:ascii="宋体" w:hAnsi="宋体" w:eastAsia="宋体"/>
+                <w:b/>
+                <w:color w:val="FF0000"/>
+                <w:sz w:val="19"/>
+              </w:rPr>
+              <w:t xml:space="preserve"> *</w:t>
+            </w:r>
+          </w:p>
+          <w:p>
+            <w:pPr>
+              <w:spacing w:before="0" w:after="20" w:line="276" w:lineRule="auto"/>
+            </w:pPr>
+            <w:r>
+              <w:rPr>
+                <w:rFonts w:ascii="宋体" w:hAnsi="宋体" w:eastAsia="宋体"/>
+                <w:sz w:val="18"/>
+              </w:rPr>
+              <w:t>能带领10-20人技术团队，建立技术梯队和人才培养体系</w:t>
+            </w:r>
+            <w:r>
+              <w:rPr>
+                <w:rFonts w:ascii="宋体" w:hAnsi="宋体" w:eastAsia="宋体"/>
+                <w:b/>
+                <w:color w:val="FF0000"/>
+                <w:sz w:val="19"/>
+              </w:rPr>
+              <w:t xml:space="preserve"> *</w:t>
+            </w:r>
+          </w:p>
+          <w:p>
+            <w:pPr>
+              <w:spacing w:before="0" w:after="20" w:line="276" w:lineRule="auto"/>
+            </w:pPr>
+            <w:r>
+              <w:rPr>
+                <w:rFonts w:ascii="宋体" w:hAnsi="宋体" w:eastAsia="宋体"/>
+                <w:sz w:val="18"/>
+              </w:rPr>
+              <w:t>推动过公司级的技术标准化和平台化建设</w:t>
+            </w:r>
+          </w:p>
+          <w:p>
+            <w:pPr>
+              <w:spacing w:before="0" w:after="20" w:line="276" w:lineRule="auto"/>
+            </w:pPr>
+            <w:r>
+              <w:rPr>
+                <w:rFonts w:ascii="宋体" w:hAnsi="宋体" w:eastAsia="宋体"/>
+                <w:sz w:val="18"/>
+              </w:rPr>
+              <w:t>有过技术专利申请或核心技术论文发表经历</w:t>
+            </w:r>
+          </w:p>
+          <w:p>
+            <w:pPr>
+              <w:spacing w:before="0" w:after="20" w:line="276" w:lineRule="auto"/>
+            </w:pPr>
+            <w:r>
+              <w:rPr>
+                <w:rFonts w:ascii="宋体" w:hAnsi="宋体" w:eastAsia="宋体"/>
+                <w:sz w:val="18"/>
+              </w:rPr>
+              <w:t>能代表公司参与行业技术标准的制定或讨论</w:t>
+            </w:r>
+          </w:p>
+          <w:p>
+            <w:pPr>
+              <w:spacing w:before="0" w:after="20" w:line="276" w:lineRule="auto"/>
+            </w:pPr>
+            <w:r>
+              <w:rPr>
+                <w:rFonts w:ascii="宋体" w:hAnsi="宋体" w:eastAsia="宋体"/>
+                <w:sz w:val="18"/>
+              </w:rPr>
+              <w:t>建立过完善的技术评审和质量保障体系</w:t>
+            </w:r>
+          </w:p>
+          <w:p>
+            <w:pPr>
+              <w:spacing w:before="80" w:after="20"/>
+            </w:pPr>
+            <w:r>
+              <w:rPr>
+                <w:rFonts w:ascii="黑体" w:hAnsi="黑体" w:eastAsia="黑体"/>
+                <w:b/>
+                <w:sz w:val="19"/>
+              </w:rPr>
+              <w:t>【二、认证与笔试要求】</w:t>
+            </w:r>
+          </w:p>
+          <w:p>
+            <w:pPr>
+              <w:spacing w:before="0" w:after="20" w:line="276" w:lineRule="auto"/>
+            </w:pPr>
+            <w:r>
+              <w:rPr>
+                <w:rFonts w:ascii="宋体" w:hAnsi="宋体" w:eastAsia="宋体"/>
+                <w:sz w:val="18"/>
+              </w:rPr>
+              <w:t>通过公司专家级技术笔试（满分100分，要求≥85分）</w:t>
+            </w:r>
+            <w:r>
+              <w:rPr>
+                <w:rFonts w:ascii="宋体" w:hAnsi="宋体" w:eastAsia="宋体"/>
+                <w:b/>
+                <w:color w:val="FF0000"/>
+                <w:sz w:val="19"/>
+              </w:rPr>
+              <w:t xml:space="preserve"> *</w:t>
+            </w:r>
+          </w:p>
+          <w:p>
+            <w:pPr>
+              <w:spacing w:before="0" w:after="20" w:line="276" w:lineRule="auto"/>
+            </w:pPr>
+            <w:r>
+              <w:rPr>
+                <w:rFonts w:ascii="宋体" w:hAnsi="宋体" w:eastAsia="宋体"/>
+                <w:sz w:val="18"/>
+              </w:rPr>
+              <w:t>计算机相关专业硕士及以上学历（博士优先），工作经验8年以上</w:t>
+            </w:r>
+            <w:r>
+              <w:rPr>
+                <w:rFonts w:ascii="宋体" w:hAnsi="宋体" w:eastAsia="宋体"/>
+                <w:b/>
+                <w:color w:val="FF0000"/>
+                <w:sz w:val="19"/>
+              </w:rPr>
+              <w:t xml:space="preserve"> *</w:t>
+            </w:r>
+          </w:p>
+          <w:p>
+            <w:pPr>
+              <w:spacing w:before="0" w:after="20" w:line="276" w:lineRule="auto"/>
+            </w:pPr>
+            <w:r>
+              <w:rPr>
+                <w:rFonts w:ascii="宋体" w:hAnsi="宋体" w:eastAsia="宋体"/>
+                <w:sz w:val="18"/>
+              </w:rPr>
+              <w:t>持有系统架构设计师（高级）证书</w:t>
+            </w:r>
+            <w:r>
+              <w:rPr>
+                <w:rFonts w:ascii="宋体" w:hAnsi="宋体" w:eastAsia="宋体"/>
+                <w:b/>
+                <w:color w:val="FF0000"/>
+                <w:sz w:val="19"/>
+              </w:rPr>
+              <w:t xml:space="preserve"> *</w:t>
+            </w:r>
+          </w:p>
+          <w:p>
+            <w:pPr>
+              <w:spacing w:before="0" w:after="20" w:line="276" w:lineRule="auto"/>
+            </w:pPr>
+            <w:r>
+              <w:rPr>
+                <w:rFonts w:ascii="宋体" w:hAnsi="宋体" w:eastAsia="宋体"/>
+                <w:sz w:val="18"/>
+              </w:rPr>
+              <w:t>持有至少2项主流技术厂商高级认证</w:t>
+            </w:r>
+            <w:r>
+              <w:rPr>
+                <w:rFonts w:ascii="宋体" w:hAnsi="宋体" w:eastAsia="宋体"/>
+                <w:b/>
+                <w:color w:val="FF0000"/>
+                <w:sz w:val="19"/>
+              </w:rPr>
+              <w:t xml:space="preserve"> *</w:t>
+            </w:r>
+          </w:p>
+          <w:p>
+            <w:pPr>
+              <w:spacing w:before="0" w:after="20" w:line="276" w:lineRule="auto"/>
+            </w:pPr>
+            <w:r>
+              <w:rPr>
+                <w:rFonts w:ascii="宋体" w:hAnsi="宋体" w:eastAsia="宋体"/>
+                <w:sz w:val="18"/>
+              </w:rPr>
+              <w:t>通过公司组织的专家级技术答辩评审</w:t>
+            </w:r>
+            <w:r>
+              <w:rPr>
+                <w:rFonts w:ascii="宋体" w:hAnsi="宋体" w:eastAsia="宋体"/>
+                <w:b/>
+                <w:color w:val="FF0000"/>
+                <w:sz w:val="19"/>
+              </w:rPr>
+              <w:t xml:space="preserve"> *</w:t>
+            </w:r>
+          </w:p>
+          <w:p>
+            <w:pPr>
+              <w:spacing w:before="0" w:after="20" w:line="276" w:lineRule="auto"/>
+            </w:pPr>
+            <w:r>
+              <w:rPr>
+                <w:rFonts w:ascii="宋体" w:hAnsi="宋体" w:eastAsia="宋体"/>
+                <w:sz w:val="18"/>
+              </w:rPr>
+              <w:t>在行业技术大会上发表过演讲或有公开发表的技术论文</w:t>
+            </w:r>
+          </w:p>
+          <w:p>
+            <w:pPr>
+              <w:spacing w:before="0" w:after="20" w:line="276" w:lineRule="auto"/>
+            </w:pPr>
+            <w:r>
+              <w:rPr>
+                <w:rFonts w:ascii="宋体" w:hAnsi="宋体" w:eastAsia="宋体"/>
+                <w:sz w:val="18"/>
+              </w:rPr>
+              <w:t>有开源项目核心贡献者经历</w:t>
+            </w:r>
+          </w:p>
+          <w:p>
+            <w:pPr>
+              <w:spacing w:before="80" w:after="20"/>
+            </w:pPr>
+            <w:r>
+              <w:rPr>
+                <w:rFonts w:ascii="黑体" w:hAnsi="黑体" w:eastAsia="黑体"/>
+                <w:b/>
+                <w:sz w:val="19"/>
+              </w:rPr>
+              <w:t>【三、故事点产出要求】</w:t>
+            </w:r>
+          </w:p>
+          <w:p>
+            <w:pPr>
+              <w:spacing w:before="0" w:after="20" w:line="276" w:lineRule="auto"/>
+            </w:pPr>
+            <w:r>
+              <w:rPr>
+                <w:rFonts w:ascii="宋体" w:hAnsi="宋体" w:eastAsia="宋体"/>
+                <w:sz w:val="18"/>
+              </w:rPr>
+              <w:t>团队月均故事点产出达标（团队整体 ≥ 团队人数 × 25点）</w:t>
+            </w:r>
+            <w:r>
+              <w:rPr>
+                <w:rFonts w:ascii="宋体" w:hAnsi="宋体" w:eastAsia="宋体"/>
+                <w:b/>
+                <w:color w:val="FF0000"/>
+                <w:sz w:val="19"/>
+              </w:rPr>
+              <w:t xml:space="preserve"> *</w:t>
+            </w:r>
+          </w:p>
+          <w:p>
+            <w:pPr>
+              <w:spacing w:before="0" w:after="20" w:line="276" w:lineRule="auto"/>
+            </w:pPr>
+            <w:r>
+              <w:rPr>
+                <w:rFonts w:ascii="宋体" w:hAnsi="宋体" w:eastAsia="宋体"/>
+                <w:sz w:val="18"/>
+              </w:rPr>
+              <w:t>个人月均完成有效故事点 ≥ 35点（含技术攻关和架构类任务）</w:t>
+            </w:r>
+            <w:r>
+              <w:rPr>
+                <w:rFonts w:ascii="宋体" w:hAnsi="宋体" w:eastAsia="宋体"/>
+                <w:b/>
+                <w:color w:val="FF0000"/>
+                <w:sz w:val="19"/>
+              </w:rPr>
+              <w:t xml:space="preserve"> *</w:t>
+            </w:r>
+          </w:p>
+          <w:p>
+            <w:pPr>
+              <w:spacing w:before="0" w:after="20" w:line="276" w:lineRule="auto"/>
+            </w:pPr>
+            <w:r>
+              <w:rPr>
+                <w:rFonts w:ascii="宋体" w:hAnsi="宋体" w:eastAsia="宋体"/>
+                <w:sz w:val="18"/>
+              </w:rPr>
+              <w:t>季度内主导完成至少3个复杂任务（≥13点）</w:t>
+            </w:r>
+            <w:r>
+              <w:rPr>
+                <w:rFonts w:ascii="宋体" w:hAnsi="宋体" w:eastAsia="宋体"/>
+                <w:b/>
+                <w:color w:val="FF0000"/>
+                <w:sz w:val="19"/>
+              </w:rPr>
+              <w:t xml:space="preserve"> *</w:t>
+            </w:r>
+          </w:p>
+          <w:p>
+            <w:pPr>
+              <w:spacing w:before="0" w:after="20" w:line="276" w:lineRule="auto"/>
+            </w:pPr>
+            <w:r>
+              <w:rPr>
+                <w:rFonts w:ascii="宋体" w:hAnsi="宋体" w:eastAsia="宋体"/>
+                <w:sz w:val="18"/>
+              </w:rPr>
+              <w:t>推动技术改进带来的效率提升可量化（如人均产出提升10%以上）</w:t>
+            </w:r>
+          </w:p>
+          <w:p>
+            <w:pPr>
+              <w:spacing w:before="0" w:after="20" w:line="276" w:lineRule="auto"/>
+            </w:pPr>
+            <w:r>
+              <w:rPr>
+                <w:rFonts w:ascii="宋体" w:hAnsi="宋体" w:eastAsia="宋体"/>
+                <w:sz w:val="18"/>
+              </w:rPr>
+              <w:t>建立或优化故事点评估体系，使团队评估准确率 ≥ 80%</w:t>
+            </w:r>
+          </w:p>
+        </w:tc>
+        <w:tc>
+          <w:tcPr>
+            <w:tcW w:type="dxa" w:w="1247"/>
+            <w:vAlign w:val="center"/>
+            <w:shd w:fill="F2F7FC"/>
+          </w:tcPr>
+          <w:p>
+            <w:pPr>
+              <w:jc w:val="center"/>
+            </w:pPr>
+            <w:r/>
+            <w:r>
+              <w:rPr>
+                <w:rFonts w:ascii="宋体" w:hAnsi="宋体" w:eastAsia="宋体"/>
+                <w:sz w:val="20"/>
+              </w:rPr>
+              <w:t>参照公司</w:t>
+              <w:br/>
+              <w:t>薪酬标准</w:t>
+            </w:r>
           </w:p>
         </w:tc>
       </w:tr>
       <w:tr>
         <w:tc>
           <w:tcPr>
-            <w:tcW w:type="dxa" w:w="5953"/>
+            <w:tcW w:type="dxa" w:w="850"/>
+            <w:vAlign w:val="center"/>
+          </w:tcPr>
+          <w:p>
+            <w:pPr>
+              <w:jc w:val="center"/>
+            </w:pPr>
+            <w:r/>
+            <w:r>
+              <w:rPr>
+                <w:rFonts w:ascii="宋体" w:hAnsi="宋体" w:eastAsia="宋体"/>
+                <w:b/>
+                <w:sz w:val="22"/>
+              </w:rPr>
+              <w:t>7级</w:t>
+            </w:r>
+          </w:p>
+        </w:tc>
+        <w:tc>
+          <w:tcPr>
+            <w:tcW w:type="dxa" w:w="1984"/>
+            <w:vAlign w:val="center"/>
+          </w:tcPr>
+          <w:p>
+            <w:pPr>
+              <w:jc w:val="center"/>
+            </w:pPr>
+            <w:r/>
+            <w:r>
+              <w:rPr>
+                <w:rFonts w:ascii="宋体" w:hAnsi="宋体" w:eastAsia="宋体"/>
+                <w:sz w:val="20"/>
+              </w:rPr>
+              <w:t>首席/总监级工程师</w:t>
+            </w:r>
+          </w:p>
+        </w:tc>
+        <w:tc>
+          <w:tcPr>
+            <w:tcW w:type="dxa" w:w="2551"/>
+            <w:vAlign w:val="top"/>
+          </w:tcPr>
+          <w:p>
+            <w:r/>
+            <w:r>
+              <w:rPr>
+                <w:rFonts w:ascii="宋体" w:hAnsi="宋体" w:eastAsia="宋体"/>
+                <w:sz w:val="19"/>
+              </w:rPr>
+              <w:t>全面负责公司研发技术体系的战略规划与落地执行，具备行业顶尖技术视野。</w:t>
+            </w:r>
+          </w:p>
+        </w:tc>
+        <w:tc>
+          <w:tcPr>
+            <w:tcW w:type="dxa" w:w="7937"/>
             <w:vAlign w:val="top"/>
           </w:tcPr>
           <w:p>
             <w:pPr>
-              <w:jc w:val="left"/>
+              <w:spacing w:after="20"/>
             </w:pPr>
             <w:r/>
             <w:r>
               <w:rPr>
+                <w:rFonts w:ascii="黑体" w:hAnsi="黑体" w:eastAsia="黑体"/>
+                <w:b/>
+                <w:sz w:val="19"/>
+              </w:rPr>
+              <w:t>【一、角色定位与能力要求】</w:t>
+            </w:r>
+          </w:p>
+          <w:p>
+            <w:pPr>
+              <w:spacing w:before="0" w:after="20" w:line="276" w:lineRule="auto"/>
+            </w:pPr>
+            <w:r>
+              <w:rPr>
                 <w:rFonts w:ascii="宋体" w:hAnsi="宋体" w:eastAsia="宋体"/>
+                <w:sz w:val="18"/>
+              </w:rPr>
+              <w:t>全面负责公司研发技术体系的战略规划与落地执行</w:t>
+            </w:r>
+            <w:r>
+              <w:rPr>
+                <w:rFonts w:ascii="宋体" w:hAnsi="宋体" w:eastAsia="宋体"/>
+                <w:b/>
+                <w:color w:val="FF0000"/>
                 <w:sz w:val="19"/>
               </w:rPr>
-              <w:t>了解版本控制工具（如Git）的基本使用</w:t>
+              <w:t xml:space="preserve"> *</w:t>
+            </w:r>
+          </w:p>
+          <w:p>
+            <w:pPr>
+              <w:spacing w:before="0" w:after="20" w:line="276" w:lineRule="auto"/>
+            </w:pPr>
+            <w:r>
+              <w:rPr>
+                <w:rFonts w:ascii="宋体" w:hAnsi="宋体" w:eastAsia="宋体"/>
+                <w:sz w:val="18"/>
+              </w:rPr>
+              <w:t>具备行业顶尖的技术视野和判断力，能准确把握技术发展趋势</w:t>
+            </w:r>
+            <w:r>
+              <w:rPr>
+                <w:rFonts w:ascii="宋体" w:hAnsi="宋体" w:eastAsia="宋体"/>
+                <w:b/>
+                <w:color w:val="FF0000"/>
+                <w:sz w:val="19"/>
+              </w:rPr>
+              <w:t xml:space="preserve"> *</w:t>
+            </w:r>
+          </w:p>
+          <w:p>
+            <w:pPr>
+              <w:spacing w:before="0" w:after="20" w:line="276" w:lineRule="auto"/>
+            </w:pPr>
+            <w:r>
+              <w:rPr>
+                <w:rFonts w:ascii="宋体" w:hAnsi="宋体" w:eastAsia="宋体"/>
+                <w:sz w:val="18"/>
+              </w:rPr>
+              <w:t>主导公司核心技术竞争力的构建，推动关键技术突破</w:t>
+            </w:r>
+            <w:r>
+              <w:rPr>
+                <w:rFonts w:ascii="宋体" w:hAnsi="宋体" w:eastAsia="宋体"/>
+                <w:b/>
+                <w:color w:val="FF0000"/>
+                <w:sz w:val="19"/>
+              </w:rPr>
+              <w:t xml:space="preserve"> *</w:t>
+            </w:r>
+          </w:p>
+          <w:p>
+            <w:pPr>
+              <w:spacing w:before="0" w:after="20" w:line="276" w:lineRule="auto"/>
+            </w:pPr>
+            <w:r>
+              <w:rPr>
+                <w:rFonts w:ascii="宋体" w:hAnsi="宋体" w:eastAsia="宋体"/>
+                <w:sz w:val="18"/>
+              </w:rPr>
+              <w:t>具备跨业务线、跨技术域的全局架构治理能力</w:t>
+            </w:r>
+            <w:r>
+              <w:rPr>
+                <w:rFonts w:ascii="宋体" w:hAnsi="宋体" w:eastAsia="宋体"/>
+                <w:b/>
+                <w:color w:val="FF0000"/>
+                <w:sz w:val="19"/>
+              </w:rPr>
+              <w:t xml:space="preserve"> *</w:t>
+            </w:r>
+          </w:p>
+          <w:p>
+            <w:pPr>
+              <w:spacing w:before="0" w:after="20" w:line="276" w:lineRule="auto"/>
+            </w:pPr>
+            <w:r>
+              <w:rPr>
+                <w:rFonts w:ascii="宋体" w:hAnsi="宋体" w:eastAsia="宋体"/>
+                <w:sz w:val="18"/>
+              </w:rPr>
+              <w:t>参与过至少15个项目，其中至少8个担任技术总负责人</w:t>
+            </w:r>
+            <w:r>
+              <w:rPr>
+                <w:rFonts w:ascii="宋体" w:hAnsi="宋体" w:eastAsia="宋体"/>
+                <w:b/>
+                <w:color w:val="FF0000"/>
+                <w:sz w:val="19"/>
+              </w:rPr>
+              <w:t xml:space="preserve"> *</w:t>
+            </w:r>
+          </w:p>
+          <w:p>
+            <w:pPr>
+              <w:spacing w:before="0" w:after="20" w:line="276" w:lineRule="auto"/>
+            </w:pPr>
+            <w:r>
+              <w:rPr>
+                <w:rFonts w:ascii="宋体" w:hAnsi="宋体" w:eastAsia="宋体"/>
+                <w:sz w:val="18"/>
+              </w:rPr>
+              <w:t>在多个技术领域具有深入造诣，能进行跨领域技术决策</w:t>
+            </w:r>
+            <w:r>
+              <w:rPr>
+                <w:rFonts w:ascii="宋体" w:hAnsi="宋体" w:eastAsia="宋体"/>
+                <w:b/>
+                <w:color w:val="FF0000"/>
+                <w:sz w:val="19"/>
+              </w:rPr>
+              <w:t xml:space="preserve"> *</w:t>
+            </w:r>
+          </w:p>
+          <w:p>
+            <w:pPr>
+              <w:spacing w:before="0" w:after="20" w:line="276" w:lineRule="auto"/>
+            </w:pPr>
+            <w:r>
+              <w:rPr>
+                <w:rFonts w:ascii="宋体" w:hAnsi="宋体" w:eastAsia="宋体"/>
+                <w:sz w:val="18"/>
+              </w:rPr>
+              <w:t>具备20人以上技术团队的管理经验，成功建立过高效能技术团队</w:t>
+            </w:r>
+            <w:r>
+              <w:rPr>
+                <w:rFonts w:ascii="宋体" w:hAnsi="宋体" w:eastAsia="宋体"/>
+                <w:b/>
+                <w:color w:val="FF0000"/>
+                <w:sz w:val="19"/>
+              </w:rPr>
+              <w:t xml:space="preserve"> *</w:t>
+            </w:r>
+          </w:p>
+          <w:p>
+            <w:pPr>
+              <w:spacing w:before="0" w:after="20" w:line="276" w:lineRule="auto"/>
+            </w:pPr>
+            <w:r>
+              <w:rPr>
+                <w:rFonts w:ascii="宋体" w:hAnsi="宋体" w:eastAsia="宋体"/>
+                <w:sz w:val="18"/>
+              </w:rPr>
+              <w:t>推动过至少1项对公司业务产生重大影响的技术变革</w:t>
+            </w:r>
+            <w:r>
+              <w:rPr>
+                <w:rFonts w:ascii="宋体" w:hAnsi="宋体" w:eastAsia="宋体"/>
+                <w:b/>
+                <w:color w:val="FF0000"/>
+                <w:sz w:val="19"/>
+              </w:rPr>
+              <w:t xml:space="preserve"> *</w:t>
+            </w:r>
+          </w:p>
+          <w:p>
+            <w:pPr>
+              <w:spacing w:before="0" w:after="20" w:line="276" w:lineRule="auto"/>
+            </w:pPr>
+            <w:r>
+              <w:rPr>
+                <w:rFonts w:ascii="宋体" w:hAnsi="宋体" w:eastAsia="宋体"/>
+                <w:sz w:val="18"/>
+              </w:rPr>
+              <w:t>在行业内具有较高知名度和影响力</w:t>
+            </w:r>
+          </w:p>
+          <w:p>
+            <w:pPr>
+              <w:spacing w:before="0" w:after="20" w:line="276" w:lineRule="auto"/>
+            </w:pPr>
+            <w:r>
+              <w:rPr>
+                <w:rFonts w:ascii="宋体" w:hAnsi="宋体" w:eastAsia="宋体"/>
+                <w:sz w:val="18"/>
+              </w:rPr>
+              <w:t>有技术专利或核心技术论文发表</w:t>
+            </w:r>
+          </w:p>
+          <w:p>
+            <w:pPr>
+              <w:spacing w:before="0" w:after="20" w:line="276" w:lineRule="auto"/>
+            </w:pPr>
+            <w:r>
+              <w:rPr>
+                <w:rFonts w:ascii="宋体" w:hAnsi="宋体" w:eastAsia="宋体"/>
+                <w:sz w:val="18"/>
+              </w:rPr>
+              <w:t>参与过行业技术标准的制定</w:t>
+            </w:r>
+          </w:p>
+          <w:p>
+            <w:pPr>
+              <w:spacing w:before="0" w:after="20" w:line="276" w:lineRule="auto"/>
+            </w:pPr>
+            <w:r>
+              <w:rPr>
+                <w:rFonts w:ascii="宋体" w:hAnsi="宋体" w:eastAsia="宋体"/>
+                <w:sz w:val="18"/>
+              </w:rPr>
+              <w:t>建立过完善的研发效能度量和持续改进体系</w:t>
+            </w:r>
+          </w:p>
+          <w:p>
+            <w:pPr>
+              <w:spacing w:before="80" w:after="20"/>
+            </w:pPr>
+            <w:r>
+              <w:rPr>
+                <w:rFonts w:ascii="黑体" w:hAnsi="黑体" w:eastAsia="黑体"/>
+                <w:b/>
+                <w:sz w:val="19"/>
+              </w:rPr>
+              <w:t>【二、认证与笔试要求】</w:t>
+            </w:r>
+          </w:p>
+          <w:p>
+            <w:pPr>
+              <w:spacing w:before="0" w:after="20" w:line="276" w:lineRule="auto"/>
+            </w:pPr>
+            <w:r>
+              <w:rPr>
+                <w:rFonts w:ascii="宋体" w:hAnsi="宋体" w:eastAsia="宋体"/>
+                <w:sz w:val="18"/>
+              </w:rPr>
+              <w:t>通过公司首席级技术笔试（满分100分，要求≥90分）</w:t>
+            </w:r>
+            <w:r>
+              <w:rPr>
+                <w:rFonts w:ascii="宋体" w:hAnsi="宋体" w:eastAsia="宋体"/>
+                <w:b/>
+                <w:color w:val="FF0000"/>
+                <w:sz w:val="19"/>
+              </w:rPr>
+              <w:t xml:space="preserve"> *</w:t>
+            </w:r>
+          </w:p>
+          <w:p>
+            <w:pPr>
+              <w:spacing w:before="0" w:after="20" w:line="276" w:lineRule="auto"/>
+            </w:pPr>
+            <w:r>
+              <w:rPr>
+                <w:rFonts w:ascii="宋体" w:hAnsi="宋体" w:eastAsia="宋体"/>
+                <w:sz w:val="18"/>
+              </w:rPr>
+              <w:t>计算机相关专业硕士及以上学历，工作经验10年以上</w:t>
+            </w:r>
+            <w:r>
+              <w:rPr>
+                <w:rFonts w:ascii="宋体" w:hAnsi="宋体" w:eastAsia="宋体"/>
+                <w:b/>
+                <w:color w:val="FF0000"/>
+                <w:sz w:val="19"/>
+              </w:rPr>
+              <w:t xml:space="preserve"> *</w:t>
+            </w:r>
+          </w:p>
+          <w:p>
+            <w:pPr>
+              <w:spacing w:before="0" w:after="20" w:line="276" w:lineRule="auto"/>
+            </w:pPr>
+            <w:r>
+              <w:rPr>
+                <w:rFonts w:ascii="宋体" w:hAnsi="宋体" w:eastAsia="宋体"/>
+                <w:sz w:val="18"/>
+              </w:rPr>
+              <w:t>持有系统架构设计师（高级）证书</w:t>
+            </w:r>
+            <w:r>
+              <w:rPr>
+                <w:rFonts w:ascii="宋体" w:hAnsi="宋体" w:eastAsia="宋体"/>
+                <w:b/>
+                <w:color w:val="FF0000"/>
+                <w:sz w:val="19"/>
+              </w:rPr>
+              <w:t xml:space="preserve"> *</w:t>
+            </w:r>
+          </w:p>
+          <w:p>
+            <w:pPr>
+              <w:spacing w:before="0" w:after="20" w:line="276" w:lineRule="auto"/>
+            </w:pPr>
+            <w:r>
+              <w:rPr>
+                <w:rFonts w:ascii="宋体" w:hAnsi="宋体" w:eastAsia="宋体"/>
+                <w:sz w:val="18"/>
+              </w:rPr>
+              <w:t>持有至少3项主流技术厂商高级认证</w:t>
+            </w:r>
+            <w:r>
+              <w:rPr>
+                <w:rFonts w:ascii="宋体" w:hAnsi="宋体" w:eastAsia="宋体"/>
+                <w:b/>
+                <w:color w:val="FF0000"/>
+                <w:sz w:val="19"/>
+              </w:rPr>
+              <w:t xml:space="preserve"> *</w:t>
+            </w:r>
+          </w:p>
+          <w:p>
+            <w:pPr>
+              <w:spacing w:before="0" w:after="20" w:line="276" w:lineRule="auto"/>
+            </w:pPr>
+            <w:r>
+              <w:rPr>
+                <w:rFonts w:ascii="宋体" w:hAnsi="宋体" w:eastAsia="宋体"/>
+                <w:sz w:val="18"/>
+              </w:rPr>
+              <w:t>通过公司组织的首席/总监级答辩评审（含外部专家评审）</w:t>
+            </w:r>
+            <w:r>
+              <w:rPr>
+                <w:rFonts w:ascii="宋体" w:hAnsi="宋体" w:eastAsia="宋体"/>
+                <w:b/>
+                <w:color w:val="FF0000"/>
+                <w:sz w:val="19"/>
+              </w:rPr>
+              <w:t xml:space="preserve"> *</w:t>
+            </w:r>
+          </w:p>
+          <w:p>
+            <w:pPr>
+              <w:spacing w:before="0" w:after="20" w:line="276" w:lineRule="auto"/>
+            </w:pPr>
+            <w:r>
+              <w:rPr>
+                <w:rFonts w:ascii="宋体" w:hAnsi="宋体" w:eastAsia="宋体"/>
+                <w:sz w:val="18"/>
+              </w:rPr>
+              <w:t>在国内外顶级技术大会上发表过主题演讲</w:t>
+            </w:r>
+          </w:p>
+          <w:p>
+            <w:pPr>
+              <w:spacing w:before="0" w:after="20" w:line="276" w:lineRule="auto"/>
+            </w:pPr>
+            <w:r>
+              <w:rPr>
+                <w:rFonts w:ascii="宋体" w:hAnsi="宋体" w:eastAsia="宋体"/>
+                <w:sz w:val="18"/>
+              </w:rPr>
+              <w:t>有业界知名开源项目主导经历</w:t>
+            </w:r>
+          </w:p>
+          <w:p>
+            <w:pPr>
+              <w:spacing w:before="0" w:after="20" w:line="276" w:lineRule="auto"/>
+            </w:pPr>
+            <w:r>
+              <w:rPr>
+                <w:rFonts w:ascii="宋体" w:hAnsi="宋体" w:eastAsia="宋体"/>
+                <w:sz w:val="18"/>
+              </w:rPr>
+              <w:t>获得过行业级技术奖项或荣誉</w:t>
+            </w:r>
+          </w:p>
+          <w:p>
+            <w:pPr>
+              <w:spacing w:before="80" w:after="20"/>
+            </w:pPr>
+            <w:r>
+              <w:rPr>
+                <w:rFonts w:ascii="黑体" w:hAnsi="黑体" w:eastAsia="黑体"/>
+                <w:b/>
+                <w:sz w:val="19"/>
+              </w:rPr>
+              <w:t>【三、故事点产出要求】</w:t>
+            </w:r>
+          </w:p>
+          <w:p>
+            <w:pPr>
+              <w:spacing w:before="0" w:after="20" w:line="276" w:lineRule="auto"/>
+            </w:pPr>
+            <w:r>
+              <w:rPr>
+                <w:rFonts w:ascii="宋体" w:hAnsi="宋体" w:eastAsia="宋体"/>
+                <w:sz w:val="18"/>
+              </w:rPr>
+              <w:t>研发体系整体故事点产出持续达标（月度波动 ≤ 10%）</w:t>
+            </w:r>
+            <w:r>
+              <w:rPr>
+                <w:rFonts w:ascii="宋体" w:hAnsi="宋体" w:eastAsia="宋体"/>
+                <w:b/>
+                <w:color w:val="FF0000"/>
+                <w:sz w:val="19"/>
+              </w:rPr>
+              <w:t xml:space="preserve"> *</w:t>
+            </w:r>
+          </w:p>
+          <w:p>
+            <w:pPr>
+              <w:spacing w:before="0" w:after="20" w:line="276" w:lineRule="auto"/>
+            </w:pPr>
+            <w:r>
+              <w:rPr>
+                <w:rFonts w:ascii="宋体" w:hAnsi="宋体" w:eastAsia="宋体"/>
+                <w:sz w:val="18"/>
+              </w:rPr>
+              <w:t>推动建立完善的故事点管理体系和效能度量体系</w:t>
+            </w:r>
+            <w:r>
+              <w:rPr>
+                <w:rFonts w:ascii="宋体" w:hAnsi="宋体" w:eastAsia="宋体"/>
+                <w:b/>
+                <w:color w:val="FF0000"/>
+                <w:sz w:val="19"/>
+              </w:rPr>
+              <w:t xml:space="preserve"> *</w:t>
+            </w:r>
+          </w:p>
+          <w:p>
+            <w:pPr>
+              <w:spacing w:before="0" w:after="20" w:line="276" w:lineRule="auto"/>
+            </w:pPr>
+            <w:r>
+              <w:rPr>
+                <w:rFonts w:ascii="宋体" w:hAnsi="宋体" w:eastAsia="宋体"/>
+                <w:sz w:val="18"/>
+              </w:rPr>
+              <w:t>个人季度内主导或深度参与至少2个战略级技术任务（≥21点）</w:t>
+            </w:r>
+            <w:r>
+              <w:rPr>
+                <w:rFonts w:ascii="宋体" w:hAnsi="宋体" w:eastAsia="宋体"/>
+                <w:b/>
+                <w:color w:val="FF0000"/>
+                <w:sz w:val="19"/>
+              </w:rPr>
+              <w:t xml:space="preserve"> *</w:t>
+            </w:r>
+          </w:p>
+          <w:p>
+            <w:pPr>
+              <w:spacing w:before="0" w:after="20" w:line="276" w:lineRule="auto"/>
+            </w:pPr>
+            <w:r>
+              <w:rPr>
+                <w:rFonts w:ascii="宋体" w:hAnsi="宋体" w:eastAsia="宋体"/>
+                <w:sz w:val="18"/>
+              </w:rPr>
+              <w:t>研发效能（人均故事点产出）年度环比提升 ≥ 10%</w:t>
+            </w:r>
+          </w:p>
+          <w:p>
+            <w:pPr>
+              <w:spacing w:before="0" w:after="20" w:line="276" w:lineRule="auto"/>
+            </w:pPr>
+            <w:r>
+              <w:rPr>
+                <w:rFonts w:ascii="宋体" w:hAnsi="宋体" w:eastAsia="宋体"/>
+                <w:sz w:val="18"/>
+              </w:rPr>
+              <w:t>推动故事点与业务价值的关联分析，建立价值导向的产出评估体系</w:t>
+            </w:r>
+          </w:p>
+          <w:p>
+            <w:pPr>
+              <w:spacing w:before="0" w:after="20" w:line="276" w:lineRule="auto"/>
+            </w:pPr>
+            <w:r>
+              <w:rPr>
+                <w:rFonts w:ascii="宋体" w:hAnsi="宋体" w:eastAsia="宋体"/>
+                <w:sz w:val="18"/>
+              </w:rPr>
+              <w:t>团队故事点交付质量（一次性通过率）≥ 95%</w:t>
             </w:r>
           </w:p>
         </w:tc>
         <w:tc>
           <w:tcPr>
-            <w:tcW w:type="dxa" w:w="4819"/>
-          </w:tcPr>
-          <w:p>
-            <w:r/>
-          </w:p>
-        </w:tc>
-        <w:tc>
-          <w:tcPr>
-            <w:tcW w:type="dxa" w:w="3685"/>
-          </w:tcPr>
-          <w:p>
-            <w:r/>
-          </w:p>
-        </w:tc>
-      </w:tr>
-      <w:tr>
-        <w:tc>
-          <w:tcPr>
-            <w:tcW w:type="dxa" w:w="5953"/>
-            <w:vAlign w:val="top"/>
-            <w:shd w:fill="F2F2F2"/>
+            <w:tcW w:type="dxa" w:w="1247"/>
+            <w:vAlign w:val="center"/>
           </w:tcPr>
           <w:p>
             <w:pPr>
-              <w:jc w:val="left"/>
+              <w:jc w:val="center"/>
             </w:pPr>
             <w:r/>
             <w:r>
               <w:rPr>
                 <w:rFonts w:ascii="宋体" w:hAnsi="宋体" w:eastAsia="宋体"/>
-                <w:sz w:val="19"/>
-              </w:rPr>
-              <w:t>了解前端或后端某一方向的基础技术栈</w:t>
-            </w:r>
-          </w:p>
-        </w:tc>
-        <w:tc>
-          <w:tcPr>
-            <w:tcW w:type="dxa" w:w="4819"/>
-          </w:tcPr>
-          <w:p>
-            <w:r/>
-          </w:p>
-        </w:tc>
-        <w:tc>
-          <w:tcPr>
-            <w:tcW w:type="dxa" w:w="3685"/>
-          </w:tcPr>
-          <w:p>
-            <w:r/>
+                <w:sz w:val="20"/>
+              </w:rPr>
+              <w:t>参照公司</w:t>
+              <w:br/>
+              <w:t>薪酬标准</w:t>
+            </w:r>
           </w:p>
         </w:tc>
       </w:tr>
     </w:tbl>
     <w:p>
       <w:pPr>
-        <w:spacing w:before="40" w:after="160" w:line="288" w:lineRule="auto"/>
+        <w:spacing w:before="80" w:after="160" w:line="288" w:lineRule="auto"/>
       </w:pPr>
       <w:r>
         <w:rPr>
           <w:rFonts w:ascii="宋体" w:hAnsi="宋体" w:eastAsia="宋体"/>
           <w:b w:val="0"/>
-          <w:sz w:val="18"/>
+          <w:sz w:val="20"/>
         </w:rPr>
         <w:t xml:space="preserve">注：标注 </w:t>
       </w:r>
@@ -895,7 +3886,7 @@
           <w:rFonts w:ascii="宋体" w:hAnsi="宋体" w:eastAsia="宋体"/>
           <w:b/>
           <w:color w:val="FF0000"/>
-          <w:sz w:val="20"/>
+          <w:sz w:val="22"/>
         </w:rPr>
         <w:t>*</w:t>
       </w:r>
@@ -903,4596 +3894,9 @@
         <w:rPr>
           <w:rFonts w:ascii="宋体" w:hAnsi="宋体" w:eastAsia="宋体"/>
           <w:b w:val="0"/>
-          <w:sz w:val="18"/>
-        </w:rPr>
-        <w:t xml:space="preserve"> 的条目为必须达到的硬性条件，未标注的条目为加分项。</w:t>
-      </w:r>
-    </w:p>
-    <w:p>
-      <w:pPr>
-        <w:spacing w:before="200" w:after="80" w:line="360" w:lineRule="auto"/>
-      </w:pPr>
-      <w:r>
-        <w:rPr>
-          <w:rFonts w:ascii="黑体" w:hAnsi="黑体" w:eastAsia="黑体"/>
-          <w:b/>
-          <w:sz w:val="26"/>
-        </w:rPr>
-        <w:t>2级（初中级开发工程师）</w:t>
-      </w:r>
-    </w:p>
-    <w:tbl>
-      <w:tblPr>
-        <w:tblStyle w:val="TableGrid"/>
-        <w:tblW w:type="auto" w:w="0"/>
-        <w:jc w:val="center"/>
-        <w:tblLook w:firstColumn="1" w:firstRow="1" w:lastColumn="0" w:lastRow="0" w:noHBand="0" w:noVBand="1" w:val="04A0"/>
-      </w:tblPr>
-      <w:tblGrid>
-        <w:gridCol w:w="4857"/>
-        <w:gridCol w:w="4857"/>
-        <w:gridCol w:w="4857"/>
-      </w:tblGrid>
-      <w:tr>
-        <w:tc>
-          <w:tcPr>
-            <w:tcW w:type="dxa" w:w="5953"/>
-            <w:vAlign w:val="center"/>
-            <w:shd w:fill="4472C4"/>
-          </w:tcPr>
-          <w:p>
-            <w:pPr>
-              <w:jc w:val="center"/>
-            </w:pPr>
-            <w:r/>
-            <w:r>
-              <w:rPr>
-                <w:rFonts w:ascii="黑体" w:hAnsi="黑体" w:eastAsia="黑体"/>
-                <w:b/>
-                <w:color w:val="FFFFFF"/>
-                <w:sz w:val="20"/>
-              </w:rPr>
-              <w:t>角色定位与能力要求</w:t>
-              <w:br/>
-              <w:t>（含项目经历及技术能力）</w:t>
-            </w:r>
-          </w:p>
-        </w:tc>
-        <w:tc>
-          <w:tcPr>
-            <w:tcW w:type="dxa" w:w="4819"/>
-            <w:vAlign w:val="center"/>
-            <w:shd w:fill="4472C4"/>
-          </w:tcPr>
-          <w:p>
-            <w:pPr>
-              <w:jc w:val="center"/>
-            </w:pPr>
-            <w:r/>
-            <w:r>
-              <w:rPr>
-                <w:rFonts w:ascii="黑体" w:hAnsi="黑体" w:eastAsia="黑体"/>
-                <w:b/>
-                <w:color w:val="FFFFFF"/>
-                <w:sz w:val="20"/>
-              </w:rPr>
-              <w:t>认证与笔试要求</w:t>
-              <w:br/>
-              <w:t>（含公司笔试及行业证书）</w:t>
-            </w:r>
-          </w:p>
-        </w:tc>
-        <w:tc>
-          <w:tcPr>
-            <w:tcW w:type="dxa" w:w="3685"/>
-            <w:vAlign w:val="center"/>
-            <w:shd w:fill="4472C4"/>
-          </w:tcPr>
-          <w:p>
-            <w:pPr>
-              <w:jc w:val="center"/>
-            </w:pPr>
-            <w:r/>
-            <w:r>
-              <w:rPr>
-                <w:rFonts w:ascii="黑体" w:hAnsi="黑体" w:eastAsia="黑体"/>
-                <w:b/>
-                <w:color w:val="FFFFFF"/>
-                <w:sz w:val="20"/>
-              </w:rPr>
-              <w:t>故事点产出要求</w:t>
-            </w:r>
-          </w:p>
-        </w:tc>
-      </w:tr>
-      <w:tr>
-        <w:tc>
-          <w:tcPr>
-            <w:tcW w:type="dxa" w:w="5953"/>
-            <w:vAlign w:val="top"/>
-          </w:tcPr>
-          <w:p>
-            <w:pPr>
-              <w:jc w:val="left"/>
-            </w:pPr>
-            <w:r/>
-            <w:r>
-              <w:rPr>
-                <w:rFonts w:ascii="宋体" w:hAnsi="宋体" w:eastAsia="宋体"/>
-                <w:sz w:val="19"/>
-              </w:rPr>
-              <w:t>能够独立承担模块级开发任务，在常规业务需求中可自主完成设计与编码</w:t>
-            </w:r>
-            <w:r>
-              <w:rPr>
-                <w:rFonts w:ascii="宋体" w:hAnsi="宋体" w:eastAsia="宋体"/>
-                <w:b/>
-                <w:color w:val="FF0000"/>
-                <w:sz w:val="20"/>
-              </w:rPr>
-              <w:t xml:space="preserve"> *</w:t>
-            </w:r>
-          </w:p>
-        </w:tc>
-        <w:tc>
-          <w:tcPr>
-            <w:tcW w:type="dxa" w:w="4819"/>
-            <w:vAlign w:val="top"/>
-          </w:tcPr>
-          <w:p>
-            <w:pPr>
-              <w:jc w:val="left"/>
-            </w:pPr>
-            <w:r/>
-            <w:r>
-              <w:rPr>
-                <w:rFonts w:ascii="宋体" w:hAnsi="宋体" w:eastAsia="宋体"/>
-                <w:sz w:val="19"/>
-              </w:rPr>
-              <w:t>通过公司初中级技术笔试（满分100分，要求≥65分）</w:t>
-            </w:r>
-            <w:r>
-              <w:rPr>
-                <w:rFonts w:ascii="宋体" w:hAnsi="宋体" w:eastAsia="宋体"/>
-                <w:b/>
-                <w:color w:val="FF0000"/>
-                <w:sz w:val="20"/>
-              </w:rPr>
-              <w:t xml:space="preserve"> *</w:t>
-            </w:r>
-          </w:p>
-        </w:tc>
-        <w:tc>
-          <w:tcPr>
-            <w:tcW w:type="dxa" w:w="3685"/>
-            <w:vAlign w:val="top"/>
-          </w:tcPr>
-          <w:p>
-            <w:pPr>
-              <w:jc w:val="left"/>
-            </w:pPr>
-            <w:r/>
-            <w:r>
-              <w:rPr>
-                <w:rFonts w:ascii="宋体" w:hAnsi="宋体" w:eastAsia="宋体"/>
-                <w:sz w:val="19"/>
-              </w:rPr>
-              <w:t>月均完成有效故事点 ≥ 20点</w:t>
-            </w:r>
-            <w:r>
-              <w:rPr>
-                <w:rFonts w:ascii="宋体" w:hAnsi="宋体" w:eastAsia="宋体"/>
-                <w:b/>
-                <w:color w:val="FF0000"/>
-                <w:sz w:val="20"/>
-              </w:rPr>
-              <w:t xml:space="preserve"> *</w:t>
-            </w:r>
-          </w:p>
-        </w:tc>
-      </w:tr>
-      <w:tr>
-        <w:tc>
-          <w:tcPr>
-            <w:tcW w:type="dxa" w:w="5953"/>
-            <w:vAlign w:val="top"/>
-            <w:shd w:fill="F2F2F2"/>
-          </w:tcPr>
-          <w:p>
-            <w:pPr>
-              <w:jc w:val="left"/>
-            </w:pPr>
-            <w:r/>
-            <w:r>
-              <w:rPr>
-                <w:rFonts w:ascii="宋体" w:hAnsi="宋体" w:eastAsia="宋体"/>
-                <w:sz w:val="19"/>
-              </w:rPr>
-              <w:t>熟练掌握至少一门主流编程语言，了解其核心框架的使用（如Spring Boot、Django等）</w:t>
-            </w:r>
-            <w:r>
-              <w:rPr>
-                <w:rFonts w:ascii="宋体" w:hAnsi="宋体" w:eastAsia="宋体"/>
-                <w:b/>
-                <w:color w:val="FF0000"/>
-                <w:sz w:val="20"/>
-              </w:rPr>
-              <w:t xml:space="preserve"> *</w:t>
-            </w:r>
-          </w:p>
-        </w:tc>
-        <w:tc>
-          <w:tcPr>
-            <w:tcW w:type="dxa" w:w="4819"/>
-            <w:vAlign w:val="top"/>
-            <w:shd w:fill="F2F2F2"/>
-          </w:tcPr>
-          <w:p>
-            <w:pPr>
-              <w:jc w:val="left"/>
-            </w:pPr>
-            <w:r/>
-            <w:r>
-              <w:rPr>
-                <w:rFonts w:ascii="宋体" w:hAnsi="宋体" w:eastAsia="宋体"/>
-                <w:sz w:val="19"/>
-              </w:rPr>
-              <w:t>计算机相关专业本科及以上学历</w:t>
-            </w:r>
-            <w:r>
-              <w:rPr>
-                <w:rFonts w:ascii="宋体" w:hAnsi="宋体" w:eastAsia="宋体"/>
-                <w:b/>
-                <w:color w:val="FF0000"/>
-                <w:sz w:val="20"/>
-              </w:rPr>
-              <w:t xml:space="preserve"> *</w:t>
-            </w:r>
-          </w:p>
-        </w:tc>
-        <w:tc>
-          <w:tcPr>
-            <w:tcW w:type="dxa" w:w="3685"/>
-            <w:vAlign w:val="top"/>
-            <w:shd w:fill="F2F2F2"/>
-          </w:tcPr>
-          <w:p>
-            <w:pPr>
-              <w:jc w:val="left"/>
-            </w:pPr>
-            <w:r/>
-            <w:r>
-              <w:rPr>
-                <w:rFonts w:ascii="宋体" w:hAnsi="宋体" w:eastAsia="宋体"/>
-                <w:sz w:val="19"/>
-              </w:rPr>
-              <w:t>季度累计完成有效故事点 ≥ 60点</w:t>
-            </w:r>
-            <w:r>
-              <w:rPr>
-                <w:rFonts w:ascii="宋体" w:hAnsi="宋体" w:eastAsia="宋体"/>
-                <w:b/>
-                <w:color w:val="FF0000"/>
-                <w:sz w:val="20"/>
-              </w:rPr>
-              <w:t xml:space="preserve"> *</w:t>
-            </w:r>
-          </w:p>
-        </w:tc>
-      </w:tr>
-      <w:tr>
-        <w:tc>
-          <w:tcPr>
-            <w:tcW w:type="dxa" w:w="5953"/>
-            <w:vAlign w:val="top"/>
-          </w:tcPr>
-          <w:p>
-            <w:pPr>
-              <w:jc w:val="left"/>
-            </w:pPr>
-            <w:r/>
-            <w:r>
-              <w:rPr>
-                <w:rFonts w:ascii="宋体" w:hAnsi="宋体" w:eastAsia="宋体"/>
-                <w:sz w:val="19"/>
-              </w:rPr>
-              <w:t>具备独立排查和修复中等复杂度Bug的能力</w:t>
-            </w:r>
-            <w:r>
-              <w:rPr>
-                <w:rFonts w:ascii="宋体" w:hAnsi="宋体" w:eastAsia="宋体"/>
-                <w:b/>
-                <w:color w:val="FF0000"/>
-                <w:sz w:val="20"/>
-              </w:rPr>
-              <w:t xml:space="preserve"> *</w:t>
-            </w:r>
-          </w:p>
-        </w:tc>
-        <w:tc>
-          <w:tcPr>
-            <w:tcW w:type="dxa" w:w="4819"/>
-            <w:vAlign w:val="top"/>
-          </w:tcPr>
-          <w:p>
-            <w:pPr>
-              <w:jc w:val="left"/>
-            </w:pPr>
-            <w:r/>
-            <w:r>
-              <w:rPr>
-                <w:rFonts w:ascii="宋体" w:hAnsi="宋体" w:eastAsia="宋体"/>
-                <w:sz w:val="19"/>
-              </w:rPr>
-              <w:t>持有软件设计师（中级）或同等级别职业资格证书</w:t>
-            </w:r>
-          </w:p>
-        </w:tc>
-        <w:tc>
-          <w:tcPr>
-            <w:tcW w:type="dxa" w:w="3685"/>
-            <w:vAlign w:val="top"/>
-          </w:tcPr>
-          <w:p>
-            <w:pPr>
-              <w:jc w:val="left"/>
-            </w:pPr>
-            <w:r/>
-            <w:r>
-              <w:rPr>
-                <w:rFonts w:ascii="宋体" w:hAnsi="宋体" w:eastAsia="宋体"/>
-                <w:sz w:val="19"/>
-              </w:rPr>
-              <w:t>完成任务中，中等及以上复杂度任务（≥3点）占比 ≥ 30%</w:t>
-            </w:r>
-            <w:r>
-              <w:rPr>
-                <w:rFonts w:ascii="宋体" w:hAnsi="宋体" w:eastAsia="宋体"/>
-                <w:b/>
-                <w:color w:val="FF0000"/>
-                <w:sz w:val="20"/>
-              </w:rPr>
-              <w:t xml:space="preserve"> *</w:t>
-            </w:r>
-          </w:p>
-        </w:tc>
-      </w:tr>
-      <w:tr>
-        <w:tc>
-          <w:tcPr>
-            <w:tcW w:type="dxa" w:w="5953"/>
-            <w:vAlign w:val="top"/>
-            <w:shd w:fill="F2F2F2"/>
-          </w:tcPr>
-          <w:p>
-            <w:pPr>
-              <w:jc w:val="left"/>
-            </w:pPr>
-            <w:r/>
-            <w:r>
-              <w:rPr>
-                <w:rFonts w:ascii="宋体" w:hAnsi="宋体" w:eastAsia="宋体"/>
-                <w:sz w:val="19"/>
-              </w:rPr>
-              <w:t>能够编写较为规范的技术文档（如接口文档、详细设计文档）</w:t>
-            </w:r>
-            <w:r>
-              <w:rPr>
-                <w:rFonts w:ascii="宋体" w:hAnsi="宋体" w:eastAsia="宋体"/>
-                <w:b/>
-                <w:color w:val="FF0000"/>
-                <w:sz w:val="20"/>
-              </w:rPr>
-              <w:t xml:space="preserve"> *</w:t>
-            </w:r>
-          </w:p>
-        </w:tc>
-        <w:tc>
-          <w:tcPr>
-            <w:tcW w:type="dxa" w:w="4819"/>
-            <w:vAlign w:val="top"/>
-            <w:shd w:fill="F2F2F2"/>
-          </w:tcPr>
-          <w:p>
-            <w:pPr>
-              <w:jc w:val="left"/>
-            </w:pPr>
-            <w:r/>
-            <w:r>
-              <w:rPr>
-                <w:rFonts w:ascii="宋体" w:hAnsi="宋体" w:eastAsia="宋体"/>
-                <w:sz w:val="19"/>
-              </w:rPr>
-              <w:t>持有主流技术厂商初中级认证（如Oracle OCP、AWS Solutions Architect Associate等）</w:t>
-            </w:r>
-          </w:p>
-        </w:tc>
-        <w:tc>
-          <w:tcPr>
-            <w:tcW w:type="dxa" w:w="3685"/>
-            <w:vAlign w:val="top"/>
-            <w:shd w:fill="F2F2F2"/>
-          </w:tcPr>
-          <w:p>
-            <w:pPr>
-              <w:jc w:val="left"/>
-            </w:pPr>
-            <w:r/>
-            <w:r>
-              <w:rPr>
-                <w:rFonts w:ascii="宋体" w:hAnsi="宋体" w:eastAsia="宋体"/>
-                <w:sz w:val="19"/>
-              </w:rPr>
-              <w:t>代码评审通过率 ≥ 88%</w:t>
-            </w:r>
-          </w:p>
-        </w:tc>
-      </w:tr>
-      <w:tr>
-        <w:tc>
-          <w:tcPr>
-            <w:tcW w:type="dxa" w:w="5953"/>
-            <w:vAlign w:val="top"/>
-          </w:tcPr>
-          <w:p>
-            <w:pPr>
-              <w:jc w:val="left"/>
-            </w:pPr>
-            <w:r/>
-            <w:r>
-              <w:rPr>
-                <w:rFonts w:ascii="宋体" w:hAnsi="宋体" w:eastAsia="宋体"/>
-                <w:sz w:val="19"/>
-              </w:rPr>
-              <w:t>参与过至少2个完整项目的开发，具备一定的业务理解能力</w:t>
-            </w:r>
-            <w:r>
-              <w:rPr>
-                <w:rFonts w:ascii="宋体" w:hAnsi="宋体" w:eastAsia="宋体"/>
-                <w:b/>
-                <w:color w:val="FF0000"/>
-                <w:sz w:val="20"/>
-              </w:rPr>
-              <w:t xml:space="preserve"> *</w:t>
-            </w:r>
-          </w:p>
-        </w:tc>
-        <w:tc>
-          <w:tcPr>
-            <w:tcW w:type="dxa" w:w="4819"/>
-            <w:vAlign w:val="top"/>
-          </w:tcPr>
-          <w:p>
-            <w:pPr>
-              <w:jc w:val="left"/>
-            </w:pPr>
-            <w:r/>
-            <w:r>
-              <w:rPr>
-                <w:rFonts w:ascii="宋体" w:hAnsi="宋体" w:eastAsia="宋体"/>
-                <w:sz w:val="19"/>
-              </w:rPr>
-              <w:t>参加过公司组织的技术培训并考核通过</w:t>
-            </w:r>
-          </w:p>
-        </w:tc>
-        <w:tc>
-          <w:tcPr>
-            <w:tcW w:type="dxa" w:w="3685"/>
-            <w:vAlign w:val="top"/>
-          </w:tcPr>
-          <w:p>
-            <w:pPr>
-              <w:jc w:val="left"/>
-            </w:pPr>
-            <w:r/>
-            <w:r>
-              <w:rPr>
-                <w:rFonts w:ascii="宋体" w:hAnsi="宋体" w:eastAsia="宋体"/>
-                <w:sz w:val="19"/>
-              </w:rPr>
-              <w:t>参与至少1次需求评审或技术方案评审</w:t>
-            </w:r>
-          </w:p>
-        </w:tc>
-      </w:tr>
-      <w:tr>
-        <w:tc>
-          <w:tcPr>
-            <w:tcW w:type="dxa" w:w="5953"/>
-            <w:vAlign w:val="top"/>
-            <w:shd w:fill="F2F2F2"/>
-          </w:tcPr>
-          <w:p>
-            <w:pPr>
-              <w:jc w:val="left"/>
-            </w:pPr>
-            <w:r/>
-            <w:r>
-              <w:rPr>
-                <w:rFonts w:ascii="宋体" w:hAnsi="宋体" w:eastAsia="宋体"/>
-                <w:sz w:val="19"/>
-              </w:rPr>
-              <w:t>了解常用设计模式（如单例、工厂、观察者等）及其应用场景</w:t>
-            </w:r>
-          </w:p>
-        </w:tc>
-        <w:tc>
-          <w:tcPr>
-            <w:tcW w:type="dxa" w:w="4819"/>
-          </w:tcPr>
-          <w:p>
-            <w:r/>
-          </w:p>
-        </w:tc>
-        <w:tc>
-          <w:tcPr>
-            <w:tcW w:type="dxa" w:w="3685"/>
-          </w:tcPr>
-          <w:p>
-            <w:r/>
-          </w:p>
-        </w:tc>
-      </w:tr>
-      <w:tr>
-        <w:tc>
-          <w:tcPr>
-            <w:tcW w:type="dxa" w:w="5953"/>
-            <w:vAlign w:val="top"/>
-          </w:tcPr>
-          <w:p>
-            <w:pPr>
-              <w:jc w:val="left"/>
-            </w:pPr>
-            <w:r/>
-            <w:r>
-              <w:rPr>
-                <w:rFonts w:ascii="宋体" w:hAnsi="宋体" w:eastAsia="宋体"/>
-                <w:sz w:val="19"/>
-              </w:rPr>
-              <w:t>具备基本的性能意识，能在开发中注意避免明显的性能问题</w:t>
-            </w:r>
-          </w:p>
-        </w:tc>
-        <w:tc>
-          <w:tcPr>
-            <w:tcW w:type="dxa" w:w="4819"/>
-          </w:tcPr>
-          <w:p>
-            <w:r/>
-          </w:p>
-        </w:tc>
-        <w:tc>
-          <w:tcPr>
-            <w:tcW w:type="dxa" w:w="3685"/>
-          </w:tcPr>
-          <w:p>
-            <w:r/>
-          </w:p>
-        </w:tc>
-      </w:tr>
-      <w:tr>
-        <w:tc>
-          <w:tcPr>
-            <w:tcW w:type="dxa" w:w="5953"/>
-            <w:vAlign w:val="top"/>
-            <w:shd w:fill="F2F2F2"/>
-          </w:tcPr>
-          <w:p>
-            <w:pPr>
-              <w:jc w:val="left"/>
-            </w:pPr>
-            <w:r/>
-            <w:r>
-              <w:rPr>
-                <w:rFonts w:ascii="宋体" w:hAnsi="宋体" w:eastAsia="宋体"/>
-                <w:sz w:val="19"/>
-              </w:rPr>
-              <w:t>能协助初级工程师解答技术问题</w:t>
-            </w:r>
-          </w:p>
-        </w:tc>
-        <w:tc>
-          <w:tcPr>
-            <w:tcW w:type="dxa" w:w="4819"/>
-          </w:tcPr>
-          <w:p>
-            <w:r/>
-          </w:p>
-        </w:tc>
-        <w:tc>
-          <w:tcPr>
-            <w:tcW w:type="dxa" w:w="3685"/>
-          </w:tcPr>
-          <w:p>
-            <w:r/>
-          </w:p>
-        </w:tc>
-      </w:tr>
-    </w:tbl>
-    <w:p>
-      <w:pPr>
-        <w:spacing w:before="40" w:after="160" w:line="288" w:lineRule="auto"/>
-      </w:pPr>
-      <w:r>
-        <w:rPr>
-          <w:rFonts w:ascii="宋体" w:hAnsi="宋体" w:eastAsia="宋体"/>
-          <w:b w:val="0"/>
-          <w:sz w:val="18"/>
-        </w:rPr>
-        <w:t xml:space="preserve">注：标注 </w:t>
-      </w:r>
-      <w:r>
-        <w:rPr>
-          <w:rFonts w:ascii="宋体" w:hAnsi="宋体" w:eastAsia="宋体"/>
-          <w:b/>
-          <w:color w:val="FF0000"/>
           <w:sz w:val="20"/>
         </w:rPr>
-        <w:t>*</w:t>
-      </w:r>
-      <w:r>
-        <w:rPr>
-          <w:rFonts w:ascii="宋体" w:hAnsi="宋体" w:eastAsia="宋体"/>
-          <w:b w:val="0"/>
-          <w:sz w:val="18"/>
-        </w:rPr>
-        <w:t xml:space="preserve"> 的条目为必须达到的硬性条件，未标注的条目为加分项。</w:t>
-      </w:r>
-    </w:p>
-    <w:p>
-      <w:pPr>
-        <w:spacing w:before="200" w:after="80" w:line="360" w:lineRule="auto"/>
-      </w:pPr>
-      <w:r>
-        <w:rPr>
-          <w:rFonts w:ascii="黑体" w:hAnsi="黑体" w:eastAsia="黑体"/>
-          <w:b/>
-          <w:sz w:val="26"/>
-        </w:rPr>
-        <w:t>3级（中级开发工程师）</w:t>
-      </w:r>
-    </w:p>
-    <w:tbl>
-      <w:tblPr>
-        <w:tblStyle w:val="TableGrid"/>
-        <w:tblW w:type="auto" w:w="0"/>
-        <w:jc w:val="center"/>
-        <w:tblLook w:firstColumn="1" w:firstRow="1" w:lastColumn="0" w:lastRow="0" w:noHBand="0" w:noVBand="1" w:val="04A0"/>
-      </w:tblPr>
-      <w:tblGrid>
-        <w:gridCol w:w="4857"/>
-        <w:gridCol w:w="4857"/>
-        <w:gridCol w:w="4857"/>
-      </w:tblGrid>
-      <w:tr>
-        <w:tc>
-          <w:tcPr>
-            <w:tcW w:type="dxa" w:w="5953"/>
-            <w:vAlign w:val="center"/>
-            <w:shd w:fill="4472C4"/>
-          </w:tcPr>
-          <w:p>
-            <w:pPr>
-              <w:jc w:val="center"/>
-            </w:pPr>
-            <w:r/>
-            <w:r>
-              <w:rPr>
-                <w:rFonts w:ascii="黑体" w:hAnsi="黑体" w:eastAsia="黑体"/>
-                <w:b/>
-                <w:color w:val="FFFFFF"/>
-                <w:sz w:val="20"/>
-              </w:rPr>
-              <w:t>角色定位与能力要求</w:t>
-              <w:br/>
-              <w:t>（含项目经历及技术能力）</w:t>
-            </w:r>
-          </w:p>
-        </w:tc>
-        <w:tc>
-          <w:tcPr>
-            <w:tcW w:type="dxa" w:w="4819"/>
-            <w:vAlign w:val="center"/>
-            <w:shd w:fill="4472C4"/>
-          </w:tcPr>
-          <w:p>
-            <w:pPr>
-              <w:jc w:val="center"/>
-            </w:pPr>
-            <w:r/>
-            <w:r>
-              <w:rPr>
-                <w:rFonts w:ascii="黑体" w:hAnsi="黑体" w:eastAsia="黑体"/>
-                <w:b/>
-                <w:color w:val="FFFFFF"/>
-                <w:sz w:val="20"/>
-              </w:rPr>
-              <w:t>认证与笔试要求</w:t>
-              <w:br/>
-              <w:t>（含公司笔试及行业证书）</w:t>
-            </w:r>
-          </w:p>
-        </w:tc>
-        <w:tc>
-          <w:tcPr>
-            <w:tcW w:type="dxa" w:w="3685"/>
-            <w:vAlign w:val="center"/>
-            <w:shd w:fill="4472C4"/>
-          </w:tcPr>
-          <w:p>
-            <w:pPr>
-              <w:jc w:val="center"/>
-            </w:pPr>
-            <w:r/>
-            <w:r>
-              <w:rPr>
-                <w:rFonts w:ascii="黑体" w:hAnsi="黑体" w:eastAsia="黑体"/>
-                <w:b/>
-                <w:color w:val="FFFFFF"/>
-                <w:sz w:val="20"/>
-              </w:rPr>
-              <w:t>故事点产出要求</w:t>
-            </w:r>
-          </w:p>
-        </w:tc>
-      </w:tr>
-      <w:tr>
-        <w:tc>
-          <w:tcPr>
-            <w:tcW w:type="dxa" w:w="5953"/>
-            <w:vAlign w:val="top"/>
-          </w:tcPr>
-          <w:p>
-            <w:pPr>
-              <w:jc w:val="left"/>
-            </w:pPr>
-            <w:r/>
-            <w:r>
-              <w:rPr>
-                <w:rFonts w:ascii="宋体" w:hAnsi="宋体" w:eastAsia="宋体"/>
-                <w:sz w:val="19"/>
-              </w:rPr>
-              <w:t>能够独立承担子系统或核心模块的设计与开发工作，具备系统设计的基本能力</w:t>
-            </w:r>
-            <w:r>
-              <w:rPr>
-                <w:rFonts w:ascii="宋体" w:hAnsi="宋体" w:eastAsia="宋体"/>
-                <w:b/>
-                <w:color w:val="FF0000"/>
-                <w:sz w:val="20"/>
-              </w:rPr>
-              <w:t xml:space="preserve"> *</w:t>
-            </w:r>
-          </w:p>
-        </w:tc>
-        <w:tc>
-          <w:tcPr>
-            <w:tcW w:type="dxa" w:w="4819"/>
-            <w:vAlign w:val="top"/>
-          </w:tcPr>
-          <w:p>
-            <w:pPr>
-              <w:jc w:val="left"/>
-            </w:pPr>
-            <w:r/>
-            <w:r>
-              <w:rPr>
-                <w:rFonts w:ascii="宋体" w:hAnsi="宋体" w:eastAsia="宋体"/>
-                <w:sz w:val="19"/>
-              </w:rPr>
-              <w:t>通过公司中级技术笔试（满分100分，要求≥70分）</w:t>
-            </w:r>
-            <w:r>
-              <w:rPr>
-                <w:rFonts w:ascii="宋体" w:hAnsi="宋体" w:eastAsia="宋体"/>
-                <w:b/>
-                <w:color w:val="FF0000"/>
-                <w:sz w:val="20"/>
-              </w:rPr>
-              <w:t xml:space="preserve"> *</w:t>
-            </w:r>
-          </w:p>
-        </w:tc>
-        <w:tc>
-          <w:tcPr>
-            <w:tcW w:type="dxa" w:w="3685"/>
-            <w:vAlign w:val="top"/>
-          </w:tcPr>
-          <w:p>
-            <w:pPr>
-              <w:jc w:val="left"/>
-            </w:pPr>
-            <w:r/>
-            <w:r>
-              <w:rPr>
-                <w:rFonts w:ascii="宋体" w:hAnsi="宋体" w:eastAsia="宋体"/>
-                <w:sz w:val="19"/>
-              </w:rPr>
-              <w:t>月均完成有效故事点 ≥ 28点</w:t>
-            </w:r>
-            <w:r>
-              <w:rPr>
-                <w:rFonts w:ascii="宋体" w:hAnsi="宋体" w:eastAsia="宋体"/>
-                <w:b/>
-                <w:color w:val="FF0000"/>
-                <w:sz w:val="20"/>
-              </w:rPr>
-              <w:t xml:space="preserve"> *</w:t>
-            </w:r>
-          </w:p>
-        </w:tc>
-      </w:tr>
-      <w:tr>
-        <w:tc>
-          <w:tcPr>
-            <w:tcW w:type="dxa" w:w="5953"/>
-            <w:vAlign w:val="top"/>
-            <w:shd w:fill="F2F2F2"/>
-          </w:tcPr>
-          <w:p>
-            <w:pPr>
-              <w:jc w:val="left"/>
-            </w:pPr>
-            <w:r/>
-            <w:r>
-              <w:rPr>
-                <w:rFonts w:ascii="宋体" w:hAnsi="宋体" w:eastAsia="宋体"/>
-                <w:sz w:val="19"/>
-              </w:rPr>
-              <w:t>精通至少一门编程语言及其主流框架，熟悉第二门编程语言</w:t>
-            </w:r>
-            <w:r>
-              <w:rPr>
-                <w:rFonts w:ascii="宋体" w:hAnsi="宋体" w:eastAsia="宋体"/>
-                <w:b/>
-                <w:color w:val="FF0000"/>
-                <w:sz w:val="20"/>
-              </w:rPr>
-              <w:t xml:space="preserve"> *</w:t>
-            </w:r>
-          </w:p>
-        </w:tc>
-        <w:tc>
-          <w:tcPr>
-            <w:tcW w:type="dxa" w:w="4819"/>
-            <w:vAlign w:val="top"/>
-            <w:shd w:fill="F2F2F2"/>
-          </w:tcPr>
-          <w:p>
-            <w:pPr>
-              <w:jc w:val="left"/>
-            </w:pPr>
-            <w:r/>
-            <w:r>
-              <w:rPr>
-                <w:rFonts w:ascii="宋体" w:hAnsi="宋体" w:eastAsia="宋体"/>
-                <w:sz w:val="19"/>
-              </w:rPr>
-              <w:t>计算机相关专业本科及以上学历，工作经验2年以上</w:t>
-            </w:r>
-            <w:r>
-              <w:rPr>
-                <w:rFonts w:ascii="宋体" w:hAnsi="宋体" w:eastAsia="宋体"/>
-                <w:b/>
-                <w:color w:val="FF0000"/>
-                <w:sz w:val="20"/>
-              </w:rPr>
-              <w:t xml:space="preserve"> *</w:t>
-            </w:r>
-          </w:p>
-        </w:tc>
-        <w:tc>
-          <w:tcPr>
-            <w:tcW w:type="dxa" w:w="3685"/>
-            <w:vAlign w:val="top"/>
-            <w:shd w:fill="F2F2F2"/>
-          </w:tcPr>
-          <w:p>
-            <w:pPr>
-              <w:jc w:val="left"/>
-            </w:pPr>
-            <w:r/>
-            <w:r>
-              <w:rPr>
-                <w:rFonts w:ascii="宋体" w:hAnsi="宋体" w:eastAsia="宋体"/>
-                <w:sz w:val="19"/>
-              </w:rPr>
-              <w:t>季度累计完成有效故事点 ≥ 84点</w:t>
-            </w:r>
-            <w:r>
-              <w:rPr>
-                <w:rFonts w:ascii="宋体" w:hAnsi="宋体" w:eastAsia="宋体"/>
-                <w:b/>
-                <w:color w:val="FF0000"/>
-                <w:sz w:val="20"/>
-              </w:rPr>
-              <w:t xml:space="preserve"> *</w:t>
-            </w:r>
-          </w:p>
-        </w:tc>
-      </w:tr>
-      <w:tr>
-        <w:tc>
-          <w:tcPr>
-            <w:tcW w:type="dxa" w:w="5953"/>
-            <w:vAlign w:val="top"/>
-          </w:tcPr>
-          <w:p>
-            <w:pPr>
-              <w:jc w:val="left"/>
-            </w:pPr>
-            <w:r/>
-            <w:r>
-              <w:rPr>
-                <w:rFonts w:ascii="宋体" w:hAnsi="宋体" w:eastAsia="宋体"/>
-                <w:sz w:val="19"/>
-              </w:rPr>
-              <w:t>能够进行模块级技术方案设计，输出详细设计文档</w:t>
-            </w:r>
-            <w:r>
-              <w:rPr>
-                <w:rFonts w:ascii="宋体" w:hAnsi="宋体" w:eastAsia="宋体"/>
-                <w:b/>
-                <w:color w:val="FF0000"/>
-                <w:sz w:val="20"/>
-              </w:rPr>
-              <w:t xml:space="preserve"> *</w:t>
-            </w:r>
-          </w:p>
-        </w:tc>
-        <w:tc>
-          <w:tcPr>
-            <w:tcW w:type="dxa" w:w="4819"/>
-            <w:vAlign w:val="top"/>
-          </w:tcPr>
-          <w:p>
-            <w:pPr>
-              <w:jc w:val="left"/>
-            </w:pPr>
-            <w:r/>
-            <w:r>
-              <w:rPr>
-                <w:rFonts w:ascii="宋体" w:hAnsi="宋体" w:eastAsia="宋体"/>
-                <w:sz w:val="19"/>
-              </w:rPr>
-              <w:t>持有软件设计师（中级）或系统集成项目管理工程师证书</w:t>
-            </w:r>
-          </w:p>
-        </w:tc>
-        <w:tc>
-          <w:tcPr>
-            <w:tcW w:type="dxa" w:w="3685"/>
-            <w:vAlign w:val="top"/>
-          </w:tcPr>
-          <w:p>
-            <w:pPr>
-              <w:jc w:val="left"/>
-            </w:pPr>
-            <w:r/>
-            <w:r>
-              <w:rPr>
-                <w:rFonts w:ascii="宋体" w:hAnsi="宋体" w:eastAsia="宋体"/>
-                <w:sz w:val="19"/>
-              </w:rPr>
-              <w:t>完成任务中，中等及以上复杂度任务（≥5点）占比 ≥ 40%</w:t>
-            </w:r>
-            <w:r>
-              <w:rPr>
-                <w:rFonts w:ascii="宋体" w:hAnsi="宋体" w:eastAsia="宋体"/>
-                <w:b/>
-                <w:color w:val="FF0000"/>
-                <w:sz w:val="20"/>
-              </w:rPr>
-              <w:t xml:space="preserve"> *</w:t>
-            </w:r>
-          </w:p>
-        </w:tc>
-      </w:tr>
-      <w:tr>
-        <w:tc>
-          <w:tcPr>
-            <w:tcW w:type="dxa" w:w="5953"/>
-            <w:vAlign w:val="top"/>
-            <w:shd w:fill="F2F2F2"/>
-          </w:tcPr>
-          <w:p>
-            <w:pPr>
-              <w:jc w:val="left"/>
-            </w:pPr>
-            <w:r/>
-            <w:r>
-              <w:rPr>
-                <w:rFonts w:ascii="宋体" w:hAnsi="宋体" w:eastAsia="宋体"/>
-                <w:sz w:val="19"/>
-              </w:rPr>
-              <w:t>具备较强的问题分析和排查能力，能独立解决复杂的技术问题</w:t>
-            </w:r>
-            <w:r>
-              <w:rPr>
-                <w:rFonts w:ascii="宋体" w:hAnsi="宋体" w:eastAsia="宋体"/>
-                <w:b/>
-                <w:color w:val="FF0000"/>
-                <w:sz w:val="20"/>
-              </w:rPr>
-              <w:t xml:space="preserve"> *</w:t>
-            </w:r>
-          </w:p>
-        </w:tc>
-        <w:tc>
-          <w:tcPr>
-            <w:tcW w:type="dxa" w:w="4819"/>
-            <w:vAlign w:val="top"/>
-            <w:shd w:fill="F2F2F2"/>
-          </w:tcPr>
-          <w:p>
-            <w:pPr>
-              <w:jc w:val="left"/>
-            </w:pPr>
-            <w:r/>
-            <w:r>
-              <w:rPr>
-                <w:rFonts w:ascii="宋体" w:hAnsi="宋体" w:eastAsia="宋体"/>
-                <w:sz w:val="19"/>
-              </w:rPr>
-              <w:t>持有主流技术厂商中级认证（如Oracle OCP、AWS Solutions Architect Associate、阿里云ACP等）</w:t>
-            </w:r>
-          </w:p>
-        </w:tc>
-        <w:tc>
-          <w:tcPr>
-            <w:tcW w:type="dxa" w:w="3685"/>
-            <w:vAlign w:val="top"/>
-            <w:shd w:fill="F2F2F2"/>
-          </w:tcPr>
-          <w:p>
-            <w:pPr>
-              <w:jc w:val="left"/>
-            </w:pPr>
-            <w:r/>
-            <w:r>
-              <w:rPr>
-                <w:rFonts w:ascii="宋体" w:hAnsi="宋体" w:eastAsia="宋体"/>
-                <w:sz w:val="19"/>
-              </w:rPr>
-              <w:t>参与故事点评估工作，评估准确率 ≥ 75%</w:t>
-            </w:r>
-          </w:p>
-        </w:tc>
-      </w:tr>
-      <w:tr>
-        <w:tc>
-          <w:tcPr>
-            <w:tcW w:type="dxa" w:w="5953"/>
-            <w:vAlign w:val="top"/>
-          </w:tcPr>
-          <w:p>
-            <w:pPr>
-              <w:jc w:val="left"/>
-            </w:pPr>
-            <w:r/>
-            <w:r>
-              <w:rPr>
-                <w:rFonts w:ascii="宋体" w:hAnsi="宋体" w:eastAsia="宋体"/>
-                <w:sz w:val="19"/>
-              </w:rPr>
-              <w:t>参与过至少3个完整项目的开发，其中至少1个项目担任过核心开发角色</w:t>
-            </w:r>
-            <w:r>
-              <w:rPr>
-                <w:rFonts w:ascii="宋体" w:hAnsi="宋体" w:eastAsia="宋体"/>
-                <w:b/>
-                <w:color w:val="FF0000"/>
-                <w:sz w:val="20"/>
-              </w:rPr>
-              <w:t xml:space="preserve"> *</w:t>
-            </w:r>
-          </w:p>
-        </w:tc>
-        <w:tc>
-          <w:tcPr>
-            <w:tcW w:type="dxa" w:w="4819"/>
-            <w:vAlign w:val="top"/>
-          </w:tcPr>
-          <w:p>
-            <w:pPr>
-              <w:jc w:val="left"/>
-            </w:pPr>
-            <w:r/>
-            <w:r>
-              <w:rPr>
-                <w:rFonts w:ascii="宋体" w:hAnsi="宋体" w:eastAsia="宋体"/>
-                <w:sz w:val="19"/>
-              </w:rPr>
-              <w:t>在公司内部技术评审中获得过"优秀方案"评价</w:t>
-            </w:r>
-          </w:p>
-        </w:tc>
-        <w:tc>
-          <w:tcPr>
-            <w:tcW w:type="dxa" w:w="3685"/>
-            <w:vAlign w:val="top"/>
-          </w:tcPr>
-          <w:p>
-            <w:pPr>
-              <w:jc w:val="left"/>
-            </w:pPr>
-            <w:r/>
-            <w:r>
-              <w:rPr>
-                <w:rFonts w:ascii="宋体" w:hAnsi="宋体" w:eastAsia="宋体"/>
-                <w:sz w:val="19"/>
-              </w:rPr>
-              <w:t>代码评审通过率 ≥ 90%</w:t>
-            </w:r>
-          </w:p>
-        </w:tc>
-      </w:tr>
-      <w:tr>
-        <w:tc>
-          <w:tcPr>
-            <w:tcW w:type="dxa" w:w="5953"/>
-            <w:vAlign w:val="top"/>
-            <w:shd w:fill="F2F2F2"/>
-          </w:tcPr>
-          <w:p>
-            <w:pPr>
-              <w:jc w:val="left"/>
-            </w:pPr>
-            <w:r/>
-            <w:r>
-              <w:rPr>
-                <w:rFonts w:ascii="宋体" w:hAnsi="宋体" w:eastAsia="宋体"/>
-                <w:sz w:val="19"/>
-              </w:rPr>
-              <w:t>熟悉常用中间件（如Redis、消息队列、Nginx等）的使用与配置</w:t>
-            </w:r>
-            <w:r>
-              <w:rPr>
-                <w:rFonts w:ascii="宋体" w:hAnsi="宋体" w:eastAsia="宋体"/>
-                <w:b/>
-                <w:color w:val="FF0000"/>
-                <w:sz w:val="20"/>
-              </w:rPr>
-              <w:t xml:space="preserve"> *</w:t>
-            </w:r>
-          </w:p>
-        </w:tc>
-        <w:tc>
-          <w:tcPr>
-            <w:tcW w:type="dxa" w:w="4819"/>
-          </w:tcPr>
-          <w:p>
-            <w:r/>
-          </w:p>
-        </w:tc>
-        <w:tc>
-          <w:tcPr>
-            <w:tcW w:type="dxa" w:w="3685"/>
-          </w:tcPr>
-          <w:p>
-            <w:r/>
-          </w:p>
-        </w:tc>
-      </w:tr>
-      <w:tr>
-        <w:tc>
-          <w:tcPr>
-            <w:tcW w:type="dxa" w:w="5953"/>
-            <w:vAlign w:val="top"/>
-          </w:tcPr>
-          <w:p>
-            <w:pPr>
-              <w:jc w:val="left"/>
-            </w:pPr>
-            <w:r/>
-            <w:r>
-              <w:rPr>
-                <w:rFonts w:ascii="宋体" w:hAnsi="宋体" w:eastAsia="宋体"/>
-                <w:sz w:val="19"/>
-              </w:rPr>
-              <w:t>具备Code Review能力，能对初级工程师的代码进行有效评审</w:t>
-            </w:r>
-          </w:p>
-        </w:tc>
-        <w:tc>
-          <w:tcPr>
-            <w:tcW w:type="dxa" w:w="4819"/>
-          </w:tcPr>
-          <w:p>
-            <w:r/>
-          </w:p>
-        </w:tc>
-        <w:tc>
-          <w:tcPr>
-            <w:tcW w:type="dxa" w:w="3685"/>
-          </w:tcPr>
-          <w:p>
-            <w:r/>
-          </w:p>
-        </w:tc>
-      </w:tr>
-      <w:tr>
-        <w:tc>
-          <w:tcPr>
-            <w:tcW w:type="dxa" w:w="5953"/>
-            <w:vAlign w:val="top"/>
-            <w:shd w:fill="F2F2F2"/>
-          </w:tcPr>
-          <w:p>
-            <w:pPr>
-              <w:jc w:val="left"/>
-            </w:pPr>
-            <w:r/>
-            <w:r>
-              <w:rPr>
-                <w:rFonts w:ascii="宋体" w:hAnsi="宋体" w:eastAsia="宋体"/>
-                <w:sz w:val="19"/>
-              </w:rPr>
-              <w:t>了解微服务架构的基本概念和实践</w:t>
-            </w:r>
-          </w:p>
-        </w:tc>
-        <w:tc>
-          <w:tcPr>
-            <w:tcW w:type="dxa" w:w="4819"/>
-          </w:tcPr>
-          <w:p>
-            <w:r/>
-          </w:p>
-        </w:tc>
-        <w:tc>
-          <w:tcPr>
-            <w:tcW w:type="dxa" w:w="3685"/>
-          </w:tcPr>
-          <w:p>
-            <w:r/>
-          </w:p>
-        </w:tc>
-      </w:tr>
-      <w:tr>
-        <w:tc>
-          <w:tcPr>
-            <w:tcW w:type="dxa" w:w="5953"/>
-            <w:vAlign w:val="top"/>
-          </w:tcPr>
-          <w:p>
-            <w:pPr>
-              <w:jc w:val="left"/>
-            </w:pPr>
-            <w:r/>
-            <w:r>
-              <w:rPr>
-                <w:rFonts w:ascii="宋体" w:hAnsi="宋体" w:eastAsia="宋体"/>
-                <w:sz w:val="19"/>
-              </w:rPr>
-              <w:t>能主动发现项目中的技术风险并提出改进建议</w:t>
-            </w:r>
-          </w:p>
-        </w:tc>
-        <w:tc>
-          <w:tcPr>
-            <w:tcW w:type="dxa" w:w="4819"/>
-          </w:tcPr>
-          <w:p>
-            <w:r/>
-          </w:p>
-        </w:tc>
-        <w:tc>
-          <w:tcPr>
-            <w:tcW w:type="dxa" w:w="3685"/>
-          </w:tcPr>
-          <w:p>
-            <w:r/>
-          </w:p>
-        </w:tc>
-      </w:tr>
-      <w:tr>
-        <w:tc>
-          <w:tcPr>
-            <w:tcW w:type="dxa" w:w="5953"/>
-            <w:vAlign w:val="top"/>
-            <w:shd w:fill="F2F2F2"/>
-          </w:tcPr>
-          <w:p>
-            <w:pPr>
-              <w:jc w:val="left"/>
-            </w:pPr>
-            <w:r/>
-            <w:r>
-              <w:rPr>
-                <w:rFonts w:ascii="宋体" w:hAnsi="宋体" w:eastAsia="宋体"/>
-                <w:sz w:val="19"/>
-              </w:rPr>
-              <w:t>具备一定的技术分享能力，能在团队内进行技术交流</w:t>
-            </w:r>
-          </w:p>
-        </w:tc>
-        <w:tc>
-          <w:tcPr>
-            <w:tcW w:type="dxa" w:w="4819"/>
-          </w:tcPr>
-          <w:p>
-            <w:r/>
-          </w:p>
-        </w:tc>
-        <w:tc>
-          <w:tcPr>
-            <w:tcW w:type="dxa" w:w="3685"/>
-          </w:tcPr>
-          <w:p>
-            <w:r/>
-          </w:p>
-        </w:tc>
-      </w:tr>
-    </w:tbl>
-    <w:p>
-      <w:pPr>
-        <w:spacing w:before="40" w:after="160" w:line="288" w:lineRule="auto"/>
-      </w:pPr>
-      <w:r>
-        <w:rPr>
-          <w:rFonts w:ascii="宋体" w:hAnsi="宋体" w:eastAsia="宋体"/>
-          <w:b w:val="0"/>
-          <w:sz w:val="18"/>
-        </w:rPr>
-        <w:t xml:space="preserve">注：标注 </w:t>
-      </w:r>
-      <w:r>
-        <w:rPr>
-          <w:rFonts w:ascii="宋体" w:hAnsi="宋体" w:eastAsia="宋体"/>
-          <w:b/>
-          <w:color w:val="FF0000"/>
-          <w:sz w:val="20"/>
-        </w:rPr>
-        <w:t>*</w:t>
-      </w:r>
-      <w:r>
-        <w:rPr>
-          <w:rFonts w:ascii="宋体" w:hAnsi="宋体" w:eastAsia="宋体"/>
-          <w:b w:val="0"/>
-          <w:sz w:val="18"/>
-        </w:rPr>
-        <w:t xml:space="preserve"> 的条目为必须达到的硬性条件，未标注的条目为加分项。</w:t>
-      </w:r>
-    </w:p>
-    <w:p>
-      <w:pPr>
-        <w:spacing w:before="200" w:after="80" w:line="360" w:lineRule="auto"/>
-      </w:pPr>
-      <w:r>
-        <w:rPr>
-          <w:rFonts w:ascii="黑体" w:hAnsi="黑体" w:eastAsia="黑体"/>
-          <w:b/>
-          <w:sz w:val="26"/>
-        </w:rPr>
-        <w:t>4级（中高级开发工程师）</w:t>
-      </w:r>
-    </w:p>
-    <w:tbl>
-      <w:tblPr>
-        <w:tblStyle w:val="TableGrid"/>
-        <w:tblW w:type="auto" w:w="0"/>
-        <w:jc w:val="center"/>
-        <w:tblLook w:firstColumn="1" w:firstRow="1" w:lastColumn="0" w:lastRow="0" w:noHBand="0" w:noVBand="1" w:val="04A0"/>
-      </w:tblPr>
-      <w:tblGrid>
-        <w:gridCol w:w="4857"/>
-        <w:gridCol w:w="4857"/>
-        <w:gridCol w:w="4857"/>
-      </w:tblGrid>
-      <w:tr>
-        <w:tc>
-          <w:tcPr>
-            <w:tcW w:type="dxa" w:w="5953"/>
-            <w:vAlign w:val="center"/>
-            <w:shd w:fill="4472C4"/>
-          </w:tcPr>
-          <w:p>
-            <w:pPr>
-              <w:jc w:val="center"/>
-            </w:pPr>
-            <w:r/>
-            <w:r>
-              <w:rPr>
-                <w:rFonts w:ascii="黑体" w:hAnsi="黑体" w:eastAsia="黑体"/>
-                <w:b/>
-                <w:color w:val="FFFFFF"/>
-                <w:sz w:val="20"/>
-              </w:rPr>
-              <w:t>角色定位与能力要求</w:t>
-              <w:br/>
-              <w:t>（含项目经历及技术能力）</w:t>
-            </w:r>
-          </w:p>
-        </w:tc>
-        <w:tc>
-          <w:tcPr>
-            <w:tcW w:type="dxa" w:w="4819"/>
-            <w:vAlign w:val="center"/>
-            <w:shd w:fill="4472C4"/>
-          </w:tcPr>
-          <w:p>
-            <w:pPr>
-              <w:jc w:val="center"/>
-            </w:pPr>
-            <w:r/>
-            <w:r>
-              <w:rPr>
-                <w:rFonts w:ascii="黑体" w:hAnsi="黑体" w:eastAsia="黑体"/>
-                <w:b/>
-                <w:color w:val="FFFFFF"/>
-                <w:sz w:val="20"/>
-              </w:rPr>
-              <w:t>认证与笔试要求</w:t>
-              <w:br/>
-              <w:t>（含公司笔试及行业证书）</w:t>
-            </w:r>
-          </w:p>
-        </w:tc>
-        <w:tc>
-          <w:tcPr>
-            <w:tcW w:type="dxa" w:w="3685"/>
-            <w:vAlign w:val="center"/>
-            <w:shd w:fill="4472C4"/>
-          </w:tcPr>
-          <w:p>
-            <w:pPr>
-              <w:jc w:val="center"/>
-            </w:pPr>
-            <w:r/>
-            <w:r>
-              <w:rPr>
-                <w:rFonts w:ascii="黑体" w:hAnsi="黑体" w:eastAsia="黑体"/>
-                <w:b/>
-                <w:color w:val="FFFFFF"/>
-                <w:sz w:val="20"/>
-              </w:rPr>
-              <w:t>故事点产出要求</w:t>
-            </w:r>
-          </w:p>
-        </w:tc>
-      </w:tr>
-      <w:tr>
-        <w:tc>
-          <w:tcPr>
-            <w:tcW w:type="dxa" w:w="5953"/>
-            <w:vAlign w:val="top"/>
-          </w:tcPr>
-          <w:p>
-            <w:pPr>
-              <w:jc w:val="left"/>
-            </w:pPr>
-            <w:r/>
-            <w:r>
-              <w:rPr>
-                <w:rFonts w:ascii="宋体" w:hAnsi="宋体" w:eastAsia="宋体"/>
-                <w:sz w:val="19"/>
-              </w:rPr>
-              <w:t>能够主导子系统的架构设计与技术选型，对系统的性能、可用性、可扩展性有深入理解</w:t>
-            </w:r>
-            <w:r>
-              <w:rPr>
-                <w:rFonts w:ascii="宋体" w:hAnsi="宋体" w:eastAsia="宋体"/>
-                <w:b/>
-                <w:color w:val="FF0000"/>
-                <w:sz w:val="20"/>
-              </w:rPr>
-              <w:t xml:space="preserve"> *</w:t>
-            </w:r>
-          </w:p>
-        </w:tc>
-        <w:tc>
-          <w:tcPr>
-            <w:tcW w:type="dxa" w:w="4819"/>
-            <w:vAlign w:val="top"/>
-          </w:tcPr>
-          <w:p>
-            <w:pPr>
-              <w:jc w:val="left"/>
-            </w:pPr>
-            <w:r/>
-            <w:r>
-              <w:rPr>
-                <w:rFonts w:ascii="宋体" w:hAnsi="宋体" w:eastAsia="宋体"/>
-                <w:sz w:val="19"/>
-              </w:rPr>
-              <w:t>通过公司中高级技术笔试（满分100分，要求≥75分）</w:t>
-            </w:r>
-            <w:r>
-              <w:rPr>
-                <w:rFonts w:ascii="宋体" w:hAnsi="宋体" w:eastAsia="宋体"/>
-                <w:b/>
-                <w:color w:val="FF0000"/>
-                <w:sz w:val="20"/>
-              </w:rPr>
-              <w:t xml:space="preserve"> *</w:t>
-            </w:r>
-          </w:p>
-        </w:tc>
-        <w:tc>
-          <w:tcPr>
-            <w:tcW w:type="dxa" w:w="3685"/>
-            <w:vAlign w:val="top"/>
-          </w:tcPr>
-          <w:p>
-            <w:pPr>
-              <w:jc w:val="left"/>
-            </w:pPr>
-            <w:r/>
-            <w:r>
-              <w:rPr>
-                <w:rFonts w:ascii="宋体" w:hAnsi="宋体" w:eastAsia="宋体"/>
-                <w:sz w:val="19"/>
-              </w:rPr>
-              <w:t>月均完成有效故事点 ≥ 35点</w:t>
-            </w:r>
-            <w:r>
-              <w:rPr>
-                <w:rFonts w:ascii="宋体" w:hAnsi="宋体" w:eastAsia="宋体"/>
-                <w:b/>
-                <w:color w:val="FF0000"/>
-                <w:sz w:val="20"/>
-              </w:rPr>
-              <w:t xml:space="preserve"> *</w:t>
-            </w:r>
-          </w:p>
-        </w:tc>
-      </w:tr>
-      <w:tr>
-        <w:tc>
-          <w:tcPr>
-            <w:tcW w:type="dxa" w:w="5953"/>
-            <w:vAlign w:val="top"/>
-            <w:shd w:fill="F2F2F2"/>
-          </w:tcPr>
-          <w:p>
-            <w:pPr>
-              <w:jc w:val="left"/>
-            </w:pPr>
-            <w:r/>
-            <w:r>
-              <w:rPr>
-                <w:rFonts w:ascii="宋体" w:hAnsi="宋体" w:eastAsia="宋体"/>
-                <w:sz w:val="19"/>
-              </w:rPr>
-              <w:t>精通至少两门编程语言及其生态，能根据场景选择合适的技术方案</w:t>
-            </w:r>
-            <w:r>
-              <w:rPr>
-                <w:rFonts w:ascii="宋体" w:hAnsi="宋体" w:eastAsia="宋体"/>
-                <w:b/>
-                <w:color w:val="FF0000"/>
-                <w:sz w:val="20"/>
-              </w:rPr>
-              <w:t xml:space="preserve"> *</w:t>
-            </w:r>
-          </w:p>
-        </w:tc>
-        <w:tc>
-          <w:tcPr>
-            <w:tcW w:type="dxa" w:w="4819"/>
-            <w:vAlign w:val="top"/>
-            <w:shd w:fill="F2F2F2"/>
-          </w:tcPr>
-          <w:p>
-            <w:pPr>
-              <w:jc w:val="left"/>
-            </w:pPr>
-            <w:r/>
-            <w:r>
-              <w:rPr>
-                <w:rFonts w:ascii="宋体" w:hAnsi="宋体" w:eastAsia="宋体"/>
-                <w:sz w:val="19"/>
-              </w:rPr>
-              <w:t>计算机相关专业本科及以上学历，工作经验4年以上</w:t>
-            </w:r>
-            <w:r>
-              <w:rPr>
-                <w:rFonts w:ascii="宋体" w:hAnsi="宋体" w:eastAsia="宋体"/>
-                <w:b/>
-                <w:color w:val="FF0000"/>
-                <w:sz w:val="20"/>
-              </w:rPr>
-              <w:t xml:space="preserve"> *</w:t>
-            </w:r>
-          </w:p>
-        </w:tc>
-        <w:tc>
-          <w:tcPr>
-            <w:tcW w:type="dxa" w:w="3685"/>
-            <w:vAlign w:val="top"/>
-            <w:shd w:fill="F2F2F2"/>
-          </w:tcPr>
-          <w:p>
-            <w:pPr>
-              <w:jc w:val="left"/>
-            </w:pPr>
-            <w:r/>
-            <w:r>
-              <w:rPr>
-                <w:rFonts w:ascii="宋体" w:hAnsi="宋体" w:eastAsia="宋体"/>
-                <w:sz w:val="19"/>
-              </w:rPr>
-              <w:t>季度累计完成有效故事点 ≥ 105点</w:t>
-            </w:r>
-            <w:r>
-              <w:rPr>
-                <w:rFonts w:ascii="宋体" w:hAnsi="宋体" w:eastAsia="宋体"/>
-                <w:b/>
-                <w:color w:val="FF0000"/>
-                <w:sz w:val="20"/>
-              </w:rPr>
-              <w:t xml:space="preserve"> *</w:t>
-            </w:r>
-          </w:p>
-        </w:tc>
-      </w:tr>
-      <w:tr>
-        <w:tc>
-          <w:tcPr>
-            <w:tcW w:type="dxa" w:w="5953"/>
-            <w:vAlign w:val="top"/>
-          </w:tcPr>
-          <w:p>
-            <w:pPr>
-              <w:jc w:val="left"/>
-            </w:pPr>
-            <w:r/>
-            <w:r>
-              <w:rPr>
-                <w:rFonts w:ascii="宋体" w:hAnsi="宋体" w:eastAsia="宋体"/>
-                <w:sz w:val="19"/>
-              </w:rPr>
-              <w:t>能够独立完成系统级技术方案设计，并主导技术评审</w:t>
-            </w:r>
-            <w:r>
-              <w:rPr>
-                <w:rFonts w:ascii="宋体" w:hAnsi="宋体" w:eastAsia="宋体"/>
-                <w:b/>
-                <w:color w:val="FF0000"/>
-                <w:sz w:val="20"/>
-              </w:rPr>
-              <w:t xml:space="preserve"> *</w:t>
-            </w:r>
-          </w:p>
-        </w:tc>
-        <w:tc>
-          <w:tcPr>
-            <w:tcW w:type="dxa" w:w="4819"/>
-            <w:vAlign w:val="top"/>
-          </w:tcPr>
-          <w:p>
-            <w:pPr>
-              <w:jc w:val="left"/>
-            </w:pPr>
-            <w:r/>
-            <w:r>
-              <w:rPr>
-                <w:rFonts w:ascii="宋体" w:hAnsi="宋体" w:eastAsia="宋体"/>
-                <w:sz w:val="19"/>
-              </w:rPr>
-              <w:t>持有系统架构设计师（高级）或信息系统项目管理师证书</w:t>
-            </w:r>
-          </w:p>
-        </w:tc>
-        <w:tc>
-          <w:tcPr>
-            <w:tcW w:type="dxa" w:w="3685"/>
-            <w:vAlign w:val="top"/>
-          </w:tcPr>
-          <w:p>
-            <w:pPr>
-              <w:jc w:val="left"/>
-            </w:pPr>
-            <w:r/>
-            <w:r>
-              <w:rPr>
-                <w:rFonts w:ascii="宋体" w:hAnsi="宋体" w:eastAsia="宋体"/>
-                <w:sz w:val="19"/>
-              </w:rPr>
-              <w:t>完成任务中，复杂任务（≥8点）占比 ≥ 25%</w:t>
-            </w:r>
-            <w:r>
-              <w:rPr>
-                <w:rFonts w:ascii="宋体" w:hAnsi="宋体" w:eastAsia="宋体"/>
-                <w:b/>
-                <w:color w:val="FF0000"/>
-                <w:sz w:val="20"/>
-              </w:rPr>
-              <w:t xml:space="preserve"> *</w:t>
-            </w:r>
-          </w:p>
-        </w:tc>
-      </w:tr>
-      <w:tr>
-        <w:tc>
-          <w:tcPr>
-            <w:tcW w:type="dxa" w:w="5953"/>
-            <w:vAlign w:val="top"/>
-            <w:shd w:fill="F2F2F2"/>
-          </w:tcPr>
-          <w:p>
-            <w:pPr>
-              <w:jc w:val="left"/>
-            </w:pPr>
-            <w:r/>
-            <w:r>
-              <w:rPr>
-                <w:rFonts w:ascii="宋体" w:hAnsi="宋体" w:eastAsia="宋体"/>
-                <w:sz w:val="19"/>
-              </w:rPr>
-              <w:t>具备性能优化能力，能对系统进行性能瓶颈分析和调优</w:t>
-            </w:r>
-            <w:r>
-              <w:rPr>
-                <w:rFonts w:ascii="宋体" w:hAnsi="宋体" w:eastAsia="宋体"/>
-                <w:b/>
-                <w:color w:val="FF0000"/>
-                <w:sz w:val="20"/>
-              </w:rPr>
-              <w:t xml:space="preserve"> *</w:t>
-            </w:r>
-          </w:p>
-        </w:tc>
-        <w:tc>
-          <w:tcPr>
-            <w:tcW w:type="dxa" w:w="4819"/>
-            <w:vAlign w:val="top"/>
-            <w:shd w:fill="F2F2F2"/>
-          </w:tcPr>
-          <w:p>
-            <w:pPr>
-              <w:jc w:val="left"/>
-            </w:pPr>
-            <w:r/>
-            <w:r>
-              <w:rPr>
-                <w:rFonts w:ascii="宋体" w:hAnsi="宋体" w:eastAsia="宋体"/>
-                <w:sz w:val="19"/>
-              </w:rPr>
-              <w:t>持有主流技术厂商高级认证（如AWS Solutions Architect Professional、阿里云ACE等）</w:t>
-            </w:r>
-          </w:p>
-        </w:tc>
-        <w:tc>
-          <w:tcPr>
-            <w:tcW w:type="dxa" w:w="3685"/>
-            <w:vAlign w:val="top"/>
-            <w:shd w:fill="F2F2F2"/>
-          </w:tcPr>
-          <w:p>
-            <w:pPr>
-              <w:jc w:val="left"/>
-            </w:pPr>
-            <w:r/>
-            <w:r>
-              <w:rPr>
-                <w:rFonts w:ascii="宋体" w:hAnsi="宋体" w:eastAsia="宋体"/>
-                <w:sz w:val="19"/>
-              </w:rPr>
-              <w:t>主导或参与架构类任务（≥13点）至少1次/季度</w:t>
-            </w:r>
-          </w:p>
-        </w:tc>
-      </w:tr>
-      <w:tr>
-        <w:tc>
-          <w:tcPr>
-            <w:tcW w:type="dxa" w:w="5953"/>
-            <w:vAlign w:val="top"/>
-          </w:tcPr>
-          <w:p>
-            <w:pPr>
-              <w:jc w:val="left"/>
-            </w:pPr>
-            <w:r/>
-            <w:r>
-              <w:rPr>
-                <w:rFonts w:ascii="宋体" w:hAnsi="宋体" w:eastAsia="宋体"/>
-                <w:sz w:val="19"/>
-              </w:rPr>
-              <w:t>参与过至少5个完整项目的开发，其中至少2个项目担任过技术负责人或核心架构角色</w:t>
-            </w:r>
-            <w:r>
-              <w:rPr>
-                <w:rFonts w:ascii="宋体" w:hAnsi="宋体" w:eastAsia="宋体"/>
-                <w:b/>
-                <w:color w:val="FF0000"/>
-                <w:sz w:val="20"/>
-              </w:rPr>
-              <w:t xml:space="preserve"> *</w:t>
-            </w:r>
-          </w:p>
-        </w:tc>
-        <w:tc>
-          <w:tcPr>
-            <w:tcW w:type="dxa" w:w="4819"/>
-            <w:vAlign w:val="top"/>
-          </w:tcPr>
-          <w:p>
-            <w:pPr>
-              <w:jc w:val="left"/>
-            </w:pPr>
-            <w:r/>
-            <w:r>
-              <w:rPr>
-                <w:rFonts w:ascii="宋体" w:hAnsi="宋体" w:eastAsia="宋体"/>
-                <w:sz w:val="19"/>
-              </w:rPr>
-              <w:t>在公司内部或行业技术会议上做过技术分享</w:t>
-            </w:r>
-          </w:p>
-        </w:tc>
-        <w:tc>
-          <w:tcPr>
-            <w:tcW w:type="dxa" w:w="3685"/>
-            <w:vAlign w:val="top"/>
-          </w:tcPr>
-          <w:p>
-            <w:pPr>
-              <w:jc w:val="left"/>
-            </w:pPr>
-            <w:r/>
-            <w:r>
-              <w:rPr>
-                <w:rFonts w:ascii="宋体" w:hAnsi="宋体" w:eastAsia="宋体"/>
-                <w:sz w:val="19"/>
-              </w:rPr>
-              <w:t>负责的模块代码评审覆盖率 ≥ 95%</w:t>
-            </w:r>
-          </w:p>
-        </w:tc>
-      </w:tr>
-      <w:tr>
-        <w:tc>
-          <w:tcPr>
-            <w:tcW w:type="dxa" w:w="5953"/>
-            <w:vAlign w:val="top"/>
-            <w:shd w:fill="F2F2F2"/>
-          </w:tcPr>
-          <w:p>
-            <w:pPr>
-              <w:jc w:val="left"/>
-            </w:pPr>
-            <w:r/>
-            <w:r>
-              <w:rPr>
-                <w:rFonts w:ascii="宋体" w:hAnsi="宋体" w:eastAsia="宋体"/>
-                <w:sz w:val="19"/>
-              </w:rPr>
-              <w:t>熟练掌握分布式系统设计（如分布式缓存、分布式事务、分布式消息等）</w:t>
-            </w:r>
-            <w:r>
-              <w:rPr>
-                <w:rFonts w:ascii="宋体" w:hAnsi="宋体" w:eastAsia="宋体"/>
-                <w:b/>
-                <w:color w:val="FF0000"/>
-                <w:sz w:val="20"/>
-              </w:rPr>
-              <w:t xml:space="preserve"> *</w:t>
-            </w:r>
-          </w:p>
-        </w:tc>
-        <w:tc>
-          <w:tcPr>
-            <w:tcW w:type="dxa" w:w="4819"/>
-            <w:vAlign w:val="top"/>
-            <w:shd w:fill="F2F2F2"/>
-          </w:tcPr>
-          <w:p>
-            <w:pPr>
-              <w:jc w:val="left"/>
-            </w:pPr>
-            <w:r/>
-            <w:r>
-              <w:rPr>
-                <w:rFonts w:ascii="宋体" w:hAnsi="宋体" w:eastAsia="宋体"/>
-                <w:sz w:val="19"/>
-              </w:rPr>
-              <w:t>参加公司组织的架构设计专项考核并通过</w:t>
-            </w:r>
-          </w:p>
-        </w:tc>
-        <w:tc>
-          <w:tcPr>
-            <w:tcW w:type="dxa" w:w="3685"/>
-            <w:vAlign w:val="top"/>
-            <w:shd w:fill="F2F2F2"/>
-          </w:tcPr>
-          <w:p>
-            <w:pPr>
-              <w:jc w:val="left"/>
-            </w:pPr>
-            <w:r/>
-            <w:r>
-              <w:rPr>
-                <w:rFonts w:ascii="宋体" w:hAnsi="宋体" w:eastAsia="宋体"/>
-                <w:sz w:val="19"/>
-              </w:rPr>
-              <w:t>指导团队成员完成的故事点占团队总产出的一定比例</w:t>
-            </w:r>
-          </w:p>
-        </w:tc>
-      </w:tr>
-      <w:tr>
-        <w:tc>
-          <w:tcPr>
-            <w:tcW w:type="dxa" w:w="5953"/>
-            <w:vAlign w:val="top"/>
-          </w:tcPr>
-          <w:p>
-            <w:pPr>
-              <w:jc w:val="left"/>
-            </w:pPr>
-            <w:r/>
-            <w:r>
-              <w:rPr>
-                <w:rFonts w:ascii="宋体" w:hAnsi="宋体" w:eastAsia="宋体"/>
-                <w:sz w:val="19"/>
-              </w:rPr>
-              <w:t>具备带领3-5人小团队完成项目交付的能力</w:t>
-            </w:r>
-          </w:p>
-        </w:tc>
-        <w:tc>
-          <w:tcPr>
-            <w:tcW w:type="dxa" w:w="4819"/>
-          </w:tcPr>
-          <w:p>
-            <w:r/>
-          </w:p>
-        </w:tc>
-        <w:tc>
-          <w:tcPr>
-            <w:tcW w:type="dxa" w:w="3685"/>
-          </w:tcPr>
-          <w:p>
-            <w:r/>
-          </w:p>
-        </w:tc>
-      </w:tr>
-      <w:tr>
-        <w:tc>
-          <w:tcPr>
-            <w:tcW w:type="dxa" w:w="5953"/>
-            <w:vAlign w:val="top"/>
-            <w:shd w:fill="F2F2F2"/>
-          </w:tcPr>
-          <w:p>
-            <w:pPr>
-              <w:jc w:val="left"/>
-            </w:pPr>
-            <w:r/>
-            <w:r>
-              <w:rPr>
-                <w:rFonts w:ascii="宋体" w:hAnsi="宋体" w:eastAsia="宋体"/>
-                <w:sz w:val="19"/>
-              </w:rPr>
-              <w:t>能指导中级及以下工程师的技术成长</w:t>
-            </w:r>
-          </w:p>
-        </w:tc>
-        <w:tc>
-          <w:tcPr>
-            <w:tcW w:type="dxa" w:w="4819"/>
-          </w:tcPr>
-          <w:p>
-            <w:r/>
-          </w:p>
-        </w:tc>
-        <w:tc>
-          <w:tcPr>
-            <w:tcW w:type="dxa" w:w="3685"/>
-          </w:tcPr>
-          <w:p>
-            <w:r/>
-          </w:p>
-        </w:tc>
-      </w:tr>
-      <w:tr>
-        <w:tc>
-          <w:tcPr>
-            <w:tcW w:type="dxa" w:w="5953"/>
-            <w:vAlign w:val="top"/>
-          </w:tcPr>
-          <w:p>
-            <w:pPr>
-              <w:jc w:val="left"/>
-            </w:pPr>
-            <w:r/>
-            <w:r>
-              <w:rPr>
-                <w:rFonts w:ascii="宋体" w:hAnsi="宋体" w:eastAsia="宋体"/>
-                <w:sz w:val="19"/>
-              </w:rPr>
-              <w:t>具备跨团队技术协调沟通能力</w:t>
-            </w:r>
-          </w:p>
-        </w:tc>
-        <w:tc>
-          <w:tcPr>
-            <w:tcW w:type="dxa" w:w="4819"/>
-          </w:tcPr>
-          <w:p>
-            <w:r/>
-          </w:p>
-        </w:tc>
-        <w:tc>
-          <w:tcPr>
-            <w:tcW w:type="dxa" w:w="3685"/>
-          </w:tcPr>
-          <w:p>
-            <w:r/>
-          </w:p>
-        </w:tc>
-      </w:tr>
-      <w:tr>
-        <w:tc>
-          <w:tcPr>
-            <w:tcW w:type="dxa" w:w="5953"/>
-            <w:vAlign w:val="top"/>
-            <w:shd w:fill="F2F2F2"/>
-          </w:tcPr>
-          <w:p>
-            <w:pPr>
-              <w:jc w:val="left"/>
-            </w:pPr>
-            <w:r/>
-            <w:r>
-              <w:rPr>
-                <w:rFonts w:ascii="宋体" w:hAnsi="宋体" w:eastAsia="宋体"/>
-                <w:sz w:val="19"/>
-              </w:rPr>
-              <w:t>有过技术攻关经历，解决过生产环境重大技术问题</w:t>
-            </w:r>
-          </w:p>
-        </w:tc>
-        <w:tc>
-          <w:tcPr>
-            <w:tcW w:type="dxa" w:w="4819"/>
-          </w:tcPr>
-          <w:p>
-            <w:r/>
-          </w:p>
-        </w:tc>
-        <w:tc>
-          <w:tcPr>
-            <w:tcW w:type="dxa" w:w="3685"/>
-          </w:tcPr>
-          <w:p>
-            <w:r/>
-          </w:p>
-        </w:tc>
-      </w:tr>
-    </w:tbl>
-    <w:p>
-      <w:pPr>
-        <w:spacing w:before="40" w:after="160" w:line="288" w:lineRule="auto"/>
-      </w:pPr>
-      <w:r>
-        <w:rPr>
-          <w:rFonts w:ascii="宋体" w:hAnsi="宋体" w:eastAsia="宋体"/>
-          <w:b w:val="0"/>
-          <w:sz w:val="18"/>
-        </w:rPr>
-        <w:t xml:space="preserve">注：标注 </w:t>
-      </w:r>
-      <w:r>
-        <w:rPr>
-          <w:rFonts w:ascii="宋体" w:hAnsi="宋体" w:eastAsia="宋体"/>
-          <w:b/>
-          <w:color w:val="FF0000"/>
-          <w:sz w:val="20"/>
-        </w:rPr>
-        <w:t>*</w:t>
-      </w:r>
-      <w:r>
-        <w:rPr>
-          <w:rFonts w:ascii="宋体" w:hAnsi="宋体" w:eastAsia="宋体"/>
-          <w:b w:val="0"/>
-          <w:sz w:val="18"/>
-        </w:rPr>
-        <w:t xml:space="preserve"> 的条目为必须达到的硬性条件，未标注的条目为加分项。</w:t>
-      </w:r>
-    </w:p>
-    <w:p>
-      <w:pPr>
-        <w:spacing w:before="200" w:after="80" w:line="360" w:lineRule="auto"/>
-      </w:pPr>
-      <w:r>
-        <w:rPr>
-          <w:rFonts w:ascii="黑体" w:hAnsi="黑体" w:eastAsia="黑体"/>
-          <w:b/>
-          <w:sz w:val="26"/>
-        </w:rPr>
-        <w:t>5级（高级开发工程师）</w:t>
-      </w:r>
-    </w:p>
-    <w:tbl>
-      <w:tblPr>
-        <w:tblStyle w:val="TableGrid"/>
-        <w:tblW w:type="auto" w:w="0"/>
-        <w:jc w:val="center"/>
-        <w:tblLook w:firstColumn="1" w:firstRow="1" w:lastColumn="0" w:lastRow="0" w:noHBand="0" w:noVBand="1" w:val="04A0"/>
-      </w:tblPr>
-      <w:tblGrid>
-        <w:gridCol w:w="4857"/>
-        <w:gridCol w:w="4857"/>
-        <w:gridCol w:w="4857"/>
-      </w:tblGrid>
-      <w:tr>
-        <w:tc>
-          <w:tcPr>
-            <w:tcW w:type="dxa" w:w="5953"/>
-            <w:vAlign w:val="center"/>
-            <w:shd w:fill="4472C4"/>
-          </w:tcPr>
-          <w:p>
-            <w:pPr>
-              <w:jc w:val="center"/>
-            </w:pPr>
-            <w:r/>
-            <w:r>
-              <w:rPr>
-                <w:rFonts w:ascii="黑体" w:hAnsi="黑体" w:eastAsia="黑体"/>
-                <w:b/>
-                <w:color w:val="FFFFFF"/>
-                <w:sz w:val="20"/>
-              </w:rPr>
-              <w:t>角色定位与能力要求</w:t>
-              <w:br/>
-              <w:t>（含项目经历及技术能力）</w:t>
-            </w:r>
-          </w:p>
-        </w:tc>
-        <w:tc>
-          <w:tcPr>
-            <w:tcW w:type="dxa" w:w="4819"/>
-            <w:vAlign w:val="center"/>
-            <w:shd w:fill="4472C4"/>
-          </w:tcPr>
-          <w:p>
-            <w:pPr>
-              <w:jc w:val="center"/>
-            </w:pPr>
-            <w:r/>
-            <w:r>
-              <w:rPr>
-                <w:rFonts w:ascii="黑体" w:hAnsi="黑体" w:eastAsia="黑体"/>
-                <w:b/>
-                <w:color w:val="FFFFFF"/>
-                <w:sz w:val="20"/>
-              </w:rPr>
-              <w:t>认证与笔试要求</w:t>
-              <w:br/>
-              <w:t>（含公司笔试及行业证书）</w:t>
-            </w:r>
-          </w:p>
-        </w:tc>
-        <w:tc>
-          <w:tcPr>
-            <w:tcW w:type="dxa" w:w="3685"/>
-            <w:vAlign w:val="center"/>
-            <w:shd w:fill="4472C4"/>
-          </w:tcPr>
-          <w:p>
-            <w:pPr>
-              <w:jc w:val="center"/>
-            </w:pPr>
-            <w:r/>
-            <w:r>
-              <w:rPr>
-                <w:rFonts w:ascii="黑体" w:hAnsi="黑体" w:eastAsia="黑体"/>
-                <w:b/>
-                <w:color w:val="FFFFFF"/>
-                <w:sz w:val="20"/>
-              </w:rPr>
-              <w:t>故事点产出要求</w:t>
-            </w:r>
-          </w:p>
-        </w:tc>
-      </w:tr>
-      <w:tr>
-        <w:tc>
-          <w:tcPr>
-            <w:tcW w:type="dxa" w:w="5953"/>
-            <w:vAlign w:val="top"/>
-          </w:tcPr>
-          <w:p>
-            <w:pPr>
-              <w:jc w:val="left"/>
-            </w:pPr>
-            <w:r/>
-            <w:r>
-              <w:rPr>
-                <w:rFonts w:ascii="宋体" w:hAnsi="宋体" w:eastAsia="宋体"/>
-                <w:sz w:val="19"/>
-              </w:rPr>
-              <w:t>能够主导整个系统/产品线的技术架构设计，制定技术路线图和演进计划</w:t>
-            </w:r>
-            <w:r>
-              <w:rPr>
-                <w:rFonts w:ascii="宋体" w:hAnsi="宋体" w:eastAsia="宋体"/>
-                <w:b/>
-                <w:color w:val="FF0000"/>
-                <w:sz w:val="20"/>
-              </w:rPr>
-              <w:t xml:space="preserve"> *</w:t>
-            </w:r>
-          </w:p>
-        </w:tc>
-        <w:tc>
-          <w:tcPr>
-            <w:tcW w:type="dxa" w:w="4819"/>
-            <w:vAlign w:val="top"/>
-          </w:tcPr>
-          <w:p>
-            <w:pPr>
-              <w:jc w:val="left"/>
-            </w:pPr>
-            <w:r/>
-            <w:r>
-              <w:rPr>
-                <w:rFonts w:ascii="宋体" w:hAnsi="宋体" w:eastAsia="宋体"/>
-                <w:sz w:val="19"/>
-              </w:rPr>
-              <w:t>通过公司高级技术笔试（满分100分，要求≥80分）</w:t>
-            </w:r>
-            <w:r>
-              <w:rPr>
-                <w:rFonts w:ascii="宋体" w:hAnsi="宋体" w:eastAsia="宋体"/>
-                <w:b/>
-                <w:color w:val="FF0000"/>
-                <w:sz w:val="20"/>
-              </w:rPr>
-              <w:t xml:space="preserve"> *</w:t>
-            </w:r>
-          </w:p>
-        </w:tc>
-        <w:tc>
-          <w:tcPr>
-            <w:tcW w:type="dxa" w:w="3685"/>
-            <w:vAlign w:val="top"/>
-          </w:tcPr>
-          <w:p>
-            <w:pPr>
-              <w:jc w:val="left"/>
-            </w:pPr>
-            <w:r/>
-            <w:r>
-              <w:rPr>
-                <w:rFonts w:ascii="宋体" w:hAnsi="宋体" w:eastAsia="宋体"/>
-                <w:sz w:val="19"/>
-              </w:rPr>
-              <w:t>月均完成有效故事点 ≥ 40点（含指导他人产出）</w:t>
-            </w:r>
-            <w:r>
-              <w:rPr>
-                <w:rFonts w:ascii="宋体" w:hAnsi="宋体" w:eastAsia="宋体"/>
-                <w:b/>
-                <w:color w:val="FF0000"/>
-                <w:sz w:val="20"/>
-              </w:rPr>
-              <w:t xml:space="preserve"> *</w:t>
-            </w:r>
-          </w:p>
-        </w:tc>
-      </w:tr>
-      <w:tr>
-        <w:tc>
-          <w:tcPr>
-            <w:tcW w:type="dxa" w:w="5953"/>
-            <w:vAlign w:val="top"/>
-            <w:shd w:fill="F2F2F2"/>
-          </w:tcPr>
-          <w:p>
-            <w:pPr>
-              <w:jc w:val="left"/>
-            </w:pPr>
-            <w:r/>
-            <w:r>
-              <w:rPr>
-                <w:rFonts w:ascii="宋体" w:hAnsi="宋体" w:eastAsia="宋体"/>
-                <w:sz w:val="19"/>
-              </w:rPr>
-              <w:t>在某一技术领域具有深厚的技术积累，是团队的技术标杆</w:t>
-            </w:r>
-            <w:r>
-              <w:rPr>
-                <w:rFonts w:ascii="宋体" w:hAnsi="宋体" w:eastAsia="宋体"/>
-                <w:b/>
-                <w:color w:val="FF0000"/>
-                <w:sz w:val="20"/>
-              </w:rPr>
-              <w:t xml:space="preserve"> *</w:t>
-            </w:r>
-          </w:p>
-        </w:tc>
-        <w:tc>
-          <w:tcPr>
-            <w:tcW w:type="dxa" w:w="4819"/>
-            <w:vAlign w:val="top"/>
-            <w:shd w:fill="F2F2F2"/>
-          </w:tcPr>
-          <w:p>
-            <w:pPr>
-              <w:jc w:val="left"/>
-            </w:pPr>
-            <w:r/>
-            <w:r>
-              <w:rPr>
-                <w:rFonts w:ascii="宋体" w:hAnsi="宋体" w:eastAsia="宋体"/>
-                <w:sz w:val="19"/>
-              </w:rPr>
-              <w:t>计算机相关专业本科及以上学历（硕士优先），工作经验6年以上</w:t>
-            </w:r>
-            <w:r>
-              <w:rPr>
-                <w:rFonts w:ascii="宋体" w:hAnsi="宋体" w:eastAsia="宋体"/>
-                <w:b/>
-                <w:color w:val="FF0000"/>
-                <w:sz w:val="20"/>
-              </w:rPr>
-              <w:t xml:space="preserve"> *</w:t>
-            </w:r>
-          </w:p>
-        </w:tc>
-        <w:tc>
-          <w:tcPr>
-            <w:tcW w:type="dxa" w:w="3685"/>
-            <w:vAlign w:val="top"/>
-            <w:shd w:fill="F2F2F2"/>
-          </w:tcPr>
-          <w:p>
-            <w:pPr>
-              <w:jc w:val="left"/>
-            </w:pPr>
-            <w:r/>
-            <w:r>
-              <w:rPr>
-                <w:rFonts w:ascii="宋体" w:hAnsi="宋体" w:eastAsia="宋体"/>
-                <w:sz w:val="19"/>
-              </w:rPr>
-              <w:t>季度累计完成有效故事点 ≥ 120点</w:t>
-            </w:r>
-            <w:r>
-              <w:rPr>
-                <w:rFonts w:ascii="宋体" w:hAnsi="宋体" w:eastAsia="宋体"/>
-                <w:b/>
-                <w:color w:val="FF0000"/>
-                <w:sz w:val="20"/>
-              </w:rPr>
-              <w:t xml:space="preserve"> *</w:t>
-            </w:r>
-          </w:p>
-        </w:tc>
-      </w:tr>
-      <w:tr>
-        <w:tc>
-          <w:tcPr>
-            <w:tcW w:type="dxa" w:w="5953"/>
-            <w:vAlign w:val="top"/>
-          </w:tcPr>
-          <w:p>
-            <w:pPr>
-              <w:jc w:val="left"/>
-            </w:pPr>
-            <w:r/>
-            <w:r>
-              <w:rPr>
-                <w:rFonts w:ascii="宋体" w:hAnsi="宋体" w:eastAsia="宋体"/>
-                <w:sz w:val="19"/>
-              </w:rPr>
-              <w:t>能够解决跨系统、跨领域的复杂技术难题</w:t>
-            </w:r>
-            <w:r>
-              <w:rPr>
-                <w:rFonts w:ascii="宋体" w:hAnsi="宋体" w:eastAsia="宋体"/>
-                <w:b/>
-                <w:color w:val="FF0000"/>
-                <w:sz w:val="20"/>
-              </w:rPr>
-              <w:t xml:space="preserve"> *</w:t>
-            </w:r>
-          </w:p>
-        </w:tc>
-        <w:tc>
-          <w:tcPr>
-            <w:tcW w:type="dxa" w:w="4819"/>
-            <w:vAlign w:val="top"/>
-          </w:tcPr>
-          <w:p>
-            <w:pPr>
-              <w:jc w:val="left"/>
-            </w:pPr>
-            <w:r/>
-            <w:r>
-              <w:rPr>
-                <w:rFonts w:ascii="宋体" w:hAnsi="宋体" w:eastAsia="宋体"/>
-                <w:sz w:val="19"/>
-              </w:rPr>
-              <w:t>持有系统架构设计师（高级）证书</w:t>
-            </w:r>
-            <w:r>
-              <w:rPr>
-                <w:rFonts w:ascii="宋体" w:hAnsi="宋体" w:eastAsia="宋体"/>
-                <w:b/>
-                <w:color w:val="FF0000"/>
-                <w:sz w:val="20"/>
-              </w:rPr>
-              <w:t xml:space="preserve"> *</w:t>
-            </w:r>
-          </w:p>
-        </w:tc>
-        <w:tc>
-          <w:tcPr>
-            <w:tcW w:type="dxa" w:w="3685"/>
-            <w:vAlign w:val="top"/>
-          </w:tcPr>
-          <w:p>
-            <w:pPr>
-              <w:jc w:val="left"/>
-            </w:pPr>
-            <w:r/>
-            <w:r>
-              <w:rPr>
-                <w:rFonts w:ascii="宋体" w:hAnsi="宋体" w:eastAsia="宋体"/>
-                <w:sz w:val="19"/>
-              </w:rPr>
-              <w:t>完成任务中，复杂任务（≥8点）占比 ≥ 35%</w:t>
-            </w:r>
-            <w:r>
-              <w:rPr>
-                <w:rFonts w:ascii="宋体" w:hAnsi="宋体" w:eastAsia="宋体"/>
-                <w:b/>
-                <w:color w:val="FF0000"/>
-                <w:sz w:val="20"/>
-              </w:rPr>
-              <w:t xml:space="preserve"> *</w:t>
-            </w:r>
-          </w:p>
-        </w:tc>
-      </w:tr>
-      <w:tr>
-        <w:tc>
-          <w:tcPr>
-            <w:tcW w:type="dxa" w:w="5953"/>
-            <w:vAlign w:val="top"/>
-            <w:shd w:fill="F2F2F2"/>
-          </w:tcPr>
-          <w:p>
-            <w:pPr>
-              <w:jc w:val="left"/>
-            </w:pPr>
-            <w:r/>
-            <w:r>
-              <w:rPr>
-                <w:rFonts w:ascii="宋体" w:hAnsi="宋体" w:eastAsia="宋体"/>
-                <w:sz w:val="19"/>
-              </w:rPr>
-              <w:t>具备从0到1搭建系统的能力，能完成技术架构的全链路设计</w:t>
-            </w:r>
-            <w:r>
-              <w:rPr>
-                <w:rFonts w:ascii="宋体" w:hAnsi="宋体" w:eastAsia="宋体"/>
-                <w:b/>
-                <w:color w:val="FF0000"/>
-                <w:sz w:val="20"/>
-              </w:rPr>
-              <w:t xml:space="preserve"> *</w:t>
-            </w:r>
-          </w:p>
-        </w:tc>
-        <w:tc>
-          <w:tcPr>
-            <w:tcW w:type="dxa" w:w="4819"/>
-            <w:vAlign w:val="top"/>
-            <w:shd w:fill="F2F2F2"/>
-          </w:tcPr>
-          <w:p>
-            <w:pPr>
-              <w:jc w:val="left"/>
-            </w:pPr>
-            <w:r/>
-            <w:r>
-              <w:rPr>
-                <w:rFonts w:ascii="宋体" w:hAnsi="宋体" w:eastAsia="宋体"/>
-                <w:sz w:val="19"/>
-              </w:rPr>
-              <w:t>持有主流技术厂商高级认证（如AWS Solutions Architect Professional、Google Cloud Professional等）</w:t>
-            </w:r>
-          </w:p>
-        </w:tc>
-        <w:tc>
-          <w:tcPr>
-            <w:tcW w:type="dxa" w:w="3685"/>
-            <w:vAlign w:val="top"/>
-            <w:shd w:fill="F2F2F2"/>
-          </w:tcPr>
-          <w:p>
-            <w:pPr>
-              <w:jc w:val="left"/>
-            </w:pPr>
-            <w:r/>
-            <w:r>
-              <w:rPr>
-                <w:rFonts w:ascii="宋体" w:hAnsi="宋体" w:eastAsia="宋体"/>
-                <w:sz w:val="19"/>
-              </w:rPr>
-              <w:t>主导架构类任务（≥13点）至少2次/季度</w:t>
-            </w:r>
-            <w:r>
-              <w:rPr>
-                <w:rFonts w:ascii="宋体" w:hAnsi="宋体" w:eastAsia="宋体"/>
-                <w:b/>
-                <w:color w:val="FF0000"/>
-                <w:sz w:val="20"/>
-              </w:rPr>
-              <w:t xml:space="preserve"> *</w:t>
-            </w:r>
-          </w:p>
-        </w:tc>
-      </w:tr>
-      <w:tr>
-        <w:tc>
-          <w:tcPr>
-            <w:tcW w:type="dxa" w:w="5953"/>
-            <w:vAlign w:val="top"/>
-          </w:tcPr>
-          <w:p>
-            <w:pPr>
-              <w:jc w:val="left"/>
-            </w:pPr>
-            <w:r/>
-            <w:r>
-              <w:rPr>
-                <w:rFonts w:ascii="宋体" w:hAnsi="宋体" w:eastAsia="宋体"/>
-                <w:sz w:val="19"/>
-              </w:rPr>
-              <w:t>参与过至少8个项目，其中至少3个项目担任技术负责人，至少1个大型项目（团队10人以上）</w:t>
-            </w:r>
-            <w:r>
-              <w:rPr>
-                <w:rFonts w:ascii="宋体" w:hAnsi="宋体" w:eastAsia="宋体"/>
-                <w:b/>
-                <w:color w:val="FF0000"/>
-                <w:sz w:val="20"/>
-              </w:rPr>
-              <w:t xml:space="preserve"> *</w:t>
-            </w:r>
-          </w:p>
-        </w:tc>
-        <w:tc>
-          <w:tcPr>
-            <w:tcW w:type="dxa" w:w="4819"/>
-            <w:vAlign w:val="top"/>
-          </w:tcPr>
-          <w:p>
-            <w:pPr>
-              <w:jc w:val="left"/>
-            </w:pPr>
-            <w:r/>
-            <w:r>
-              <w:rPr>
-                <w:rFonts w:ascii="宋体" w:hAnsi="宋体" w:eastAsia="宋体"/>
-                <w:sz w:val="19"/>
-              </w:rPr>
-              <w:t>通过公司组织的高级架构设计专项答辩</w:t>
-            </w:r>
-          </w:p>
-        </w:tc>
-        <w:tc>
-          <w:tcPr>
-            <w:tcW w:type="dxa" w:w="3685"/>
-            <w:vAlign w:val="top"/>
-          </w:tcPr>
-          <w:p>
-            <w:pPr>
-              <w:jc w:val="left"/>
-            </w:pPr>
-            <w:r/>
-            <w:r>
-              <w:rPr>
-                <w:rFonts w:ascii="宋体" w:hAnsi="宋体" w:eastAsia="宋体"/>
-                <w:sz w:val="19"/>
-              </w:rPr>
-              <w:t>团队整体故事点产出环比增长 ≥ 5%</w:t>
-            </w:r>
-          </w:p>
-        </w:tc>
-      </w:tr>
-      <w:tr>
-        <w:tc>
-          <w:tcPr>
-            <w:tcW w:type="dxa" w:w="5953"/>
-            <w:vAlign w:val="top"/>
-            <w:shd w:fill="F2F2F2"/>
-          </w:tcPr>
-          <w:p>
-            <w:pPr>
-              <w:jc w:val="left"/>
-            </w:pPr>
-            <w:r/>
-            <w:r>
-              <w:rPr>
-                <w:rFonts w:ascii="宋体" w:hAnsi="宋体" w:eastAsia="宋体"/>
-                <w:sz w:val="19"/>
-              </w:rPr>
-              <w:t>精通高并发、高可用系统设计，有大规模系统的实战经验</w:t>
-            </w:r>
-            <w:r>
-              <w:rPr>
-                <w:rFonts w:ascii="宋体" w:hAnsi="宋体" w:eastAsia="宋体"/>
-                <w:b/>
-                <w:color w:val="FF0000"/>
-                <w:sz w:val="20"/>
-              </w:rPr>
-              <w:t xml:space="preserve"> *</w:t>
-            </w:r>
-          </w:p>
-        </w:tc>
-        <w:tc>
-          <w:tcPr>
-            <w:tcW w:type="dxa" w:w="4819"/>
-            <w:vAlign w:val="top"/>
-            <w:shd w:fill="F2F2F2"/>
-          </w:tcPr>
-          <w:p>
-            <w:pPr>
-              <w:jc w:val="left"/>
-            </w:pPr>
-            <w:r/>
-            <w:r>
-              <w:rPr>
-                <w:rFonts w:ascii="宋体" w:hAnsi="宋体" w:eastAsia="宋体"/>
-                <w:sz w:val="19"/>
-              </w:rPr>
-              <w:t>在国内外技术社区有一定影响力（如技术博客、开源贡献等）</w:t>
-            </w:r>
-          </w:p>
-        </w:tc>
-        <w:tc>
-          <w:tcPr>
-            <w:tcW w:type="dxa" w:w="3685"/>
-            <w:vAlign w:val="top"/>
-            <w:shd w:fill="F2F2F2"/>
-          </w:tcPr>
-          <w:p>
-            <w:pPr>
-              <w:jc w:val="left"/>
-            </w:pPr>
-            <w:r/>
-            <w:r>
-              <w:rPr>
-                <w:rFonts w:ascii="宋体" w:hAnsi="宋体" w:eastAsia="宋体"/>
-                <w:sz w:val="19"/>
-              </w:rPr>
-              <w:t>在故事点评估中担任评审角色，评估偏差率 ≤ 20%</w:t>
-            </w:r>
-          </w:p>
-        </w:tc>
-      </w:tr>
-      <w:tr>
-        <w:tc>
-          <w:tcPr>
-            <w:tcW w:type="dxa" w:w="5953"/>
-            <w:vAlign w:val="top"/>
-          </w:tcPr>
-          <w:p>
-            <w:pPr>
-              <w:jc w:val="left"/>
-            </w:pPr>
-            <w:r/>
-            <w:r>
-              <w:rPr>
-                <w:rFonts w:ascii="宋体" w:hAnsi="宋体" w:eastAsia="宋体"/>
-                <w:sz w:val="19"/>
-              </w:rPr>
-              <w:t>能够带领5-10人技术团队完成复杂项目交付</w:t>
-            </w:r>
-            <w:r>
-              <w:rPr>
-                <w:rFonts w:ascii="宋体" w:hAnsi="宋体" w:eastAsia="宋体"/>
-                <w:b/>
-                <w:color w:val="FF0000"/>
-                <w:sz w:val="20"/>
-              </w:rPr>
-              <w:t xml:space="preserve"> *</w:t>
-            </w:r>
-          </w:p>
-        </w:tc>
-        <w:tc>
-          <w:tcPr>
-            <w:tcW w:type="dxa" w:w="4819"/>
-          </w:tcPr>
-          <w:p>
-            <w:r/>
-          </w:p>
-        </w:tc>
-        <w:tc>
-          <w:tcPr>
-            <w:tcW w:type="dxa" w:w="3685"/>
-          </w:tcPr>
-          <w:p>
-            <w:r/>
-          </w:p>
-        </w:tc>
-      </w:tr>
-      <w:tr>
-        <w:tc>
-          <w:tcPr>
-            <w:tcW w:type="dxa" w:w="5953"/>
-            <w:vAlign w:val="top"/>
-            <w:shd w:fill="F2F2F2"/>
-          </w:tcPr>
-          <w:p>
-            <w:pPr>
-              <w:jc w:val="left"/>
-            </w:pPr>
-            <w:r/>
-            <w:r>
-              <w:rPr>
-                <w:rFonts w:ascii="宋体" w:hAnsi="宋体" w:eastAsia="宋体"/>
-                <w:sz w:val="19"/>
-              </w:rPr>
-              <w:t>具备技术规划能力，能制定团队技术发展方向</w:t>
-            </w:r>
-          </w:p>
-        </w:tc>
-        <w:tc>
-          <w:tcPr>
-            <w:tcW w:type="dxa" w:w="4819"/>
-          </w:tcPr>
-          <w:p>
-            <w:r/>
-          </w:p>
-        </w:tc>
-        <w:tc>
-          <w:tcPr>
-            <w:tcW w:type="dxa" w:w="3685"/>
-          </w:tcPr>
-          <w:p>
-            <w:r/>
-          </w:p>
-        </w:tc>
-      </w:tr>
-      <w:tr>
-        <w:tc>
-          <w:tcPr>
-            <w:tcW w:type="dxa" w:w="5953"/>
-            <w:vAlign w:val="top"/>
-          </w:tcPr>
-          <w:p>
-            <w:pPr>
-              <w:jc w:val="left"/>
-            </w:pPr>
-            <w:r/>
-            <w:r>
-              <w:rPr>
-                <w:rFonts w:ascii="宋体" w:hAnsi="宋体" w:eastAsia="宋体"/>
-                <w:sz w:val="19"/>
-              </w:rPr>
-              <w:t>有过核心系统重构或重大技术升级的成功经历</w:t>
-            </w:r>
-          </w:p>
-        </w:tc>
-        <w:tc>
-          <w:tcPr>
-            <w:tcW w:type="dxa" w:w="4819"/>
-          </w:tcPr>
-          <w:p>
-            <w:r/>
-          </w:p>
-        </w:tc>
-        <w:tc>
-          <w:tcPr>
-            <w:tcW w:type="dxa" w:w="3685"/>
-          </w:tcPr>
-          <w:p>
-            <w:r/>
-          </w:p>
-        </w:tc>
-      </w:tr>
-      <w:tr>
-        <w:tc>
-          <w:tcPr>
-            <w:tcW w:type="dxa" w:w="5953"/>
-            <w:vAlign w:val="top"/>
-            <w:shd w:fill="F2F2F2"/>
-          </w:tcPr>
-          <w:p>
-            <w:pPr>
-              <w:jc w:val="left"/>
-            </w:pPr>
-            <w:r/>
-            <w:r>
-              <w:rPr>
-                <w:rFonts w:ascii="宋体" w:hAnsi="宋体" w:eastAsia="宋体"/>
-                <w:sz w:val="19"/>
-              </w:rPr>
-              <w:t>具备培养中高级工程师的能力，有明确的技术指导成果</w:t>
-            </w:r>
-          </w:p>
-        </w:tc>
-        <w:tc>
-          <w:tcPr>
-            <w:tcW w:type="dxa" w:w="4819"/>
-          </w:tcPr>
-          <w:p>
-            <w:r/>
-          </w:p>
-        </w:tc>
-        <w:tc>
-          <w:tcPr>
-            <w:tcW w:type="dxa" w:w="3685"/>
-          </w:tcPr>
-          <w:p>
-            <w:r/>
-          </w:p>
-        </w:tc>
-      </w:tr>
-      <w:tr>
-        <w:tc>
-          <w:tcPr>
-            <w:tcW w:type="dxa" w:w="5953"/>
-            <w:vAlign w:val="top"/>
-          </w:tcPr>
-          <w:p>
-            <w:pPr>
-              <w:jc w:val="left"/>
-            </w:pPr>
-            <w:r/>
-            <w:r>
-              <w:rPr>
-                <w:rFonts w:ascii="宋体" w:hAnsi="宋体" w:eastAsia="宋体"/>
-                <w:sz w:val="19"/>
-              </w:rPr>
-              <w:t>能输出高质量的技术文章或在行业会议上发表演讲</w:t>
-            </w:r>
-          </w:p>
-        </w:tc>
-        <w:tc>
-          <w:tcPr>
-            <w:tcW w:type="dxa" w:w="4819"/>
-          </w:tcPr>
-          <w:p>
-            <w:r/>
-          </w:p>
-        </w:tc>
-        <w:tc>
-          <w:tcPr>
-            <w:tcW w:type="dxa" w:w="3685"/>
-          </w:tcPr>
-          <w:p>
-            <w:r/>
-          </w:p>
-        </w:tc>
-      </w:tr>
-    </w:tbl>
-    <w:p>
-      <w:pPr>
-        <w:spacing w:before="40" w:after="160" w:line="288" w:lineRule="auto"/>
-      </w:pPr>
-      <w:r>
-        <w:rPr>
-          <w:rFonts w:ascii="宋体" w:hAnsi="宋体" w:eastAsia="宋体"/>
-          <w:b w:val="0"/>
-          <w:sz w:val="18"/>
-        </w:rPr>
-        <w:t xml:space="preserve">注：标注 </w:t>
-      </w:r>
-      <w:r>
-        <w:rPr>
-          <w:rFonts w:ascii="宋体" w:hAnsi="宋体" w:eastAsia="宋体"/>
-          <w:b/>
-          <w:color w:val="FF0000"/>
-          <w:sz w:val="20"/>
-        </w:rPr>
-        <w:t>*</w:t>
-      </w:r>
-      <w:r>
-        <w:rPr>
-          <w:rFonts w:ascii="宋体" w:hAnsi="宋体" w:eastAsia="宋体"/>
-          <w:b w:val="0"/>
-          <w:sz w:val="18"/>
-        </w:rPr>
-        <w:t xml:space="preserve"> 的条目为必须达到的硬性条件，未标注的条目为加分项。</w:t>
-      </w:r>
-    </w:p>
-    <w:p>
-      <w:pPr>
-        <w:spacing w:before="200" w:after="80" w:line="360" w:lineRule="auto"/>
-      </w:pPr>
-      <w:r>
-        <w:rPr>
-          <w:rFonts w:ascii="黑体" w:hAnsi="黑体" w:eastAsia="黑体"/>
-          <w:b/>
-          <w:sz w:val="26"/>
-        </w:rPr>
-        <w:t>6级（资深/专家级工程师）</w:t>
-      </w:r>
-    </w:p>
-    <w:tbl>
-      <w:tblPr>
-        <w:tblStyle w:val="TableGrid"/>
-        <w:tblW w:type="auto" w:w="0"/>
-        <w:jc w:val="center"/>
-        <w:tblLook w:firstColumn="1" w:firstRow="1" w:lastColumn="0" w:lastRow="0" w:noHBand="0" w:noVBand="1" w:val="04A0"/>
-      </w:tblPr>
-      <w:tblGrid>
-        <w:gridCol w:w="4857"/>
-        <w:gridCol w:w="4857"/>
-        <w:gridCol w:w="4857"/>
-      </w:tblGrid>
-      <w:tr>
-        <w:tc>
-          <w:tcPr>
-            <w:tcW w:type="dxa" w:w="5953"/>
-            <w:vAlign w:val="center"/>
-            <w:shd w:fill="4472C4"/>
-          </w:tcPr>
-          <w:p>
-            <w:pPr>
-              <w:jc w:val="center"/>
-            </w:pPr>
-            <w:r/>
-            <w:r>
-              <w:rPr>
-                <w:rFonts w:ascii="黑体" w:hAnsi="黑体" w:eastAsia="黑体"/>
-                <w:b/>
-                <w:color w:val="FFFFFF"/>
-                <w:sz w:val="20"/>
-              </w:rPr>
-              <w:t>角色定位与能力要求</w:t>
-              <w:br/>
-              <w:t>（含项目经历及技术能力）</w:t>
-            </w:r>
-          </w:p>
-        </w:tc>
-        <w:tc>
-          <w:tcPr>
-            <w:tcW w:type="dxa" w:w="4819"/>
-            <w:vAlign w:val="center"/>
-            <w:shd w:fill="4472C4"/>
-          </w:tcPr>
-          <w:p>
-            <w:pPr>
-              <w:jc w:val="center"/>
-            </w:pPr>
-            <w:r/>
-            <w:r>
-              <w:rPr>
-                <w:rFonts w:ascii="黑体" w:hAnsi="黑体" w:eastAsia="黑体"/>
-                <w:b/>
-                <w:color w:val="FFFFFF"/>
-                <w:sz w:val="20"/>
-              </w:rPr>
-              <w:t>认证与笔试要求</w:t>
-              <w:br/>
-              <w:t>（含公司笔试及行业证书）</w:t>
-            </w:r>
-          </w:p>
-        </w:tc>
-        <w:tc>
-          <w:tcPr>
-            <w:tcW w:type="dxa" w:w="3685"/>
-            <w:vAlign w:val="center"/>
-            <w:shd w:fill="4472C4"/>
-          </w:tcPr>
-          <w:p>
-            <w:pPr>
-              <w:jc w:val="center"/>
-            </w:pPr>
-            <w:r/>
-            <w:r>
-              <w:rPr>
-                <w:rFonts w:ascii="黑体" w:hAnsi="黑体" w:eastAsia="黑体"/>
-                <w:b/>
-                <w:color w:val="FFFFFF"/>
-                <w:sz w:val="20"/>
-              </w:rPr>
-              <w:t>故事点产出要求</w:t>
-            </w:r>
-          </w:p>
-        </w:tc>
-      </w:tr>
-      <w:tr>
-        <w:tc>
-          <w:tcPr>
-            <w:tcW w:type="dxa" w:w="5953"/>
-            <w:vAlign w:val="top"/>
-          </w:tcPr>
-          <w:p>
-            <w:pPr>
-              <w:jc w:val="left"/>
-            </w:pPr>
-            <w:r/>
-            <w:r>
-              <w:rPr>
-                <w:rFonts w:ascii="宋体" w:hAnsi="宋体" w:eastAsia="宋体"/>
-                <w:sz w:val="19"/>
-              </w:rPr>
-              <w:t>能够主导公司级技术战略规划和重大技术决策</w:t>
-            </w:r>
-            <w:r>
-              <w:rPr>
-                <w:rFonts w:ascii="宋体" w:hAnsi="宋体" w:eastAsia="宋体"/>
-                <w:b/>
-                <w:color w:val="FF0000"/>
-                <w:sz w:val="20"/>
-              </w:rPr>
-              <w:t xml:space="preserve"> *</w:t>
-            </w:r>
-          </w:p>
-        </w:tc>
-        <w:tc>
-          <w:tcPr>
-            <w:tcW w:type="dxa" w:w="4819"/>
-            <w:vAlign w:val="top"/>
-          </w:tcPr>
-          <w:p>
-            <w:pPr>
-              <w:jc w:val="left"/>
-            </w:pPr>
-            <w:r/>
-            <w:r>
-              <w:rPr>
-                <w:rFonts w:ascii="宋体" w:hAnsi="宋体" w:eastAsia="宋体"/>
-                <w:sz w:val="19"/>
-              </w:rPr>
-              <w:t>通过公司专家级技术笔试（满分100分，要求≥85分）</w:t>
-            </w:r>
-            <w:r>
-              <w:rPr>
-                <w:rFonts w:ascii="宋体" w:hAnsi="宋体" w:eastAsia="宋体"/>
-                <w:b/>
-                <w:color w:val="FF0000"/>
-                <w:sz w:val="20"/>
-              </w:rPr>
-              <w:t xml:space="preserve"> *</w:t>
-            </w:r>
-          </w:p>
-        </w:tc>
-        <w:tc>
-          <w:tcPr>
-            <w:tcW w:type="dxa" w:w="3685"/>
-            <w:vAlign w:val="top"/>
-          </w:tcPr>
-          <w:p>
-            <w:pPr>
-              <w:jc w:val="left"/>
-            </w:pPr>
-            <w:r/>
-            <w:r>
-              <w:rPr>
-                <w:rFonts w:ascii="宋体" w:hAnsi="宋体" w:eastAsia="宋体"/>
-                <w:sz w:val="19"/>
-              </w:rPr>
-              <w:t>团队月均故事点产出达标（团队整体 ≥ 团队人数 × 25点）</w:t>
-            </w:r>
-            <w:r>
-              <w:rPr>
-                <w:rFonts w:ascii="宋体" w:hAnsi="宋体" w:eastAsia="宋体"/>
-                <w:b/>
-                <w:color w:val="FF0000"/>
-                <w:sz w:val="20"/>
-              </w:rPr>
-              <w:t xml:space="preserve"> *</w:t>
-            </w:r>
-          </w:p>
-        </w:tc>
-      </w:tr>
-      <w:tr>
-        <w:tc>
-          <w:tcPr>
-            <w:tcW w:type="dxa" w:w="5953"/>
-            <w:vAlign w:val="top"/>
-            <w:shd w:fill="F2F2F2"/>
-          </w:tcPr>
-          <w:p>
-            <w:pPr>
-              <w:jc w:val="left"/>
-            </w:pPr>
-            <w:r/>
-            <w:r>
-              <w:rPr>
-                <w:rFonts w:ascii="宋体" w:hAnsi="宋体" w:eastAsia="宋体"/>
-                <w:sz w:val="19"/>
-              </w:rPr>
-              <w:t>在特定技术领域达到行业专家水平，具有行业影响力</w:t>
-            </w:r>
-            <w:r>
-              <w:rPr>
-                <w:rFonts w:ascii="宋体" w:hAnsi="宋体" w:eastAsia="宋体"/>
-                <w:b/>
-                <w:color w:val="FF0000"/>
-                <w:sz w:val="20"/>
-              </w:rPr>
-              <w:t xml:space="preserve"> *</w:t>
-            </w:r>
-          </w:p>
-        </w:tc>
-        <w:tc>
-          <w:tcPr>
-            <w:tcW w:type="dxa" w:w="4819"/>
-            <w:vAlign w:val="top"/>
-            <w:shd w:fill="F2F2F2"/>
-          </w:tcPr>
-          <w:p>
-            <w:pPr>
-              <w:jc w:val="left"/>
-            </w:pPr>
-            <w:r/>
-            <w:r>
-              <w:rPr>
-                <w:rFonts w:ascii="宋体" w:hAnsi="宋体" w:eastAsia="宋体"/>
-                <w:sz w:val="19"/>
-              </w:rPr>
-              <w:t>计算机相关专业硕士及以上学历（博士优先），工作经验8年以上</w:t>
-            </w:r>
-            <w:r>
-              <w:rPr>
-                <w:rFonts w:ascii="宋体" w:hAnsi="宋体" w:eastAsia="宋体"/>
-                <w:b/>
-                <w:color w:val="FF0000"/>
-                <w:sz w:val="20"/>
-              </w:rPr>
-              <w:t xml:space="preserve"> *</w:t>
-            </w:r>
-          </w:p>
-        </w:tc>
-        <w:tc>
-          <w:tcPr>
-            <w:tcW w:type="dxa" w:w="3685"/>
-            <w:vAlign w:val="top"/>
-            <w:shd w:fill="F2F2F2"/>
-          </w:tcPr>
-          <w:p>
-            <w:pPr>
-              <w:jc w:val="left"/>
-            </w:pPr>
-            <w:r/>
-            <w:r>
-              <w:rPr>
-                <w:rFonts w:ascii="宋体" w:hAnsi="宋体" w:eastAsia="宋体"/>
-                <w:sz w:val="19"/>
-              </w:rPr>
-              <w:t>个人月均完成有效故事点 ≥ 35点（含技术攻关和架构类任务）</w:t>
-            </w:r>
-            <w:r>
-              <w:rPr>
-                <w:rFonts w:ascii="宋体" w:hAnsi="宋体" w:eastAsia="宋体"/>
-                <w:b/>
-                <w:color w:val="FF0000"/>
-                <w:sz w:val="20"/>
-              </w:rPr>
-              <w:t xml:space="preserve"> *</w:t>
-            </w:r>
-          </w:p>
-        </w:tc>
-      </w:tr>
-      <w:tr>
-        <w:tc>
-          <w:tcPr>
-            <w:tcW w:type="dxa" w:w="5953"/>
-            <w:vAlign w:val="top"/>
-          </w:tcPr>
-          <w:p>
-            <w:pPr>
-              <w:jc w:val="left"/>
-            </w:pPr>
-            <w:r/>
-            <w:r>
-              <w:rPr>
-                <w:rFonts w:ascii="宋体" w:hAnsi="宋体" w:eastAsia="宋体"/>
-                <w:sz w:val="19"/>
-              </w:rPr>
-              <w:t>能够解决业界前沿或行业级的技术难题，引领技术创新</w:t>
-            </w:r>
-            <w:r>
-              <w:rPr>
-                <w:rFonts w:ascii="宋体" w:hAnsi="宋体" w:eastAsia="宋体"/>
-                <w:b/>
-                <w:color w:val="FF0000"/>
-                <w:sz w:val="20"/>
-              </w:rPr>
-              <w:t xml:space="preserve"> *</w:t>
-            </w:r>
-          </w:p>
-        </w:tc>
-        <w:tc>
-          <w:tcPr>
-            <w:tcW w:type="dxa" w:w="4819"/>
-            <w:vAlign w:val="top"/>
-          </w:tcPr>
-          <w:p>
-            <w:pPr>
-              <w:jc w:val="left"/>
-            </w:pPr>
-            <w:r/>
-            <w:r>
-              <w:rPr>
-                <w:rFonts w:ascii="宋体" w:hAnsi="宋体" w:eastAsia="宋体"/>
-                <w:sz w:val="19"/>
-              </w:rPr>
-              <w:t>持有系统架构设计师（高级）证书</w:t>
-            </w:r>
-            <w:r>
-              <w:rPr>
-                <w:rFonts w:ascii="宋体" w:hAnsi="宋体" w:eastAsia="宋体"/>
-                <w:b/>
-                <w:color w:val="FF0000"/>
-                <w:sz w:val="20"/>
-              </w:rPr>
-              <w:t xml:space="preserve"> *</w:t>
-            </w:r>
-          </w:p>
-        </w:tc>
-        <w:tc>
-          <w:tcPr>
-            <w:tcW w:type="dxa" w:w="3685"/>
-            <w:vAlign w:val="top"/>
-          </w:tcPr>
-          <w:p>
-            <w:pPr>
-              <w:jc w:val="left"/>
-            </w:pPr>
-            <w:r/>
-            <w:r>
-              <w:rPr>
-                <w:rFonts w:ascii="宋体" w:hAnsi="宋体" w:eastAsia="宋体"/>
-                <w:sz w:val="19"/>
-              </w:rPr>
-              <w:t>季度内主导完成至少3个复杂任务（≥13点）</w:t>
-            </w:r>
-            <w:r>
-              <w:rPr>
-                <w:rFonts w:ascii="宋体" w:hAnsi="宋体" w:eastAsia="宋体"/>
-                <w:b/>
-                <w:color w:val="FF0000"/>
-                <w:sz w:val="20"/>
-              </w:rPr>
-              <w:t xml:space="preserve"> *</w:t>
-            </w:r>
-          </w:p>
-        </w:tc>
-      </w:tr>
-      <w:tr>
-        <w:tc>
-          <w:tcPr>
-            <w:tcW w:type="dxa" w:w="5953"/>
-            <w:vAlign w:val="top"/>
-            <w:shd w:fill="F2F2F2"/>
-          </w:tcPr>
-          <w:p>
-            <w:pPr>
-              <w:jc w:val="left"/>
-            </w:pPr>
-            <w:r/>
-            <w:r>
-              <w:rPr>
-                <w:rFonts w:ascii="宋体" w:hAnsi="宋体" w:eastAsia="宋体"/>
-                <w:sz w:val="19"/>
-              </w:rPr>
-              <w:t>具备多个产品线/系统的架构设计与治理能力</w:t>
-            </w:r>
-            <w:r>
-              <w:rPr>
-                <w:rFonts w:ascii="宋体" w:hAnsi="宋体" w:eastAsia="宋体"/>
-                <w:b/>
-                <w:color w:val="FF0000"/>
-                <w:sz w:val="20"/>
-              </w:rPr>
-              <w:t xml:space="preserve"> *</w:t>
-            </w:r>
-          </w:p>
-        </w:tc>
-        <w:tc>
-          <w:tcPr>
-            <w:tcW w:type="dxa" w:w="4819"/>
-            <w:vAlign w:val="top"/>
-            <w:shd w:fill="F2F2F2"/>
-          </w:tcPr>
-          <w:p>
-            <w:pPr>
-              <w:jc w:val="left"/>
-            </w:pPr>
-            <w:r/>
-            <w:r>
-              <w:rPr>
-                <w:rFonts w:ascii="宋体" w:hAnsi="宋体" w:eastAsia="宋体"/>
-                <w:sz w:val="19"/>
-              </w:rPr>
-              <w:t>持有至少2项主流技术厂商高级认证</w:t>
-            </w:r>
-            <w:r>
-              <w:rPr>
-                <w:rFonts w:ascii="宋体" w:hAnsi="宋体" w:eastAsia="宋体"/>
-                <w:b/>
-                <w:color w:val="FF0000"/>
-                <w:sz w:val="20"/>
-              </w:rPr>
-              <w:t xml:space="preserve"> *</w:t>
-            </w:r>
-          </w:p>
-        </w:tc>
-        <w:tc>
-          <w:tcPr>
-            <w:tcW w:type="dxa" w:w="3685"/>
-            <w:vAlign w:val="top"/>
-            <w:shd w:fill="F2F2F2"/>
-          </w:tcPr>
-          <w:p>
-            <w:pPr>
-              <w:jc w:val="left"/>
-            </w:pPr>
-            <w:r/>
-            <w:r>
-              <w:rPr>
-                <w:rFonts w:ascii="宋体" w:hAnsi="宋体" w:eastAsia="宋体"/>
-                <w:sz w:val="19"/>
-              </w:rPr>
-              <w:t>推动技术改进带来的效率提升可量化（如故事点人均产出提升10%以上）</w:t>
-            </w:r>
-          </w:p>
-        </w:tc>
-      </w:tr>
-      <w:tr>
-        <w:tc>
-          <w:tcPr>
-            <w:tcW w:type="dxa" w:w="5953"/>
-            <w:vAlign w:val="top"/>
-          </w:tcPr>
-          <w:p>
-            <w:pPr>
-              <w:jc w:val="left"/>
-            </w:pPr>
-            <w:r/>
-            <w:r>
-              <w:rPr>
-                <w:rFonts w:ascii="宋体" w:hAnsi="宋体" w:eastAsia="宋体"/>
-                <w:sz w:val="19"/>
-              </w:rPr>
-              <w:t>参与过至少12个项目，其中至少5个担任技术总负责人，有大型分布式系统或平台级产品的架构经验</w:t>
-            </w:r>
-            <w:r>
-              <w:rPr>
-                <w:rFonts w:ascii="宋体" w:hAnsi="宋体" w:eastAsia="宋体"/>
-                <w:b/>
-                <w:color w:val="FF0000"/>
-                <w:sz w:val="20"/>
-              </w:rPr>
-              <w:t xml:space="preserve"> *</w:t>
-            </w:r>
-          </w:p>
-        </w:tc>
-        <w:tc>
-          <w:tcPr>
-            <w:tcW w:type="dxa" w:w="4819"/>
-            <w:vAlign w:val="top"/>
-          </w:tcPr>
-          <w:p>
-            <w:pPr>
-              <w:jc w:val="left"/>
-            </w:pPr>
-            <w:r/>
-            <w:r>
-              <w:rPr>
-                <w:rFonts w:ascii="宋体" w:hAnsi="宋体" w:eastAsia="宋体"/>
-                <w:sz w:val="19"/>
-              </w:rPr>
-              <w:t>通过公司组织的专家级技术答辩评审</w:t>
-            </w:r>
-            <w:r>
-              <w:rPr>
-                <w:rFonts w:ascii="宋体" w:hAnsi="宋体" w:eastAsia="宋体"/>
-                <w:b/>
-                <w:color w:val="FF0000"/>
-                <w:sz w:val="20"/>
-              </w:rPr>
-              <w:t xml:space="preserve"> *</w:t>
-            </w:r>
-          </w:p>
-        </w:tc>
-        <w:tc>
-          <w:tcPr>
-            <w:tcW w:type="dxa" w:w="3685"/>
-            <w:vAlign w:val="top"/>
-          </w:tcPr>
-          <w:p>
-            <w:pPr>
-              <w:jc w:val="left"/>
-            </w:pPr>
-            <w:r/>
-            <w:r>
-              <w:rPr>
-                <w:rFonts w:ascii="宋体" w:hAnsi="宋体" w:eastAsia="宋体"/>
-                <w:sz w:val="19"/>
-              </w:rPr>
-              <w:t>建立或优化故事点评估体系，使团队评估准确率 ≥ 80%</w:t>
-            </w:r>
-          </w:p>
-        </w:tc>
-      </w:tr>
-      <w:tr>
-        <w:tc>
-          <w:tcPr>
-            <w:tcW w:type="dxa" w:w="5953"/>
-            <w:vAlign w:val="top"/>
-            <w:shd w:fill="F2F2F2"/>
-          </w:tcPr>
-          <w:p>
-            <w:pPr>
-              <w:jc w:val="left"/>
-            </w:pPr>
-            <w:r/>
-            <w:r>
-              <w:rPr>
-                <w:rFonts w:ascii="宋体" w:hAnsi="宋体" w:eastAsia="宋体"/>
-                <w:sz w:val="19"/>
-              </w:rPr>
-              <w:t>在高并发、分布式、大数据、云原生等至少2个方向有深入的理论和实践经验</w:t>
-            </w:r>
-            <w:r>
-              <w:rPr>
-                <w:rFonts w:ascii="宋体" w:hAnsi="宋体" w:eastAsia="宋体"/>
-                <w:b/>
-                <w:color w:val="FF0000"/>
-                <w:sz w:val="20"/>
-              </w:rPr>
-              <w:t xml:space="preserve"> *</w:t>
-            </w:r>
-          </w:p>
-        </w:tc>
-        <w:tc>
-          <w:tcPr>
-            <w:tcW w:type="dxa" w:w="4819"/>
-            <w:vAlign w:val="top"/>
-            <w:shd w:fill="F2F2F2"/>
-          </w:tcPr>
-          <w:p>
-            <w:pPr>
-              <w:jc w:val="left"/>
-            </w:pPr>
-            <w:r/>
-            <w:r>
-              <w:rPr>
-                <w:rFonts w:ascii="宋体" w:hAnsi="宋体" w:eastAsia="宋体"/>
-                <w:sz w:val="19"/>
-              </w:rPr>
-              <w:t>在行业技术大会上发表过演讲或有公开发表的技术论文</w:t>
-            </w:r>
-          </w:p>
-        </w:tc>
-        <w:tc>
-          <w:tcPr>
-            <w:tcW w:type="dxa" w:w="3685"/>
-          </w:tcPr>
-          <w:p>
-            <w:r/>
-          </w:p>
-        </w:tc>
-      </w:tr>
-      <w:tr>
-        <w:tc>
-          <w:tcPr>
-            <w:tcW w:type="dxa" w:w="5953"/>
-            <w:vAlign w:val="top"/>
-          </w:tcPr>
-          <w:p>
-            <w:pPr>
-              <w:jc w:val="left"/>
-            </w:pPr>
-            <w:r/>
-            <w:r>
-              <w:rPr>
-                <w:rFonts w:ascii="宋体" w:hAnsi="宋体" w:eastAsia="宋体"/>
-                <w:sz w:val="19"/>
-              </w:rPr>
-              <w:t>能够带领10-20人的技术团队，建立技术梯队和人才培养体系</w:t>
-            </w:r>
-            <w:r>
-              <w:rPr>
-                <w:rFonts w:ascii="宋体" w:hAnsi="宋体" w:eastAsia="宋体"/>
-                <w:b/>
-                <w:color w:val="FF0000"/>
-                <w:sz w:val="20"/>
-              </w:rPr>
-              <w:t xml:space="preserve"> *</w:t>
-            </w:r>
-          </w:p>
-        </w:tc>
-        <w:tc>
-          <w:tcPr>
-            <w:tcW w:type="dxa" w:w="4819"/>
-            <w:vAlign w:val="top"/>
-          </w:tcPr>
-          <w:p>
-            <w:pPr>
-              <w:jc w:val="left"/>
-            </w:pPr>
-            <w:r/>
-            <w:r>
-              <w:rPr>
-                <w:rFonts w:ascii="宋体" w:hAnsi="宋体" w:eastAsia="宋体"/>
-                <w:sz w:val="19"/>
-              </w:rPr>
-              <w:t>有开源项目核心贡献者经历</w:t>
-            </w:r>
-          </w:p>
-        </w:tc>
-        <w:tc>
-          <w:tcPr>
-            <w:tcW w:type="dxa" w:w="3685"/>
-          </w:tcPr>
-          <w:p>
-            <w:r/>
-          </w:p>
-        </w:tc>
-      </w:tr>
-      <w:tr>
-        <w:tc>
-          <w:tcPr>
-            <w:tcW w:type="dxa" w:w="5953"/>
-            <w:vAlign w:val="top"/>
-            <w:shd w:fill="F2F2F2"/>
-          </w:tcPr>
-          <w:p>
-            <w:pPr>
-              <w:jc w:val="left"/>
-            </w:pPr>
-            <w:r/>
-            <w:r>
-              <w:rPr>
-                <w:rFonts w:ascii="宋体" w:hAnsi="宋体" w:eastAsia="宋体"/>
-                <w:sz w:val="19"/>
-              </w:rPr>
-              <w:t>推动过公司级的技术标准化和平台化建设</w:t>
-            </w:r>
-          </w:p>
-        </w:tc>
-        <w:tc>
-          <w:tcPr>
-            <w:tcW w:type="dxa" w:w="4819"/>
-          </w:tcPr>
-          <w:p>
-            <w:r/>
-          </w:p>
-        </w:tc>
-        <w:tc>
-          <w:tcPr>
-            <w:tcW w:type="dxa" w:w="3685"/>
-          </w:tcPr>
-          <w:p>
-            <w:r/>
-          </w:p>
-        </w:tc>
-      </w:tr>
-      <w:tr>
-        <w:tc>
-          <w:tcPr>
-            <w:tcW w:type="dxa" w:w="5953"/>
-            <w:vAlign w:val="top"/>
-          </w:tcPr>
-          <w:p>
-            <w:pPr>
-              <w:jc w:val="left"/>
-            </w:pPr>
-            <w:r/>
-            <w:r>
-              <w:rPr>
-                <w:rFonts w:ascii="宋体" w:hAnsi="宋体" w:eastAsia="宋体"/>
-                <w:sz w:val="19"/>
-              </w:rPr>
-              <w:t>有过技术专利申请或核心技术论文发表经历</w:t>
-            </w:r>
-          </w:p>
-        </w:tc>
-        <w:tc>
-          <w:tcPr>
-            <w:tcW w:type="dxa" w:w="4819"/>
-          </w:tcPr>
-          <w:p>
-            <w:r/>
-          </w:p>
-        </w:tc>
-        <w:tc>
-          <w:tcPr>
-            <w:tcW w:type="dxa" w:w="3685"/>
-          </w:tcPr>
-          <w:p>
-            <w:r/>
-          </w:p>
-        </w:tc>
-      </w:tr>
-      <w:tr>
-        <w:tc>
-          <w:tcPr>
-            <w:tcW w:type="dxa" w:w="5953"/>
-            <w:vAlign w:val="top"/>
-            <w:shd w:fill="F2F2F2"/>
-          </w:tcPr>
-          <w:p>
-            <w:pPr>
-              <w:jc w:val="left"/>
-            </w:pPr>
-            <w:r/>
-            <w:r>
-              <w:rPr>
-                <w:rFonts w:ascii="宋体" w:hAnsi="宋体" w:eastAsia="宋体"/>
-                <w:sz w:val="19"/>
-              </w:rPr>
-              <w:t>能代表公司参与行业技术标准的制定或讨论</w:t>
-            </w:r>
-          </w:p>
-        </w:tc>
-        <w:tc>
-          <w:tcPr>
-            <w:tcW w:type="dxa" w:w="4819"/>
-          </w:tcPr>
-          <w:p>
-            <w:r/>
-          </w:p>
-        </w:tc>
-        <w:tc>
-          <w:tcPr>
-            <w:tcW w:type="dxa" w:w="3685"/>
-          </w:tcPr>
-          <w:p>
-            <w:r/>
-          </w:p>
-        </w:tc>
-      </w:tr>
-      <w:tr>
-        <w:tc>
-          <w:tcPr>
-            <w:tcW w:type="dxa" w:w="5953"/>
-            <w:vAlign w:val="top"/>
-          </w:tcPr>
-          <w:p>
-            <w:pPr>
-              <w:jc w:val="left"/>
-            </w:pPr>
-            <w:r/>
-            <w:r>
-              <w:rPr>
-                <w:rFonts w:ascii="宋体" w:hAnsi="宋体" w:eastAsia="宋体"/>
-                <w:sz w:val="19"/>
-              </w:rPr>
-              <w:t>建立过完善的技术评审和质量保障体系</w:t>
-            </w:r>
-          </w:p>
-        </w:tc>
-        <w:tc>
-          <w:tcPr>
-            <w:tcW w:type="dxa" w:w="4819"/>
-          </w:tcPr>
-          <w:p>
-            <w:r/>
-          </w:p>
-        </w:tc>
-        <w:tc>
-          <w:tcPr>
-            <w:tcW w:type="dxa" w:w="3685"/>
-          </w:tcPr>
-          <w:p>
-            <w:r/>
-          </w:p>
-        </w:tc>
-      </w:tr>
-    </w:tbl>
-    <w:p>
-      <w:pPr>
-        <w:spacing w:before="40" w:after="160" w:line="288" w:lineRule="auto"/>
-      </w:pPr>
-      <w:r>
-        <w:rPr>
-          <w:rFonts w:ascii="宋体" w:hAnsi="宋体" w:eastAsia="宋体"/>
-          <w:b w:val="0"/>
-          <w:sz w:val="18"/>
-        </w:rPr>
-        <w:t xml:space="preserve">注：标注 </w:t>
-      </w:r>
-      <w:r>
-        <w:rPr>
-          <w:rFonts w:ascii="宋体" w:hAnsi="宋体" w:eastAsia="宋体"/>
-          <w:b/>
-          <w:color w:val="FF0000"/>
-          <w:sz w:val="20"/>
-        </w:rPr>
-        <w:t>*</w:t>
-      </w:r>
-      <w:r>
-        <w:rPr>
-          <w:rFonts w:ascii="宋体" w:hAnsi="宋体" w:eastAsia="宋体"/>
-          <w:b w:val="0"/>
-          <w:sz w:val="18"/>
-        </w:rPr>
-        <w:t xml:space="preserve"> 的条目为必须达到的硬性条件，未标注的条目为加分项。</w:t>
-      </w:r>
-    </w:p>
-    <w:p>
-      <w:pPr>
-        <w:spacing w:before="200" w:after="80" w:line="360" w:lineRule="auto"/>
-      </w:pPr>
-      <w:r>
-        <w:rPr>
-          <w:rFonts w:ascii="黑体" w:hAnsi="黑体" w:eastAsia="黑体"/>
-          <w:b/>
-          <w:sz w:val="26"/>
-        </w:rPr>
-        <w:t>7级（首席/总监级工程师）</w:t>
-      </w:r>
-    </w:p>
-    <w:tbl>
-      <w:tblPr>
-        <w:tblStyle w:val="TableGrid"/>
-        <w:tblW w:type="auto" w:w="0"/>
-        <w:jc w:val="center"/>
-        <w:tblLook w:firstColumn="1" w:firstRow="1" w:lastColumn="0" w:lastRow="0" w:noHBand="0" w:noVBand="1" w:val="04A0"/>
-      </w:tblPr>
-      <w:tblGrid>
-        <w:gridCol w:w="4857"/>
-        <w:gridCol w:w="4857"/>
-        <w:gridCol w:w="4857"/>
-      </w:tblGrid>
-      <w:tr>
-        <w:tc>
-          <w:tcPr>
-            <w:tcW w:type="dxa" w:w="5953"/>
-            <w:vAlign w:val="center"/>
-            <w:shd w:fill="4472C4"/>
-          </w:tcPr>
-          <w:p>
-            <w:pPr>
-              <w:jc w:val="center"/>
-            </w:pPr>
-            <w:r/>
-            <w:r>
-              <w:rPr>
-                <w:rFonts w:ascii="黑体" w:hAnsi="黑体" w:eastAsia="黑体"/>
-                <w:b/>
-                <w:color w:val="FFFFFF"/>
-                <w:sz w:val="20"/>
-              </w:rPr>
-              <w:t>角色定位与能力要求</w:t>
-              <w:br/>
-              <w:t>（含项目经历及技术能力）</w:t>
-            </w:r>
-          </w:p>
-        </w:tc>
-        <w:tc>
-          <w:tcPr>
-            <w:tcW w:type="dxa" w:w="4819"/>
-            <w:vAlign w:val="center"/>
-            <w:shd w:fill="4472C4"/>
-          </w:tcPr>
-          <w:p>
-            <w:pPr>
-              <w:jc w:val="center"/>
-            </w:pPr>
-            <w:r/>
-            <w:r>
-              <w:rPr>
-                <w:rFonts w:ascii="黑体" w:hAnsi="黑体" w:eastAsia="黑体"/>
-                <w:b/>
-                <w:color w:val="FFFFFF"/>
-                <w:sz w:val="20"/>
-              </w:rPr>
-              <w:t>认证与笔试要求</w:t>
-              <w:br/>
-              <w:t>（含公司笔试及行业证书）</w:t>
-            </w:r>
-          </w:p>
-        </w:tc>
-        <w:tc>
-          <w:tcPr>
-            <w:tcW w:type="dxa" w:w="3685"/>
-            <w:vAlign w:val="center"/>
-            <w:shd w:fill="4472C4"/>
-          </w:tcPr>
-          <w:p>
-            <w:pPr>
-              <w:jc w:val="center"/>
-            </w:pPr>
-            <w:r/>
-            <w:r>
-              <w:rPr>
-                <w:rFonts w:ascii="黑体" w:hAnsi="黑体" w:eastAsia="黑体"/>
-                <w:b/>
-                <w:color w:val="FFFFFF"/>
-                <w:sz w:val="20"/>
-              </w:rPr>
-              <w:t>故事点产出要求</w:t>
-            </w:r>
-          </w:p>
-        </w:tc>
-      </w:tr>
-      <w:tr>
-        <w:tc>
-          <w:tcPr>
-            <w:tcW w:type="dxa" w:w="5953"/>
-            <w:vAlign w:val="top"/>
-          </w:tcPr>
-          <w:p>
-            <w:pPr>
-              <w:jc w:val="left"/>
-            </w:pPr>
-            <w:r/>
-            <w:r>
-              <w:rPr>
-                <w:rFonts w:ascii="宋体" w:hAnsi="宋体" w:eastAsia="宋体"/>
-                <w:sz w:val="19"/>
-              </w:rPr>
-              <w:t>全面负责公司研发技术体系的战略规划与落地执行</w:t>
-            </w:r>
-            <w:r>
-              <w:rPr>
-                <w:rFonts w:ascii="宋体" w:hAnsi="宋体" w:eastAsia="宋体"/>
-                <w:b/>
-                <w:color w:val="FF0000"/>
-                <w:sz w:val="20"/>
-              </w:rPr>
-              <w:t xml:space="preserve"> *</w:t>
-            </w:r>
-          </w:p>
-        </w:tc>
-        <w:tc>
-          <w:tcPr>
-            <w:tcW w:type="dxa" w:w="4819"/>
-            <w:vAlign w:val="top"/>
-          </w:tcPr>
-          <w:p>
-            <w:pPr>
-              <w:jc w:val="left"/>
-            </w:pPr>
-            <w:r/>
-            <w:r>
-              <w:rPr>
-                <w:rFonts w:ascii="宋体" w:hAnsi="宋体" w:eastAsia="宋体"/>
-                <w:sz w:val="19"/>
-              </w:rPr>
-              <w:t>通过公司首席级技术笔试（满分100分，要求≥90分）</w:t>
-            </w:r>
-            <w:r>
-              <w:rPr>
-                <w:rFonts w:ascii="宋体" w:hAnsi="宋体" w:eastAsia="宋体"/>
-                <w:b/>
-                <w:color w:val="FF0000"/>
-                <w:sz w:val="20"/>
-              </w:rPr>
-              <w:t xml:space="preserve"> *</w:t>
-            </w:r>
-          </w:p>
-        </w:tc>
-        <w:tc>
-          <w:tcPr>
-            <w:tcW w:type="dxa" w:w="3685"/>
-            <w:vAlign w:val="top"/>
-          </w:tcPr>
-          <w:p>
-            <w:pPr>
-              <w:jc w:val="left"/>
-            </w:pPr>
-            <w:r/>
-            <w:r>
-              <w:rPr>
-                <w:rFonts w:ascii="宋体" w:hAnsi="宋体" w:eastAsia="宋体"/>
-                <w:sz w:val="19"/>
-              </w:rPr>
-              <w:t>研发体系整体故事点产出持续达标（月度波动 ≤ 10%）</w:t>
-            </w:r>
-            <w:r>
-              <w:rPr>
-                <w:rFonts w:ascii="宋体" w:hAnsi="宋体" w:eastAsia="宋体"/>
-                <w:b/>
-                <w:color w:val="FF0000"/>
-                <w:sz w:val="20"/>
-              </w:rPr>
-              <w:t xml:space="preserve"> *</w:t>
-            </w:r>
-          </w:p>
-        </w:tc>
-      </w:tr>
-      <w:tr>
-        <w:tc>
-          <w:tcPr>
-            <w:tcW w:type="dxa" w:w="5953"/>
-            <w:vAlign w:val="top"/>
-            <w:shd w:fill="F2F2F2"/>
-          </w:tcPr>
-          <w:p>
-            <w:pPr>
-              <w:jc w:val="left"/>
-            </w:pPr>
-            <w:r/>
-            <w:r>
-              <w:rPr>
-                <w:rFonts w:ascii="宋体" w:hAnsi="宋体" w:eastAsia="宋体"/>
-                <w:sz w:val="19"/>
-              </w:rPr>
-              <w:t>具备行业顶尖的技术视野和判断力，能准确把握技术发展趋势</w:t>
-            </w:r>
-            <w:r>
-              <w:rPr>
-                <w:rFonts w:ascii="宋体" w:hAnsi="宋体" w:eastAsia="宋体"/>
-                <w:b/>
-                <w:color w:val="FF0000"/>
-                <w:sz w:val="20"/>
-              </w:rPr>
-              <w:t xml:space="preserve"> *</w:t>
-            </w:r>
-          </w:p>
-        </w:tc>
-        <w:tc>
-          <w:tcPr>
-            <w:tcW w:type="dxa" w:w="4819"/>
-            <w:vAlign w:val="top"/>
-            <w:shd w:fill="F2F2F2"/>
-          </w:tcPr>
-          <w:p>
-            <w:pPr>
-              <w:jc w:val="left"/>
-            </w:pPr>
-            <w:r/>
-            <w:r>
-              <w:rPr>
-                <w:rFonts w:ascii="宋体" w:hAnsi="宋体" w:eastAsia="宋体"/>
-                <w:sz w:val="19"/>
-              </w:rPr>
-              <w:t>计算机相关专业硕士及以上学历，工作经验10年以上</w:t>
-            </w:r>
-            <w:r>
-              <w:rPr>
-                <w:rFonts w:ascii="宋体" w:hAnsi="宋体" w:eastAsia="宋体"/>
-                <w:b/>
-                <w:color w:val="FF0000"/>
-                <w:sz w:val="20"/>
-              </w:rPr>
-              <w:t xml:space="preserve"> *</w:t>
-            </w:r>
-          </w:p>
-        </w:tc>
-        <w:tc>
-          <w:tcPr>
-            <w:tcW w:type="dxa" w:w="3685"/>
-            <w:vAlign w:val="top"/>
-            <w:shd w:fill="F2F2F2"/>
-          </w:tcPr>
-          <w:p>
-            <w:pPr>
-              <w:jc w:val="left"/>
-            </w:pPr>
-            <w:r/>
-            <w:r>
-              <w:rPr>
-                <w:rFonts w:ascii="宋体" w:hAnsi="宋体" w:eastAsia="宋体"/>
-                <w:sz w:val="19"/>
-              </w:rPr>
-              <w:t>推动建立完善的故事点管理体系和效能度量体系</w:t>
-            </w:r>
-            <w:r>
-              <w:rPr>
-                <w:rFonts w:ascii="宋体" w:hAnsi="宋体" w:eastAsia="宋体"/>
-                <w:b/>
-                <w:color w:val="FF0000"/>
-                <w:sz w:val="20"/>
-              </w:rPr>
-              <w:t xml:space="preserve"> *</w:t>
-            </w:r>
-          </w:p>
-        </w:tc>
-      </w:tr>
-      <w:tr>
-        <w:tc>
-          <w:tcPr>
-            <w:tcW w:type="dxa" w:w="5953"/>
-            <w:vAlign w:val="top"/>
-          </w:tcPr>
-          <w:p>
-            <w:pPr>
-              <w:jc w:val="left"/>
-            </w:pPr>
-            <w:r/>
-            <w:r>
-              <w:rPr>
-                <w:rFonts w:ascii="宋体" w:hAnsi="宋体" w:eastAsia="宋体"/>
-                <w:sz w:val="19"/>
-              </w:rPr>
-              <w:t>主导公司核心技术竞争力的构建，推动关键技术突破</w:t>
-            </w:r>
-            <w:r>
-              <w:rPr>
-                <w:rFonts w:ascii="宋体" w:hAnsi="宋体" w:eastAsia="宋体"/>
-                <w:b/>
-                <w:color w:val="FF0000"/>
-                <w:sz w:val="20"/>
-              </w:rPr>
-              <w:t xml:space="preserve"> *</w:t>
-            </w:r>
-          </w:p>
-        </w:tc>
-        <w:tc>
-          <w:tcPr>
-            <w:tcW w:type="dxa" w:w="4819"/>
-            <w:vAlign w:val="top"/>
-          </w:tcPr>
-          <w:p>
-            <w:pPr>
-              <w:jc w:val="left"/>
-            </w:pPr>
-            <w:r/>
-            <w:r>
-              <w:rPr>
-                <w:rFonts w:ascii="宋体" w:hAnsi="宋体" w:eastAsia="宋体"/>
-                <w:sz w:val="19"/>
-              </w:rPr>
-              <w:t>持有系统架构设计师（高级）证书</w:t>
-            </w:r>
-            <w:r>
-              <w:rPr>
-                <w:rFonts w:ascii="宋体" w:hAnsi="宋体" w:eastAsia="宋体"/>
-                <w:b/>
-                <w:color w:val="FF0000"/>
-                <w:sz w:val="20"/>
-              </w:rPr>
-              <w:t xml:space="preserve"> *</w:t>
-            </w:r>
-          </w:p>
-        </w:tc>
-        <w:tc>
-          <w:tcPr>
-            <w:tcW w:type="dxa" w:w="3685"/>
-            <w:vAlign w:val="top"/>
-          </w:tcPr>
-          <w:p>
-            <w:pPr>
-              <w:jc w:val="left"/>
-            </w:pPr>
-            <w:r/>
-            <w:r>
-              <w:rPr>
-                <w:rFonts w:ascii="宋体" w:hAnsi="宋体" w:eastAsia="宋体"/>
-                <w:sz w:val="19"/>
-              </w:rPr>
-              <w:t>个人季度内主导或深度参与至少2个战略级技术任务（≥21点）</w:t>
-            </w:r>
-            <w:r>
-              <w:rPr>
-                <w:rFonts w:ascii="宋体" w:hAnsi="宋体" w:eastAsia="宋体"/>
-                <w:b/>
-                <w:color w:val="FF0000"/>
-                <w:sz w:val="20"/>
-              </w:rPr>
-              <w:t xml:space="preserve"> *</w:t>
-            </w:r>
-          </w:p>
-        </w:tc>
-      </w:tr>
-      <w:tr>
-        <w:tc>
-          <w:tcPr>
-            <w:tcW w:type="dxa" w:w="5953"/>
-            <w:vAlign w:val="top"/>
-            <w:shd w:fill="F2F2F2"/>
-          </w:tcPr>
-          <w:p>
-            <w:pPr>
-              <w:jc w:val="left"/>
-            </w:pPr>
-            <w:r/>
-            <w:r>
-              <w:rPr>
-                <w:rFonts w:ascii="宋体" w:hAnsi="宋体" w:eastAsia="宋体"/>
-                <w:sz w:val="19"/>
-              </w:rPr>
-              <w:t>具备跨业务线、跨技术域的全局架构治理能力</w:t>
-            </w:r>
-            <w:r>
-              <w:rPr>
-                <w:rFonts w:ascii="宋体" w:hAnsi="宋体" w:eastAsia="宋体"/>
-                <w:b/>
-                <w:color w:val="FF0000"/>
-                <w:sz w:val="20"/>
-              </w:rPr>
-              <w:t xml:space="preserve"> *</w:t>
-            </w:r>
-          </w:p>
-        </w:tc>
-        <w:tc>
-          <w:tcPr>
-            <w:tcW w:type="dxa" w:w="4819"/>
-            <w:vAlign w:val="top"/>
-            <w:shd w:fill="F2F2F2"/>
-          </w:tcPr>
-          <w:p>
-            <w:pPr>
-              <w:jc w:val="left"/>
-            </w:pPr>
-            <w:r/>
-            <w:r>
-              <w:rPr>
-                <w:rFonts w:ascii="宋体" w:hAnsi="宋体" w:eastAsia="宋体"/>
-                <w:sz w:val="19"/>
-              </w:rPr>
-              <w:t>持有至少3项主流技术厂商高级认证</w:t>
-            </w:r>
-            <w:r>
-              <w:rPr>
-                <w:rFonts w:ascii="宋体" w:hAnsi="宋体" w:eastAsia="宋体"/>
-                <w:b/>
-                <w:color w:val="FF0000"/>
-                <w:sz w:val="20"/>
-              </w:rPr>
-              <w:t xml:space="preserve"> *</w:t>
-            </w:r>
-          </w:p>
-        </w:tc>
-        <w:tc>
-          <w:tcPr>
-            <w:tcW w:type="dxa" w:w="3685"/>
-            <w:vAlign w:val="top"/>
-            <w:shd w:fill="F2F2F2"/>
-          </w:tcPr>
-          <w:p>
-            <w:pPr>
-              <w:jc w:val="left"/>
-            </w:pPr>
-            <w:r/>
-            <w:r>
-              <w:rPr>
-                <w:rFonts w:ascii="宋体" w:hAnsi="宋体" w:eastAsia="宋体"/>
-                <w:sz w:val="19"/>
-              </w:rPr>
-              <w:t>研发效能（人均故事点产出）年度环比提升 ≥ 10%</w:t>
-            </w:r>
-          </w:p>
-        </w:tc>
-      </w:tr>
-      <w:tr>
-        <w:tc>
-          <w:tcPr>
-            <w:tcW w:type="dxa" w:w="5953"/>
-            <w:vAlign w:val="top"/>
-          </w:tcPr>
-          <w:p>
-            <w:pPr>
-              <w:jc w:val="left"/>
-            </w:pPr>
-            <w:r/>
-            <w:r>
-              <w:rPr>
-                <w:rFonts w:ascii="宋体" w:hAnsi="宋体" w:eastAsia="宋体"/>
-                <w:sz w:val="19"/>
-              </w:rPr>
-              <w:t>参与过至少15个项目，其中至少8个担任技术总负责人，主导过公司级核心系统/平台的从0到1建设</w:t>
-            </w:r>
-            <w:r>
-              <w:rPr>
-                <w:rFonts w:ascii="宋体" w:hAnsi="宋体" w:eastAsia="宋体"/>
-                <w:b/>
-                <w:color w:val="FF0000"/>
-                <w:sz w:val="20"/>
-              </w:rPr>
-              <w:t xml:space="preserve"> *</w:t>
-            </w:r>
-          </w:p>
-        </w:tc>
-        <w:tc>
-          <w:tcPr>
-            <w:tcW w:type="dxa" w:w="4819"/>
-            <w:vAlign w:val="top"/>
-          </w:tcPr>
-          <w:p>
-            <w:pPr>
-              <w:jc w:val="left"/>
-            </w:pPr>
-            <w:r/>
-            <w:r>
-              <w:rPr>
-                <w:rFonts w:ascii="宋体" w:hAnsi="宋体" w:eastAsia="宋体"/>
-                <w:sz w:val="19"/>
-              </w:rPr>
-              <w:t>通过公司组织的首席/总监级答辩评审（含外部专家评审）</w:t>
-            </w:r>
-            <w:r>
-              <w:rPr>
-                <w:rFonts w:ascii="宋体" w:hAnsi="宋体" w:eastAsia="宋体"/>
-                <w:b/>
-                <w:color w:val="FF0000"/>
-                <w:sz w:val="20"/>
-              </w:rPr>
-              <w:t xml:space="preserve"> *</w:t>
-            </w:r>
-          </w:p>
-        </w:tc>
-        <w:tc>
-          <w:tcPr>
-            <w:tcW w:type="dxa" w:w="3685"/>
-            <w:vAlign w:val="top"/>
-          </w:tcPr>
-          <w:p>
-            <w:pPr>
-              <w:jc w:val="left"/>
-            </w:pPr>
-            <w:r/>
-            <w:r>
-              <w:rPr>
-                <w:rFonts w:ascii="宋体" w:hAnsi="宋体" w:eastAsia="宋体"/>
-                <w:sz w:val="19"/>
-              </w:rPr>
-              <w:t>推动故事点与业务价值的关联分析，建立价值导向的产出评估体系</w:t>
-            </w:r>
-          </w:p>
-        </w:tc>
-      </w:tr>
-      <w:tr>
-        <w:tc>
-          <w:tcPr>
-            <w:tcW w:type="dxa" w:w="5953"/>
-            <w:vAlign w:val="top"/>
-            <w:shd w:fill="F2F2F2"/>
-          </w:tcPr>
-          <w:p>
-            <w:pPr>
-              <w:jc w:val="left"/>
-            </w:pPr>
-            <w:r/>
-            <w:r>
-              <w:rPr>
-                <w:rFonts w:ascii="宋体" w:hAnsi="宋体" w:eastAsia="宋体"/>
-                <w:sz w:val="19"/>
-              </w:rPr>
-              <w:t>在多个技术领域具有深入造诣，能进行跨领域技术决策</w:t>
-            </w:r>
-            <w:r>
-              <w:rPr>
-                <w:rFonts w:ascii="宋体" w:hAnsi="宋体" w:eastAsia="宋体"/>
-                <w:b/>
-                <w:color w:val="FF0000"/>
-                <w:sz w:val="20"/>
-              </w:rPr>
-              <w:t xml:space="preserve"> *</w:t>
-            </w:r>
-          </w:p>
-        </w:tc>
-        <w:tc>
-          <w:tcPr>
-            <w:tcW w:type="dxa" w:w="4819"/>
-            <w:vAlign w:val="top"/>
-            <w:shd w:fill="F2F2F2"/>
-          </w:tcPr>
-          <w:p>
-            <w:pPr>
-              <w:jc w:val="left"/>
-            </w:pPr>
-            <w:r/>
-            <w:r>
-              <w:rPr>
-                <w:rFonts w:ascii="宋体" w:hAnsi="宋体" w:eastAsia="宋体"/>
-                <w:sz w:val="19"/>
-              </w:rPr>
-              <w:t>在国内外顶级技术大会上发表过主题演讲</w:t>
-            </w:r>
-          </w:p>
-        </w:tc>
-        <w:tc>
-          <w:tcPr>
-            <w:tcW w:type="dxa" w:w="3685"/>
-            <w:vAlign w:val="top"/>
-            <w:shd w:fill="F2F2F2"/>
-          </w:tcPr>
-          <w:p>
-            <w:pPr>
-              <w:jc w:val="left"/>
-            </w:pPr>
-            <w:r/>
-            <w:r>
-              <w:rPr>
-                <w:rFonts w:ascii="宋体" w:hAnsi="宋体" w:eastAsia="宋体"/>
-                <w:sz w:val="19"/>
-              </w:rPr>
-              <w:t>团队故事点交付质量（一次性通过率）≥ 95%</w:t>
-            </w:r>
-          </w:p>
-        </w:tc>
-      </w:tr>
-      <w:tr>
-        <w:tc>
-          <w:tcPr>
-            <w:tcW w:type="dxa" w:w="5953"/>
-            <w:vAlign w:val="top"/>
-          </w:tcPr>
-          <w:p>
-            <w:pPr>
-              <w:jc w:val="left"/>
-            </w:pPr>
-            <w:r/>
-            <w:r>
-              <w:rPr>
-                <w:rFonts w:ascii="宋体" w:hAnsi="宋体" w:eastAsia="宋体"/>
-                <w:sz w:val="19"/>
-              </w:rPr>
-              <w:t>具备20人以上技术团队的管理经验，成功建立过高效能技术团队</w:t>
-            </w:r>
-            <w:r>
-              <w:rPr>
-                <w:rFonts w:ascii="宋体" w:hAnsi="宋体" w:eastAsia="宋体"/>
-                <w:b/>
-                <w:color w:val="FF0000"/>
-                <w:sz w:val="20"/>
-              </w:rPr>
-              <w:t xml:space="preserve"> *</w:t>
-            </w:r>
-          </w:p>
-        </w:tc>
-        <w:tc>
-          <w:tcPr>
-            <w:tcW w:type="dxa" w:w="4819"/>
-            <w:vAlign w:val="top"/>
-          </w:tcPr>
-          <w:p>
-            <w:pPr>
-              <w:jc w:val="left"/>
-            </w:pPr>
-            <w:r/>
-            <w:r>
-              <w:rPr>
-                <w:rFonts w:ascii="宋体" w:hAnsi="宋体" w:eastAsia="宋体"/>
-                <w:sz w:val="19"/>
-              </w:rPr>
-              <w:t>有业界知名开源项目主导经历</w:t>
-            </w:r>
-          </w:p>
-        </w:tc>
-        <w:tc>
-          <w:tcPr>
-            <w:tcW w:type="dxa" w:w="3685"/>
-          </w:tcPr>
-          <w:p>
-            <w:r/>
-          </w:p>
-        </w:tc>
-      </w:tr>
-      <w:tr>
-        <w:tc>
-          <w:tcPr>
-            <w:tcW w:type="dxa" w:w="5953"/>
-            <w:vAlign w:val="top"/>
-            <w:shd w:fill="F2F2F2"/>
-          </w:tcPr>
-          <w:p>
-            <w:pPr>
-              <w:jc w:val="left"/>
-            </w:pPr>
-            <w:r/>
-            <w:r>
-              <w:rPr>
-                <w:rFonts w:ascii="宋体" w:hAnsi="宋体" w:eastAsia="宋体"/>
-                <w:sz w:val="19"/>
-              </w:rPr>
-              <w:t>推动过至少1项对公司业务产生重大影响的技术变革</w:t>
-            </w:r>
-            <w:r>
-              <w:rPr>
-                <w:rFonts w:ascii="宋体" w:hAnsi="宋体" w:eastAsia="宋体"/>
-                <w:b/>
-                <w:color w:val="FF0000"/>
-                <w:sz w:val="20"/>
-              </w:rPr>
-              <w:t xml:space="preserve"> *</w:t>
-            </w:r>
-          </w:p>
-        </w:tc>
-        <w:tc>
-          <w:tcPr>
-            <w:tcW w:type="dxa" w:w="4819"/>
-            <w:vAlign w:val="top"/>
-            <w:shd w:fill="F2F2F2"/>
-          </w:tcPr>
-          <w:p>
-            <w:pPr>
-              <w:jc w:val="left"/>
-            </w:pPr>
-            <w:r/>
-            <w:r>
-              <w:rPr>
-                <w:rFonts w:ascii="宋体" w:hAnsi="宋体" w:eastAsia="宋体"/>
-                <w:sz w:val="19"/>
-              </w:rPr>
-              <w:t>获得过行业级技术奖项或荣誉</w:t>
-            </w:r>
-          </w:p>
-        </w:tc>
-        <w:tc>
-          <w:tcPr>
-            <w:tcW w:type="dxa" w:w="3685"/>
-          </w:tcPr>
-          <w:p>
-            <w:r/>
-          </w:p>
-        </w:tc>
-      </w:tr>
-      <w:tr>
-        <w:tc>
-          <w:tcPr>
-            <w:tcW w:type="dxa" w:w="5953"/>
-            <w:vAlign w:val="top"/>
-          </w:tcPr>
-          <w:p>
-            <w:pPr>
-              <w:jc w:val="left"/>
-            </w:pPr>
-            <w:r/>
-            <w:r>
-              <w:rPr>
-                <w:rFonts w:ascii="宋体" w:hAnsi="宋体" w:eastAsia="宋体"/>
-                <w:sz w:val="19"/>
-              </w:rPr>
-              <w:t>在行业内具有较高知名度和影响力</w:t>
-            </w:r>
-          </w:p>
-        </w:tc>
-        <w:tc>
-          <w:tcPr>
-            <w:tcW w:type="dxa" w:w="4819"/>
-          </w:tcPr>
-          <w:p>
-            <w:r/>
-          </w:p>
-        </w:tc>
-        <w:tc>
-          <w:tcPr>
-            <w:tcW w:type="dxa" w:w="3685"/>
-          </w:tcPr>
-          <w:p>
-            <w:r/>
-          </w:p>
-        </w:tc>
-      </w:tr>
-      <w:tr>
-        <w:tc>
-          <w:tcPr>
-            <w:tcW w:type="dxa" w:w="5953"/>
-            <w:vAlign w:val="top"/>
-            <w:shd w:fill="F2F2F2"/>
-          </w:tcPr>
-          <w:p>
-            <w:pPr>
-              <w:jc w:val="left"/>
-            </w:pPr>
-            <w:r/>
-            <w:r>
-              <w:rPr>
-                <w:rFonts w:ascii="宋体" w:hAnsi="宋体" w:eastAsia="宋体"/>
-                <w:sz w:val="19"/>
-              </w:rPr>
-              <w:t>有技术专利或核心技术论文发表</w:t>
-            </w:r>
-          </w:p>
-        </w:tc>
-        <w:tc>
-          <w:tcPr>
-            <w:tcW w:type="dxa" w:w="4819"/>
-          </w:tcPr>
-          <w:p>
-            <w:r/>
-          </w:p>
-        </w:tc>
-        <w:tc>
-          <w:tcPr>
-            <w:tcW w:type="dxa" w:w="3685"/>
-          </w:tcPr>
-          <w:p>
-            <w:r/>
-          </w:p>
-        </w:tc>
-      </w:tr>
-      <w:tr>
-        <w:tc>
-          <w:tcPr>
-            <w:tcW w:type="dxa" w:w="5953"/>
-            <w:vAlign w:val="top"/>
-          </w:tcPr>
-          <w:p>
-            <w:pPr>
-              <w:jc w:val="left"/>
-            </w:pPr>
-            <w:r/>
-            <w:r>
-              <w:rPr>
-                <w:rFonts w:ascii="宋体" w:hAnsi="宋体" w:eastAsia="宋体"/>
-                <w:sz w:val="19"/>
-              </w:rPr>
-              <w:t>参与过行业技术标准的制定</w:t>
-            </w:r>
-          </w:p>
-        </w:tc>
-        <w:tc>
-          <w:tcPr>
-            <w:tcW w:type="dxa" w:w="4819"/>
-          </w:tcPr>
-          <w:p>
-            <w:r/>
-          </w:p>
-        </w:tc>
-        <w:tc>
-          <w:tcPr>
-            <w:tcW w:type="dxa" w:w="3685"/>
-          </w:tcPr>
-          <w:p>
-            <w:r/>
-          </w:p>
-        </w:tc>
-      </w:tr>
-      <w:tr>
-        <w:tc>
-          <w:tcPr>
-            <w:tcW w:type="dxa" w:w="5953"/>
-            <w:vAlign w:val="top"/>
-            <w:shd w:fill="F2F2F2"/>
-          </w:tcPr>
-          <w:p>
-            <w:pPr>
-              <w:jc w:val="left"/>
-            </w:pPr>
-            <w:r/>
-            <w:r>
-              <w:rPr>
-                <w:rFonts w:ascii="宋体" w:hAnsi="宋体" w:eastAsia="宋体"/>
-                <w:sz w:val="19"/>
-              </w:rPr>
-              <w:t>建立过完善的研发效能度量和持续改进体系</w:t>
-            </w:r>
-          </w:p>
-        </w:tc>
-        <w:tc>
-          <w:tcPr>
-            <w:tcW w:type="dxa" w:w="4819"/>
-          </w:tcPr>
-          <w:p>
-            <w:r/>
-          </w:p>
-        </w:tc>
-        <w:tc>
-          <w:tcPr>
-            <w:tcW w:type="dxa" w:w="3685"/>
-          </w:tcPr>
-          <w:p>
-            <w:r/>
-          </w:p>
-        </w:tc>
-      </w:tr>
-    </w:tbl>
-    <w:p>
-      <w:pPr>
-        <w:spacing w:before="40" w:after="160" w:line="288" w:lineRule="auto"/>
-      </w:pPr>
-      <w:r>
-        <w:rPr>
-          <w:rFonts w:ascii="宋体" w:hAnsi="宋体" w:eastAsia="宋体"/>
-          <w:b w:val="0"/>
-          <w:sz w:val="18"/>
-        </w:rPr>
-        <w:t xml:space="preserve">注：标注 </w:t>
-      </w:r>
-      <w:r>
-        <w:rPr>
-          <w:rFonts w:ascii="宋体" w:hAnsi="宋体" w:eastAsia="宋体"/>
-          <w:b/>
-          <w:color w:val="FF0000"/>
-          <w:sz w:val="20"/>
-        </w:rPr>
-        <w:t>*</w:t>
-      </w:r>
-      <w:r>
-        <w:rPr>
-          <w:rFonts w:ascii="宋体" w:hAnsi="宋体" w:eastAsia="宋体"/>
-          <w:b w:val="0"/>
-          <w:sz w:val="18"/>
-        </w:rPr>
-        <w:t xml:space="preserve"> 的条目为必须达到的硬性条件，未标注的条目为加分项。</w:t>
+        <w:t xml:space="preserve"> 的条目为必须达到的硬性条件，未标注的条目为加分项（非必须，但达到可作为评审加分依据）。</w:t>
       </w:r>
     </w:p>
     <w:p>
@@ -5652,7 +4056,7 @@
           <w:b w:val="0"/>
           <w:sz w:val="24"/>
         </w:rPr>
-        <w:t>7. 各级别故事点产出要求详见第四部分各级别任职资格表中"故事点产出要求"列。</w:t>
+        <w:t>7. 各级别故事点产出要求详见第四部分各级别任职资格表中"故事点产出要求"部分。</w:t>
       </w:r>
     </w:p>
     <w:p>
@@ -5745,7 +4149,7 @@
           <w:b w:val="0"/>
           <w:sz w:val="24"/>
         </w:rPr>
-        <w:t>（2）满足目标级别的任职资格要求（三个维度中的必达标准）；</w:t>
+        <w:t>（2）满足目标级别的任职资格要求中所有必达标准（标注*的条目）；</w:t>
       </w:r>
     </w:p>
     <w:p>
